--- a/downloads/student/ai-6-week-26.docx
+++ b/downloads/student/ai-6-week-26.docx
@@ -777,6 +777,16 @@
     <w:p>
       <w:r>
         <w:t>Missing events may change the account; temporal order alone does not prove causation.</w:t>
+      </w:r>
+    </w:p>
+    <w:p>
+      <w:r>
+        <w:t>Read the labelled picture: Order the three incident records and locate the old evidence version. How does the investigation change if the trace instead retrieves version 6 but drafts room C?</w:t>
+      </w:r>
+    </w:p>
+    <w:p>
+      <w:r>
+        <w:t>Change one thing: Trace instead shows version 6 retrieved and room C drafted. Predict the result before checking the explanation. What remains the same?</w:t>
       </w:r>
     </w:p>
     <w:p>
@@ -1875,6 +1885,187 @@
         <w:t>Attempt the independent case before hints. Record whether you worked alone, used a hint or followed a model. After feedback, fix the first unsupported step and explain why it changed. A later check uses a changed case, not a copied answer.</w:t>
       </w:r>
     </w:p>
+    <w:p>
+      <w:pPr>
+        <w:pStyle w:val="Heading1"/>
+      </w:pPr>
+      <w:r>
+        <w:t>15. Your lesson route</w:t>
+      </w:r>
+    </w:p>
+    <w:p>
+      <w:r>
+        <w:t>Start with this question: An incident timeline. After a schedule update, a service gives an old classroom location.</w:t>
+      </w:r>
+    </w:p>
+    <w:tbl>
+      <w:tblPr>
+        <w:tblStyle w:val="LightShading-Accent1"/>
+        <w:tblW w:type="auto" w:w="0"/>
+        <w:tblLook w:firstColumn="1" w:firstRow="1" w:lastColumn="0" w:lastRow="0" w:noHBand="0" w:noVBand="1" w:val="04A0"/>
+      </w:tblPr>
+      <w:tblGrid>
+        <w:gridCol w:w="5112"/>
+        <w:gridCol w:w="5112"/>
+      </w:tblGrid>
+      <w:tr>
+        <w:trPr>
+          <w:tblHeader/>
+        </w:trPr>
+        <w:tc>
+          <w:tcPr>
+            <w:tcW w:type="dxa" w:w="5112"/>
+          </w:tcPr>
+          <w:p>
+            <w:r>
+              <w:t>By the end, I can</w:t>
+            </w:r>
+          </w:p>
+        </w:tc>
+        <w:tc>
+          <w:tcPr>
+            <w:tcW w:type="dxa" w:w="5112"/>
+          </w:tcPr>
+          <w:p>
+            <w:r>
+              <w:t>How I will show it</w:t>
+            </w:r>
+          </w:p>
+        </w:tc>
+      </w:tr>
+      <w:tr>
+        <w:tc>
+          <w:tcPr>
+            <w:tcW w:type="dxa" w:w="5112"/>
+          </w:tcPr>
+          <w:p>
+            <w:r>
+              <w:t>Explain the mechanism and terminology of incident investigation</w:t>
+            </w:r>
+          </w:p>
+        </w:tc>
+        <w:tc>
+          <w:tcPr>
+            <w:tcW w:type="dxa" w:w="5112"/>
+          </w:tcPr>
+          <w:p>
+            <w:r>
+              <w:t>Explain the deciding step, show a trace or test, and state one limit.</w:t>
+            </w:r>
+          </w:p>
+        </w:tc>
+      </w:tr>
+      <w:tr>
+        <w:tc>
+          <w:tcPr>
+            <w:tcW w:type="dxa" w:w="5112"/>
+          </w:tcPr>
+          <w:p>
+            <w:r>
+              <w:t>Apply the stated procedure to a new case with a traceable result</w:t>
+            </w:r>
+          </w:p>
+        </w:tc>
+        <w:tc>
+          <w:tcPr>
+            <w:tcW w:type="dxa" w:w="5112"/>
+          </w:tcPr>
+          <w:p>
+            <w:r>
+              <w:t>Explain the deciding step, show a trace or test, and state one limit.</w:t>
+            </w:r>
+          </w:p>
+        </w:tc>
+      </w:tr>
+      <w:tr>
+        <w:tc>
+          <w:tcPr>
+            <w:tcW w:type="dxa" w:w="5112"/>
+          </w:tcPr>
+          <w:p>
+            <w:r>
+              <w:t>Identify an assumption or limitation and design a revealing follow-up</w:t>
+            </w:r>
+          </w:p>
+        </w:tc>
+        <w:tc>
+          <w:tcPr>
+            <w:tcW w:type="dxa" w:w="5112"/>
+          </w:tcPr>
+          <w:p>
+            <w:r>
+              <w:t>Explain the deciding step, show a trace or test, and state one limit.</w:t>
+            </w:r>
+          </w:p>
+        </w:tc>
+      </w:tr>
+    </w:tbl>
+    <w:p>
+      <w:r>
+        <w:t>Remember → watch and explain → try with help → investigate → try independently → keep project evidence. Your teacher may spread this lesson across several classes.</w:t>
+      </w:r>
+    </w:p>
+    <w:p>
+      <w:r>
+        <w:t>Keep your first prediction. Compare it with what the evidence shows and explain any change.</w:t>
+      </w:r>
+    </w:p>
+    <w:p>
+      <w:pPr>
+        <w:pStyle w:val="Heading1"/>
+      </w:pPr>
+      <w:r>
+        <w:t>16. Finish and return</w:t>
+      </w:r>
+    </w:p>
+    <w:p>
+      <w:r>
+        <w:t>Close your notes. Explain this goal in your own words: Explain the mechanism and terminology of incident investigation</w:t>
+      </w:r>
+    </w:p>
+    <w:p>
+      <w:pPr>
+        <w:pStyle w:val="Heading3"/>
+      </w:pPr>
+      <w:r>
+        <w:t>My deciding step, evidence and one remaining question</w:t>
+      </w:r>
+    </w:p>
+    <w:p>
+      <w:r>
+        <w:t>________________________________________________________________</w:t>
+      </w:r>
+    </w:p>
+    <w:p>
+      <w:r>
+        <w:t>________________________________________________________________</w:t>
+      </w:r>
+    </w:p>
+    <w:p>
+      <w:r>
+        <w:t>________________________________________________________________</w:t>
+      </w:r>
+    </w:p>
+    <w:p>
+      <w:r>
+        <w:t>________________________________________________________________</w:t>
+      </w:r>
+    </w:p>
+    <w:p>
+      <w:r>
+        <w:t>________________________________________________________________</w:t>
+      </w:r>
+    </w:p>
+    <w:p>
+      <w:r>
+        <w:t>If you are unsure, return to the worked picture and explain one arrow. If you are ready, change an input or assumption and justify your prediction.</w:t>
+      </w:r>
+    </w:p>
+    <w:p>
+      <w:r>
+        <w:t>Save your workbook evidence. At the next review, try a different case before opening your old answer.</w:t>
+      </w:r>
+    </w:p>
     <w:sectPr>
       <w:pgSz w:w="12240" w:h="15840"/>
       <w:pgMar w:top="936" w:right="1008" w:bottom="936" w:left="1008" w:header="720" w:footer="720" w:gutter="0"/>

--- a/downloads/student/ai-6-week-26.docx
+++ b/downloads/student/ai-6-week-26.docx
@@ -2066,6 +2066,202 @@
         <w:t>Save your workbook evidence. At the next review, try a different case before opening your old answer.</w:t>
       </w:r>
     </w:p>
+    <w:p>
+      <w:pPr>
+        <w:pStyle w:val="Heading1"/>
+      </w:pPr>
+      <w:r>
+        <w:t>17. Supported practice, repair and portfolio</w:t>
+      </w:r>
+    </w:p>
+    <w:p>
+      <w:r>
+        <w:t>Use this supported practice once, in the browser or on paper. Keep the reserved independent assessment for a separate first attempt before teacher feedback.</w:t>
+      </w:r>
+    </w:p>
+    <w:p>
+      <w:r>
+        <w:t>An incident timeline. After a schedule update, a service gives an old classroom location.</w:t>
+      </w:r>
+    </w:p>
+    <w:p>
+      <w:pPr>
+        <w:pStyle w:val="Heading3"/>
+      </w:pPr>
+      <w:r>
+        <w:t>Practice 1: explain the deciding evidence</w:t>
+      </w:r>
+    </w:p>
+    <w:p>
+      <w:r>
+        <w:t>Which labelled step matches this detail? Reproduce version selection with controlled fixtures before naming the exact bug.</w:t>
+      </w:r>
+    </w:p>
+    <w:p>
+      <w:r>
+        <w:t>1. Test explanation</w:t>
+      </w:r>
+    </w:p>
+    <w:p>
+      <w:r>
+        <w:t>2. Order events</w:t>
+      </w:r>
+    </w:p>
+    <w:p>
+      <w:r>
+        <w:t>3. Locate stale evidence</w:t>
+      </w:r>
+    </w:p>
+    <w:p>
+      <w:pPr>
+        <w:pStyle w:val="Heading3"/>
+      </w:pPr>
+      <w:r>
+        <w:t>My selected conclusion, deciding fact and explanation</w:t>
+      </w:r>
+    </w:p>
+    <w:p>
+      <w:r>
+        <w:t>________________________________________________________________</w:t>
+      </w:r>
+    </w:p>
+    <w:p>
+      <w:r>
+        <w:t>________________________________________________________________</w:t>
+      </w:r>
+    </w:p>
+    <w:p>
+      <w:r>
+        <w:t>________________________________________________________________</w:t>
+      </w:r>
+    </w:p>
+    <w:p>
+      <w:r>
+        <w:t>________________________________________________________________</w:t>
+      </w:r>
+    </w:p>
+    <w:p>
+      <w:r>
+        <w:t>________________________________________________________________</w:t>
+      </w:r>
+    </w:p>
+    <w:p>
+      <w:r>
+        <w:t>Hint if needed: Read the steps in the pictorial case. Match the supplied detail to the stage that performs or records it.</w:t>
+      </w:r>
+    </w:p>
+    <w:p>
+      <w:r>
+        <w:t>After your attempt, compare with the supported explanation: Test explanation Reproduce version selection with controlled fixtures before naming the exact bug. A timeline separates observed events from a proposed cause. Evidence can locate a mismatch without yet explaining why it happened.</w:t>
+      </w:r>
+    </w:p>
+    <w:p>
+      <w:pPr>
+        <w:pStyle w:val="Heading3"/>
+      </w:pPr>
+      <w:r>
+        <w:t>Practice 2: explain the deciding evidence</w:t>
+      </w:r>
+    </w:p>
+    <w:p>
+      <w:r>
+        <w:t>Changed-case practice: Trace instead shows version 6 retrieved and room C drafted. Which conclusion is supported by the supplied facts?</w:t>
+      </w:r>
+    </w:p>
+    <w:p>
+      <w:r>
+        <w:t>1. This one example guarantees correct results for every future input.</w:t>
+      </w:r>
+    </w:p>
+    <w:p>
+      <w:r>
+        <w:t>2. Investigate drafting or validation before blaming caching.</w:t>
+      </w:r>
+    </w:p>
+    <w:p>
+      <w:r>
+        <w:t>3. We can decide the result without examining the changed input or the procedure.</w:t>
+      </w:r>
+    </w:p>
+    <w:p>
+      <w:pPr>
+        <w:pStyle w:val="Heading3"/>
+      </w:pPr>
+      <w:r>
+        <w:t>My selected conclusion, deciding fact and explanation</w:t>
+      </w:r>
+    </w:p>
+    <w:p>
+      <w:r>
+        <w:t>________________________________________________________________</w:t>
+      </w:r>
+    </w:p>
+    <w:p>
+      <w:r>
+        <w:t>________________________________________________________________</w:t>
+      </w:r>
+    </w:p>
+    <w:p>
+      <w:r>
+        <w:t>________________________________________________________________</w:t>
+      </w:r>
+    </w:p>
+    <w:p>
+      <w:r>
+        <w:t>________________________________________________________________</w:t>
+      </w:r>
+    </w:p>
+    <w:p>
+      <w:r>
+        <w:t>________________________________________________________________</w:t>
+      </w:r>
+    </w:p>
+    <w:p>
+      <w:r>
+        <w:t>Hint if needed: Use the changed condition and the deciding step in the pictorial trace. The answer must say what follows from those facts.</w:t>
+      </w:r>
+    </w:p>
+    <w:p>
+      <w:r>
+        <w:t>After your attempt, compare with the supported explanation: Investigate drafting or validation before blaming caching. The mismatch now appears after retrieval.</w:t>
+      </w:r>
+    </w:p>
+    <w:p>
+      <w:pPr>
+        <w:pStyle w:val="Heading3"/>
+      </w:pPr>
+      <w:r>
+        <w:t>Repair a missing building block</w:t>
+      </w:r>
+    </w:p>
+    <w:p>
+      <w:r>
+        <w:t>Review Monitoring quality drift (ai-6/25). Goal: Explain the mechanism and terminology of monitoring quality drift. Short practice: Compute both clear and ambiguous slice rates for A and B. Which slice weakens, and how should that slice be reported when no ambiguous questions are observed?. Return to this week and explain what you changed.</w:t>
+      </w:r>
+    </w:p>
+    <w:p>
+      <w:r>
+        <w:t>Review Deployment environments (ai-6/23). Goal: Explain the mechanism and terminology of deployment environments. Short practice: Identify the staging data and credential boundary. Why must the rehearsal stop if its credential reaches production even though the process is labelled staging?. Return to this week and explain what you changed.</w:t>
+      </w:r>
+    </w:p>
+    <w:p>
+      <w:r>
+        <w:t>Review Data retention and deletion (ai-6/20). Goal: Explain the mechanism and terminology of data retention and deletion. Short practice: Apply the seven-day boundary to T1 and T2. How many T2 locations need verification, and may deletion be called complete if its backup remains?. Return to this week and explain what you changed.</w:t>
+      </w:r>
+    </w:p>
+    <w:p>
+      <w:pPr>
+        <w:pStyle w:val="Heading3"/>
+      </w:pPr>
+      <w:r>
+        <w:t>Keep your completed work</w:t>
+      </w:r>
+    </w:p>
+    <w:p>
+      <w:r>
+        <w:t>Use Download completed work in the hosted lesson to export your answers, reflections, practice feedback and code-run evidence. Open the HTML copy to read or print it. Drafts stay in this browser when storage is available; clear drafts on a shared device.</w:t>
+      </w:r>
+    </w:p>
     <w:sectPr>
       <w:pgSz w:w="12240" w:h="15840"/>
       <w:pgMar w:top="936" w:right="1008" w:bottom="936" w:left="1008" w:header="720" w:footer="720" w:gutter="0"/>

--- a/downloads/student/ai-6-week-26.docx
+++ b/downloads/student/ai-6-week-26.docx
@@ -42,6 +42,11 @@
       </w:r>
     </w:p>
     <w:p>
+      <w:r>
+        <w:t>Start with the target: Explain the mechanism and terminology of incident investigation. Try the recall before opening notes.</w:t>
+      </w:r>
+    </w:p>
+    <w:p>
       <w:pPr>
         <w:pStyle w:val="Heading3"/>
       </w:pPr>
@@ -50,17 +55,47 @@
       </w:r>
     </w:p>
     <w:p>
-      <w:r>
-        <w:t>I can explain the mechanism and terminology of incident investigation.</w:t>
-      </w:r>
-    </w:p>
-    <w:p>
-      <w:r>
+      <w:pPr>
+        <w:spacing w:line="336" w:lineRule="auto" w:after="180"/>
+      </w:pPr>
+      <w:r>
+        <w:rPr>
+          <w:b w:val="0"/>
+        </w:rPr>
+        <w:t xml:space="preserve">I can explain the </w:t>
+      </w:r>
+      <w:r>
+        <w:rPr>
+          <w:b/>
+        </w:rPr>
+        <w:t>mechanism</w:t>
+      </w:r>
+      <w:r>
+        <w:rPr>
+          <w:b w:val="0"/>
+        </w:rPr>
+        <w:t xml:space="preserve"> and terminology of incident investigation.</w:t>
+      </w:r>
+    </w:p>
+    <w:p>
+      <w:pPr>
+        <w:spacing w:line="336" w:lineRule="auto" w:after="180"/>
+      </w:pPr>
+      <w:r>
+        <w:rPr>
+          <w:b w:val="0"/>
+        </w:rPr>
         <w:t>I can apply the stated procedure to a new case with a traceable result.</w:t>
       </w:r>
     </w:p>
     <w:p>
-      <w:r>
+      <w:pPr>
+        <w:spacing w:line="336" w:lineRule="auto" w:after="180"/>
+      </w:pPr>
+      <w:r>
+        <w:rPr>
+          <w:b w:val="0"/>
+        </w:rPr>
         <w:t>I can identify an assumption or limitation and design a revealing follow-up.</w:t>
       </w:r>
     </w:p>
@@ -73,47 +108,125 @@
       </w:r>
     </w:p>
     <w:p>
-      <w:r>
+      <w:pPr>
+        <w:spacing w:line="336" w:lineRule="auto" w:after="180"/>
+      </w:pPr>
+      <w:r>
+        <w:rPr>
+          <w:b w:val="0"/>
+        </w:rPr>
         <w:t>Close your notes first. A rough first answer helps us choose the right starting point; it is not a score for your ability.</w:t>
       </w:r>
     </w:p>
     <w:p>
-      <w:r>
+      <w:pPr>
+        <w:spacing w:line="336" w:lineRule="auto" w:after="180"/>
+      </w:pPr>
+      <w:r>
+        <w:rPr>
+          <w:b w:val="0"/>
+        </w:rPr>
         <w:t>Without opening the old lesson, explain one key idea from Monitoring quality drift. Give an example and a mistake that the idea helps you avoid.</w:t>
       </w:r>
     </w:p>
     <w:p>
-      <w:r>
+      <w:pPr>
+        <w:spacing w:line="336" w:lineRule="auto" w:after="180"/>
+      </w:pPr>
+      <w:r>
+        <w:rPr>
+          <w:b w:val="0"/>
+        </w:rPr>
         <w:t>Without opening the old lesson, explain one key idea from Deployment environments. Give an example and a mistake that the idea helps you avoid.</w:t>
       </w:r>
     </w:p>
     <w:p>
-      <w:r>
+      <w:pPr>
+        <w:spacing w:line="336" w:lineRule="auto" w:after="180"/>
+      </w:pPr>
+      <w:r>
+        <w:rPr>
+          <w:b w:val="0"/>
+        </w:rPr>
         <w:t>Without opening the old lesson, explain one key idea from Data retention and deletion. Give an example and a mistake that the idea helps you avoid.</w:t>
       </w:r>
     </w:p>
     <w:p>
-      <w:r>
-        <w:t>After trying, check the relevant lesson or ask your teacher. Change the part of your explanation that the evidence shows was wrong.</w:t>
-      </w:r>
-    </w:p>
-    <w:p>
-      <w:r>
+      <w:pPr>
+        <w:spacing w:line="336" w:lineRule="auto" w:after="180"/>
+      </w:pPr>
+      <w:r>
+        <w:rPr>
+          <w:b w:val="0"/>
+        </w:rPr>
+        <w:t xml:space="preserve">After trying, check the relevant lesson or ask your teacher. Change the part of your explanation that the </w:t>
+      </w:r>
+      <w:r>
+        <w:rPr>
+          <w:b/>
+        </w:rPr>
+        <w:t>evidence</w:t>
+      </w:r>
+      <w:r>
+        <w:rPr>
+          <w:b w:val="0"/>
+        </w:rPr>
+        <w:t xml:space="preserve"> shows was wrong.</w:t>
+      </w:r>
+    </w:p>
+    <w:p>
+      <w:pPr>
+        <w:spacing w:line="336" w:lineRule="auto" w:after="180"/>
+      </w:pPr>
+      <w:r>
+        <w:rPr>
+          <w:b w:val="0"/>
+        </w:rPr>
         <w:t>This week you will practise:</w:t>
       </w:r>
     </w:p>
     <w:p>
-      <w:r>
-        <w:t>Explain the mechanism and terminology of incident investigation</w:t>
-      </w:r>
-    </w:p>
-    <w:p>
-      <w:r>
+      <w:pPr>
+        <w:spacing w:line="336" w:lineRule="auto" w:after="180"/>
+      </w:pPr>
+      <w:r>
+        <w:rPr>
+          <w:b w:val="0"/>
+        </w:rPr>
+        <w:t xml:space="preserve">Explain the </w:t>
+      </w:r>
+      <w:r>
+        <w:rPr>
+          <w:b/>
+        </w:rPr>
+        <w:t>mechanism</w:t>
+      </w:r>
+      <w:r>
+        <w:rPr>
+          <w:b w:val="0"/>
+        </w:rPr>
+        <w:t xml:space="preserve"> and terminology of incident investigation</w:t>
+      </w:r>
+    </w:p>
+    <w:p>
+      <w:pPr>
+        <w:spacing w:line="336" w:lineRule="auto" w:after="180"/>
+      </w:pPr>
+      <w:r>
+        <w:rPr>
+          <w:b w:val="0"/>
+        </w:rPr>
         <w:t>Apply the stated procedure to a new case with a traceable result</w:t>
       </w:r>
     </w:p>
     <w:p>
-      <w:r>
+      <w:pPr>
+        <w:spacing w:line="336" w:lineRule="auto" w:after="180"/>
+      </w:pPr>
+      <w:r>
+        <w:rPr>
+          <w:b w:val="0"/>
+        </w:rPr>
         <w:t>Identify an assumption or limitation and design a revealing follow-up</w:t>
       </w:r>
     </w:p>
@@ -126,8 +239,38 @@
       </w:r>
     </w:p>
     <w:p>
-      <w:r>
-        <w:t>Recall Monitoring quality drift. Explain why a recorded result needs its input conditions and evidence source before it can support a claim.</w:t>
+      <w:pPr>
+        <w:spacing w:line="336" w:lineRule="auto" w:after="180"/>
+      </w:pPr>
+      <w:r>
+        <w:rPr>
+          <w:b w:val="0"/>
+        </w:rPr>
+        <w:t xml:space="preserve">Recall Monitoring quality drift. Explain why a recorded result needs its </w:t>
+      </w:r>
+      <w:r>
+        <w:rPr>
+          <w:b/>
+        </w:rPr>
+        <w:t>input</w:t>
+      </w:r>
+      <w:r>
+        <w:rPr>
+          <w:b w:val="0"/>
+        </w:rPr>
+        <w:t xml:space="preserve"> conditions and </w:t>
+      </w:r>
+      <w:r>
+        <w:rPr>
+          <w:b/>
+        </w:rPr>
+        <w:t>evidence</w:t>
+      </w:r>
+      <w:r>
+        <w:rPr>
+          <w:b w:val="0"/>
+        </w:rPr>
+        <w:t xml:space="preserve"> source before it can support a claim.</w:t>
       </w:r>
     </w:p>
     <w:p>
@@ -162,7 +305,13 @@
       </w:r>
     </w:p>
     <w:p>
-      <w:r>
+      <w:pPr>
+        <w:spacing w:line="336" w:lineRule="auto" w:after="180"/>
+      </w:pPr>
+      <w:r>
+        <w:rPr>
+          <w:b w:val="0"/>
+        </w:rPr>
         <w:t>Explain incident investigation using the deciding step in this fictional service.</w:t>
       </w:r>
     </w:p>
@@ -176,12 +325,64 @@
     </w:p>
     <w:p>
       <w:r>
-        <w:t>Incident investigation preserves a timeline and distinguishes observation from hypothesis. Repair before evidence collection can erase clues.</w:t>
-      </w:r>
-    </w:p>
-    <w:p>
-      <w:r>
-        <w:t>Begin by writing the question the procedure is intended to answer. Identify the information already supplied, the information it will produce and the information still missing. These are constructed classroom examples; they do not require live accounts, private records or an external service. Do not treat a plausible explanation as a measured outcome.</w:t>
+        <w:t>Investigate the supplied Incident investigation case. Separate observations, given facts and assumptions before choosing an explanation.</w:t>
+      </w:r>
+    </w:p>
+    <w:p>
+      <w:pPr>
+        <w:spacing w:line="336" w:lineRule="auto" w:after="180"/>
+      </w:pPr>
+      <w:r>
+        <w:rPr>
+          <w:b w:val="0"/>
+        </w:rPr>
+        <w:t xml:space="preserve">Incident investigation preserves a timeline and distinguishes </w:t>
+      </w:r>
+      <w:r>
+        <w:rPr>
+          <w:b/>
+        </w:rPr>
+        <w:t>observation</w:t>
+      </w:r>
+      <w:r>
+        <w:rPr>
+          <w:b w:val="0"/>
+        </w:rPr>
+        <w:t xml:space="preserve"> from hypothesis. Repair before </w:t>
+      </w:r>
+      <w:r>
+        <w:rPr>
+          <w:b/>
+        </w:rPr>
+        <w:t>evidence</w:t>
+      </w:r>
+      <w:r>
+        <w:rPr>
+          <w:b w:val="0"/>
+        </w:rPr>
+        <w:t xml:space="preserve"> collection can erase clues.</w:t>
+      </w:r>
+    </w:p>
+    <w:p>
+      <w:pPr>
+        <w:spacing w:line="336" w:lineRule="auto" w:after="180"/>
+      </w:pPr>
+      <w:r>
+        <w:rPr>
+          <w:b w:val="0"/>
+        </w:rPr>
+        <w:t>Begin by writing the question the procedure is intended to answer. Identify the information already supplied, the information it will produce and the information still missing.</w:t>
+      </w:r>
+    </w:p>
+    <w:p>
+      <w:pPr>
+        <w:spacing w:line="336" w:lineRule="auto" w:after="180"/>
+      </w:pPr>
+      <w:r>
+        <w:rPr>
+          <w:b w:val="0"/>
+        </w:rPr>
+        <w:t>These are constructed classroom examples; they do not require live accounts, private records or an external service. Do not treat a plausible explanation as a measured outcome.</w:t>
       </w:r>
     </w:p>
     <w:p>
@@ -217,7 +418,42 @@
     </w:p>
     <w:p>
       <w:r>
-        <w:t>Record timestamps, versions, requests, authorised actions and outcomes with minimised logs. Separate immediate containment from diagnosis. Compare candidate explanations against evidence.</w:t>
+        <w:t>Follow the mechanism for Incident investigation. Connect each labelled input, deciding step and result.</w:t>
+      </w:r>
+    </w:p>
+    <w:p>
+      <w:pPr>
+        <w:spacing w:line="336" w:lineRule="auto" w:after="180"/>
+      </w:pPr>
+      <w:r>
+        <w:rPr>
+          <w:b w:val="0"/>
+        </w:rPr>
+        <w:t xml:space="preserve">Record timestamps, versions, requests, authorised actions and outcomes with minimised logs. Separate immediate </w:t>
+      </w:r>
+      <w:r>
+        <w:rPr>
+          <w:b/>
+        </w:rPr>
+        <w:t>containment</w:t>
+      </w:r>
+      <w:r>
+        <w:rPr>
+          <w:b w:val="0"/>
+        </w:rPr>
+        <w:t xml:space="preserve"> from diagnosis. Compare candidate explanations against </w:t>
+      </w:r>
+      <w:r>
+        <w:rPr>
+          <w:b/>
+        </w:rPr>
+        <w:t>evidence</w:t>
+      </w:r>
+      <w:r>
+        <w:rPr>
+          <w:b w:val="0"/>
+        </w:rPr>
+        <w:t>.</w:t>
       </w:r>
     </w:p>
     <w:p>
@@ -313,8 +549,49 @@
       </w:r>
     </w:p>
     <w:p>
-      <w:r>
-        <w:t>Before applying the procedure, write its units, denominator or decision boundary where relevant. A partner should be able to repeat each step using the same inputs. If a required input is absent or violates the stated contract, record that condition explicitly instead of quietly replacing it with a convenient value.</w:t>
+      <w:pPr>
+        <w:spacing w:line="336" w:lineRule="auto" w:after="180"/>
+      </w:pPr>
+      <w:r>
+        <w:rPr>
+          <w:b w:val="0"/>
+        </w:rPr>
+        <w:t xml:space="preserve">Before applying the procedure, write its units, denominator or decision boundary where relevant. A partner should be able to repeat each step using the same </w:t>
+      </w:r>
+      <w:r>
+        <w:rPr>
+          <w:b/>
+        </w:rPr>
+        <w:t>input</w:t>
+      </w:r>
+      <w:r>
+        <w:rPr>
+          <w:b w:val="0"/>
+        </w:rPr>
+        <w:t>s.</w:t>
+      </w:r>
+    </w:p>
+    <w:p>
+      <w:pPr>
+        <w:spacing w:line="336" w:lineRule="auto" w:after="180"/>
+      </w:pPr>
+      <w:r>
+        <w:rPr>
+          <w:b w:val="0"/>
+        </w:rPr>
+        <w:t xml:space="preserve">If a required </w:t>
+      </w:r>
+      <w:r>
+        <w:rPr>
+          <w:b/>
+        </w:rPr>
+        <w:t>input</w:t>
+      </w:r>
+      <w:r>
+        <w:rPr>
+          <w:b w:val="0"/>
+        </w:rPr>
+        <w:t xml:space="preserve"> is absent or violates the stated contract, record that condition explicitly instead of quietly replacing it with a convenient value.</w:t>
       </w:r>
     </w:p>
     <w:p>
@@ -326,8 +603,26 @@
       </w:r>
     </w:p>
     <w:p>
-      <w:r>
-        <w:t>Point to the input, the deciding step and the result in this week’s visual. Explain the same step in ordinary words. A picture helps when you can say what each part represents.</w:t>
+      <w:pPr>
+        <w:spacing w:line="336" w:lineRule="auto" w:after="180"/>
+      </w:pPr>
+      <w:r>
+        <w:rPr>
+          <w:b w:val="0"/>
+        </w:rPr>
+        <w:t xml:space="preserve">Point to the </w:t>
+      </w:r>
+      <w:r>
+        <w:rPr>
+          <w:b/>
+        </w:rPr>
+        <w:t>input</w:t>
+      </w:r>
+      <w:r>
+        <w:rPr>
+          <w:b w:val="0"/>
+        </w:rPr>
+        <w:t>, the deciding step and the result in this week’s visual. Explain the same step in ordinary words. A picture helps when you can say what each part represents.</w:t>
       </w:r>
     </w:p>
     <w:p>
@@ -339,6 +634,11 @@
       </w:r>
     </w:p>
     <w:p>
+      <w:r>
+        <w:t>Compare the supplied cases for Incident investigation. Identify the detail that changes the conclusion.</w:t>
+      </w:r>
+    </w:p>
+    <w:p>
       <w:pPr>
         <w:pStyle w:val="Heading3"/>
       </w:pPr>
@@ -347,7 +647,13 @@
       </w:r>
     </w:p>
     <w:p>
-      <w:r>
+      <w:pPr>
+        <w:spacing w:line="336" w:lineRule="auto" w:after="180"/>
+      </w:pPr>
+      <w:r>
+        <w:rPr>
+          <w:b w:val="0"/>
+        </w:rPr>
         <w:t>At09:00 corpus updates; 09:05 stale cache response; 09:06 cache disabled. Team says model weights changed, but weight version is unchanged. Show the intermediate steps and give the conclusion with its scope.</w:t>
       </w:r>
     </w:p>
@@ -393,17 +699,68 @@
       </w:r>
     </w:p>
     <w:p>
-      <w:r>
+      <w:pPr>
+        <w:pStyle w:val="Heading3"/>
+      </w:pPr>
+      <w:r>
+        <w:t>Change one thing</w:t>
+      </w:r>
+    </w:p>
+    <w:p>
+      <w:pPr>
+        <w:spacing w:line="336" w:lineRule="auto" w:after="180"/>
+        <w:shd w:fill="F5F1FB"/>
+      </w:pPr>
+      <w:r>
+        <w:rPr>
+          <w:b w:val="0"/>
+        </w:rPr>
         <w:t>Change: Trace instead shows version 6 retrieved and room C drafted.</w:t>
       </w:r>
     </w:p>
     <w:p>
-      <w:r>
-        <w:t>Prediction: Investigate drafting or validation before blaming caching.</w:t>
-      </w:r>
-    </w:p>
-    <w:p>
-      <w:r>
+      <w:pPr>
+        <w:pStyle w:val="Heading3"/>
+      </w:pPr>
+      <w:r>
+        <w:t>Predicted result</w:t>
+      </w:r>
+    </w:p>
+    <w:p>
+      <w:pPr>
+        <w:spacing w:line="336" w:lineRule="auto" w:after="180"/>
+        <w:shd w:fill="F1F6FC"/>
+      </w:pPr>
+      <w:r>
+        <w:rPr>
+          <w:b/>
+        </w:rPr>
+        <w:t>Prediction</w:t>
+      </w:r>
+      <w:r>
+        <w:rPr>
+          <w:b w:val="0"/>
+        </w:rPr>
+        <w:t>: Investigate drafting or validation before blaming caching.</w:t>
+      </w:r>
+    </w:p>
+    <w:p>
+      <w:pPr>
+        <w:pStyle w:val="Heading3"/>
+      </w:pPr>
+      <w:r>
+        <w:t>Why the result follows</w:t>
+      </w:r>
+    </w:p>
+    <w:p>
+      <w:pPr>
+        <w:spacing w:line="336" w:lineRule="auto" w:after="180"/>
+        <w:shd w:fill="F1F6FC"/>
+      </w:pPr>
+      <w:r>
+        <w:rPr>
+          <w:b w:val="0"/>
+        </w:rPr>
         <w:t>Reason: The mismatch now appears after retrieval.</w:t>
       </w:r>
     </w:p>
@@ -413,6 +770,11 @@
       </w:pPr>
       <w:r>
         <w:t>05. Words that unlock the idea</w:t>
+      </w:r>
+    </w:p>
+    <w:p>
+      <w:r>
+        <w:t>Use the vocabulary of Incident investigation to explain a concrete decision, rather than only memorising definitions.</w:t>
       </w:r>
     </w:p>
     <w:tbl>
@@ -550,29 +912,115 @@
     </w:p>
     <w:p>
       <w:r>
+        <w:t>Follow the worked trace for Incident investigation, predict a step, then compare with its explanation.</w:t>
+      </w:r>
+    </w:p>
+    <w:p>
+      <w:pPr>
+        <w:spacing w:line="336" w:lineRule="auto" w:after="180"/>
+      </w:pPr>
+      <w:r>
+        <w:rPr>
+          <w:b w:val="0"/>
+        </w:rPr>
         <w:t>At09:00 corpus updates; 09:05 stale cache response; 09:06 cache disabled. Team says model weights changed, but weight version is unchanged.</w:t>
       </w:r>
     </w:p>
     <w:p>
-      <w:r>
+      <w:pPr>
+        <w:spacing w:line="336" w:lineRule="auto" w:after="180"/>
+      </w:pPr>
+      <w:r>
+        <w:rPr>
+          <w:b w:val="0"/>
+        </w:rPr>
         <w:t>Weight-change claim is contradicted by the version record. Stale cache is a supported candidate explanation; preserve timeline and test it with controlled reproduction.</w:t>
       </w:r>
     </w:p>
     <w:p>
-      <w:r>
-        <w:t>Compare the intermediate evidence with the final statement. Explain why each number or decision follows from the stated inputs. The conclusion belongs to this scenario and procedure; changing the inputs, evaluation population or authority can change what it establishes. Retain the raw record so a later revision can be compared honestly.</w:t>
-      </w:r>
-    </w:p>
-    <w:p>
       <w:pPr>
         <w:pStyle w:val="Heading3"/>
       </w:pPr>
       <w:r>
+        <w:t>Worked explanation · Incident investigation</w:t>
+      </w:r>
+    </w:p>
+    <w:p>
+      <w:pPr>
+        <w:spacing w:line="336" w:lineRule="auto" w:after="180"/>
+        <w:shd w:fill="F1F6FC"/>
+      </w:pPr>
+      <w:r>
+        <w:rPr>
+          <w:b w:val="0"/>
+        </w:rPr>
+        <w:t xml:space="preserve">Compare the intermediate </w:t>
+      </w:r>
+      <w:r>
+        <w:rPr>
+          <w:b/>
+        </w:rPr>
+        <w:t>evidence</w:t>
+      </w:r>
+      <w:r>
+        <w:rPr>
+          <w:b w:val="0"/>
+        </w:rPr>
+        <w:t xml:space="preserve"> with the final statement. Explain why each number or decision follows from the stated </w:t>
+      </w:r>
+      <w:r>
+        <w:rPr>
+          <w:b/>
+        </w:rPr>
+        <w:t>input</w:t>
+      </w:r>
+      <w:r>
+        <w:rPr>
+          <w:b w:val="0"/>
+        </w:rPr>
+        <w:t>s.</w:t>
+      </w:r>
+    </w:p>
+    <w:p>
+      <w:pPr>
+        <w:spacing w:line="336" w:lineRule="auto" w:after="180"/>
+        <w:shd w:fill="F1F6FC"/>
+      </w:pPr>
+      <w:r>
+        <w:rPr>
+          <w:b w:val="0"/>
+        </w:rPr>
+        <w:t xml:space="preserve">The conclusion belongs to this scenario and procedure; changing the </w:t>
+      </w:r>
+      <w:r>
+        <w:rPr>
+          <w:b/>
+        </w:rPr>
+        <w:t>input</w:t>
+      </w:r>
+      <w:r>
+        <w:rPr>
+          <w:b w:val="0"/>
+        </w:rPr>
+        <w:t>s, evaluation population or authority can change what it establishes. Retain the raw record so a later revision can be compared honestly.</w:t>
+      </w:r>
+    </w:p>
+    <w:p>
+      <w:pPr>
+        <w:pStyle w:val="Heading3"/>
+      </w:pPr>
+      <w:r>
         <w:t>Learn from the worked case</w:t>
       </w:r>
     </w:p>
     <w:p>
-      <w:r>
+      <w:pPr>
+        <w:spacing w:line="336" w:lineRule="auto" w:after="180"/>
+      </w:pPr>
+      <w:r>
+        <w:rPr>
+          <w:b w:val="0"/>
+        </w:rPr>
         <w:t>Cover the result before checking it. Say what is given, choose the procedure, and follow one step at a time. Then uncover the result and explain your first mismatch. Ask why a step is allowed, not only what number it produces.</w:t>
       </w:r>
     </w:p>
@@ -585,8 +1033,26 @@
       </w:r>
     </w:p>
     <w:p>
-      <w:r>
-        <w:t>An incident timeline. After a schedule update, a service gives an old classroom location.</w:t>
+      <w:pPr>
+        <w:spacing w:line="336" w:lineRule="auto" w:after="180"/>
+      </w:pPr>
+      <w:r>
+        <w:rPr>
+          <w:b w:val="0"/>
+        </w:rPr>
+        <w:t xml:space="preserve">An </w:t>
+      </w:r>
+      <w:r>
+        <w:rPr>
+          <w:b/>
+        </w:rPr>
+        <w:t>incident timeline</w:t>
+      </w:r>
+      <w:r>
+        <w:rPr>
+          <w:b w:val="0"/>
+        </w:rPr>
+        <w:t>. After a schedule update, a service gives an old classroom location.</w:t>
       </w:r>
     </w:p>
     <w:p>
@@ -598,7 +1064,22 @@
       </w:r>
     </w:p>
     <w:p>
-      <w:r>
+      <w:pPr>
+        <w:pStyle w:val="Heading3"/>
+      </w:pPr>
+      <w:r>
+        <w:t>Supplied facts</w:t>
+      </w:r>
+    </w:p>
+    <w:p>
+      <w:pPr>
+        <w:spacing w:line="336" w:lineRule="auto" w:after="180"/>
+        <w:shd w:fill="F1F6FC"/>
+      </w:pPr>
+      <w:r>
+        <w:rPr>
+          <w:b w:val="0"/>
+        </w:rPr>
         <w:t>14:00 version 6 publishes room D; 14:05 answer uses version 5 room C; 14:06 user reports mismatch.</w:t>
       </w:r>
     </w:p>
@@ -762,30 +1243,114 @@
       </w:r>
     </w:p>
     <w:p>
-      <w:r>
-        <w:t>A timeline separates observed events from a proposed cause. Evidence can locate a mismatch without yet explaining why it happened.</w:t>
-      </w:r>
-    </w:p>
-    <w:p>
       <w:pPr>
         <w:pStyle w:val="Heading3"/>
       </w:pPr>
       <w:r>
+        <w:t>Why the result follows</w:t>
+      </w:r>
+    </w:p>
+    <w:p>
+      <w:pPr>
+        <w:spacing w:line="336" w:lineRule="auto" w:after="180"/>
+        <w:shd w:fill="F1F6FC"/>
+      </w:pPr>
+      <w:r>
+        <w:rPr>
+          <w:b w:val="0"/>
+        </w:rPr>
+        <w:t xml:space="preserve">A timeline separates observed events from a proposed cause. </w:t>
+      </w:r>
+      <w:r>
+        <w:rPr>
+          <w:b/>
+        </w:rPr>
+        <w:t>Evidence</w:t>
+      </w:r>
+      <w:r>
+        <w:rPr>
+          <w:b w:val="0"/>
+        </w:rPr>
+        <w:t xml:space="preserve"> can locate a mismatch without yet explaining why it happened.</w:t>
+      </w:r>
+    </w:p>
+    <w:p>
+      <w:pPr>
+        <w:pStyle w:val="Heading3"/>
+      </w:pPr>
+      <w:r>
         <w:t>What this example does not establish</w:t>
       </w:r>
     </w:p>
     <w:p>
-      <w:r>
+      <w:pPr>
+        <w:pStyle w:val="Heading3"/>
+      </w:pPr>
+      <w:r>
+        <w:t>Keep the stated limit</w:t>
+      </w:r>
+    </w:p>
+    <w:p>
+      <w:pPr>
+        <w:spacing w:line="336" w:lineRule="auto" w:after="180"/>
+        <w:shd w:fill="FFF5E6"/>
+      </w:pPr>
+      <w:r>
+        <w:rPr>
+          <w:b w:val="0"/>
+        </w:rPr>
         <w:t>Missing events may change the account; temporal order alone does not prove causation.</w:t>
       </w:r>
     </w:p>
     <w:p>
-      <w:r>
-        <w:t>Read the labelled picture: Order the three incident records and locate the old evidence version. How does the investigation change if the trace instead retrieves version 6 but drafts room C?</w:t>
-      </w:r>
-    </w:p>
-    <w:p>
-      <w:r>
+      <w:pPr>
+        <w:pStyle w:val="Heading3"/>
+      </w:pPr>
+      <w:r>
+        <w:t>Keep the stated limit</w:t>
+      </w:r>
+    </w:p>
+    <w:p>
+      <w:pPr>
+        <w:spacing w:line="336" w:lineRule="auto" w:after="180"/>
+        <w:shd w:fill="FFF5E6"/>
+      </w:pPr>
+      <w:r>
+        <w:rPr>
+          <w:b w:val="0"/>
+        </w:rPr>
+        <w:t xml:space="preserve">Read the labelled picture: Order the three incident records and locate the old </w:t>
+      </w:r>
+      <w:r>
+        <w:rPr>
+          <w:b/>
+        </w:rPr>
+        <w:t>evidence</w:t>
+      </w:r>
+      <w:r>
+        <w:rPr>
+          <w:b w:val="0"/>
+        </w:rPr>
+        <w:t xml:space="preserve"> version. How does the investigation change if the trace instead retrieves version 6 but drafts room C?</w:t>
+      </w:r>
+    </w:p>
+    <w:p>
+      <w:pPr>
+        <w:pStyle w:val="Heading3"/>
+      </w:pPr>
+      <w:r>
+        <w:t>Keep the stated limit</w:t>
+      </w:r>
+    </w:p>
+    <w:p>
+      <w:pPr>
+        <w:spacing w:line="336" w:lineRule="auto" w:after="180"/>
+        <w:shd w:fill="FFF5E6"/>
+      </w:pPr>
+      <w:r>
+        <w:rPr>
+          <w:b w:val="0"/>
+        </w:rPr>
         <w:t>Change one thing: Trace instead shows version 6 retrieved and room C drafted. Predict the result before checking the explanation. What remains the same?</w:t>
       </w:r>
     </w:p>
@@ -799,19 +1364,69 @@
     </w:p>
     <w:p>
       <w:r>
+        <w:t>Find the unsupported step in the Incident investigation claim and explain a repair using the supplied evidence.</w:t>
+      </w:r>
+    </w:p>
+    <w:p>
+      <w:pPr>
+        <w:spacing w:line="336" w:lineRule="auto" w:after="180"/>
+      </w:pPr>
+      <w:r>
+        <w:rPr>
+          <w:b w:val="0"/>
+        </w:rPr>
         <w:t>A plausible narrative needs controlled or record-based confirmation and must preserve unknowns.</w:t>
       </w:r>
     </w:p>
     <w:p>
-      <w:r>
-        <w:t>A useful check asks what would make the reasoning fail. Distinguish a failure to execute the declared procedure from a weakness in the procedure itself. The first may require a correction; the second requires an explicitly revised method and new evidence. Preserve unsuccessful cases so an improved result cannot hide the original problem.</w:t>
-      </w:r>
-    </w:p>
-    <w:p>
       <w:pPr>
         <w:pStyle w:val="Heading3"/>
       </w:pPr>
       <w:r>
+        <w:t>Check the claim against the facts</w:t>
+      </w:r>
+    </w:p>
+    <w:p>
+      <w:pPr>
+        <w:spacing w:line="336" w:lineRule="auto" w:after="180"/>
+        <w:shd w:fill="FFF5E6"/>
+      </w:pPr>
+      <w:r>
+        <w:rPr>
+          <w:b w:val="0"/>
+        </w:rPr>
+        <w:t>A useful check asks what would make the reasoning fail. Distinguish a failure to execute the declared procedure from a weakness in the procedure itself.</w:t>
+      </w:r>
+    </w:p>
+    <w:p>
+      <w:pPr>
+        <w:spacing w:line="336" w:lineRule="auto" w:after="180"/>
+        <w:shd w:fill="FFF5E6"/>
+      </w:pPr>
+      <w:r>
+        <w:rPr>
+          <w:b w:val="0"/>
+        </w:rPr>
+        <w:t xml:space="preserve">The first may require a correction; the second requires an explicitly revised method and new </w:t>
+      </w:r>
+      <w:r>
+        <w:rPr>
+          <w:b/>
+        </w:rPr>
+        <w:t>evidence</w:t>
+      </w:r>
+      <w:r>
+        <w:rPr>
+          <w:b w:val="0"/>
+        </w:rPr>
+        <w:t>. Preserve unsuccessful cases so an improved result cannot hide the original problem.</w:t>
+      </w:r>
+    </w:p>
+    <w:p>
+      <w:pPr>
+        <w:pStyle w:val="Heading3"/>
+      </w:pPr>
+      <w:r>
         <w:t>Guided: restate the worked result, then name the assumption or limitation that prevents a broader conclusion.</w:t>
       </w:r>
     </w:p>
@@ -849,8 +1464,25 @@
       </w:r>
     </w:p>
     <w:p>
-      <w:r>
-        <w:t>A report omits this qualification: A plausible narrative needs controlled or record-based confirmation and must preserve unknowns. Explain how omitting it could change a reader's interpretation, and write an accurate replacement.</w:t>
+      <w:pPr>
+        <w:spacing w:line="336" w:lineRule="auto" w:after="180"/>
+      </w:pPr>
+      <w:r>
+        <w:rPr>
+          <w:b w:val="0"/>
+        </w:rPr>
+        <w:t>A report omits this qualification: A plausible narrative needs controlled or record-based confirmation and must preserve unknowns.</w:t>
+      </w:r>
+    </w:p>
+    <w:p>
+      <w:pPr>
+        <w:spacing w:line="336" w:lineRule="auto" w:after="180"/>
+      </w:pPr>
+      <w:r>
+        <w:rPr>
+          <w:b w:val="0"/>
+        </w:rPr>
+        <w:t>Explain how omitting it could change a reader's interpretation, and write an accurate replacement.</w:t>
       </w:r>
     </w:p>
     <w:p>
@@ -901,7 +1533,54 @@
     </w:p>
     <w:p>
       <w:r>
-        <w:t>Explain the weekly mechanism in your own words. Use the worked scenario to name its input, decision rule and output.</w:t>
+        <w:t>Practise Incident investigation with support, then explain the deciding step in your own words.</w:t>
+      </w:r>
+    </w:p>
+    <w:p>
+      <w:pPr>
+        <w:spacing w:line="336" w:lineRule="auto" w:after="180"/>
+      </w:pPr>
+      <w:r>
+        <w:rPr>
+          <w:b w:val="0"/>
+        </w:rPr>
+        <w:t xml:space="preserve">Explain the weekly </w:t>
+      </w:r>
+      <w:r>
+        <w:rPr>
+          <w:b/>
+        </w:rPr>
+        <w:t>mechanism</w:t>
+      </w:r>
+      <w:r>
+        <w:rPr>
+          <w:b w:val="0"/>
+        </w:rPr>
+        <w:t xml:space="preserve"> in your own words. Use the worked scenario to name its </w:t>
+      </w:r>
+      <w:r>
+        <w:rPr>
+          <w:b/>
+        </w:rPr>
+        <w:t>input</w:t>
+      </w:r>
+      <w:r>
+        <w:rPr>
+          <w:b w:val="0"/>
+        </w:rPr>
+        <w:t xml:space="preserve">, decision rule and </w:t>
+      </w:r>
+      <w:r>
+        <w:rPr>
+          <w:b/>
+        </w:rPr>
+        <w:t>output</w:t>
+      </w:r>
+      <w:r>
+        <w:rPr>
+          <w:b w:val="0"/>
+        </w:rPr>
+        <w:t>.</w:t>
       </w:r>
     </w:p>
     <w:p>
@@ -974,8 +1653,26 @@
       </w:r>
     </w:p>
     <w:p>
-      <w:r>
-        <w:t>Use workbook W2 for the connected example “Incident investigation”. First fill the input and rule boxes. Try the middle steps before asking for a hint. After a hint, try the next step yourself.</w:t>
+      <w:pPr>
+        <w:spacing w:line="336" w:lineRule="auto" w:after="180"/>
+      </w:pPr>
+      <w:r>
+        <w:rPr>
+          <w:b w:val="0"/>
+        </w:rPr>
+        <w:t xml:space="preserve">Use workbook W2 for the connected example “Incident investigation”. First fill the </w:t>
+      </w:r>
+      <w:r>
+        <w:rPr>
+          <w:b/>
+        </w:rPr>
+        <w:t>input</w:t>
+      </w:r>
+      <w:r>
+        <w:rPr>
+          <w:b w:val="0"/>
+        </w:rPr>
+        <w:t xml:space="preserve"> and rule boxes. Try the middle steps before asking for a hint. After a hint, try the next step yourself.</w:t>
       </w:r>
     </w:p>
     <w:tbl>
@@ -1058,7 +1755,13 @@
       </w:tr>
     </w:tbl>
     <w:p>
-      <w:r>
+      <w:pPr>
+        <w:spacing w:line="336" w:lineRule="auto" w:after="180"/>
+      </w:pPr>
+      <w:r>
+        <w:rPr>
+          <w:b w:val="0"/>
+        </w:rPr>
         <w:t>Explain your trace to a partner. Your partner points to one step to check. Swap roles on the next case. Each person writes their own explanation.</w:t>
       </w:r>
     </w:p>
@@ -1071,12 +1774,35 @@
       </w:r>
     </w:p>
     <w:p>
-      <w:r>
-        <w:t>Use the worked case for Incident investigation. Proposed explanation: “The worked result establishes every future case”. Decide whether this explanation is supported. Point to the step or supplied fact that decides; explain your repair if needed.</w:t>
-      </w:r>
-    </w:p>
-    <w:p>
-      <w:r>
+      <w:pPr>
+        <w:spacing w:line="336" w:lineRule="auto" w:after="180"/>
+      </w:pPr>
+      <w:r>
+        <w:rPr>
+          <w:b w:val="0"/>
+        </w:rPr>
+        <w:t>Use the worked case for Incident investigation. Proposed explanation: “The worked result establishes every future case”. Decide whether this explanation is supported.</w:t>
+      </w:r>
+    </w:p>
+    <w:p>
+      <w:pPr>
+        <w:spacing w:line="336" w:lineRule="auto" w:after="180"/>
+      </w:pPr>
+      <w:r>
+        <w:rPr>
+          <w:b w:val="0"/>
+        </w:rPr>
+        <w:t>Point to the step or supplied fact that decides; explain your repair if needed.</w:t>
+      </w:r>
+    </w:p>
+    <w:p>
+      <w:pPr>
+        <w:spacing w:line="336" w:lineRule="auto" w:after="180"/>
+      </w:pPr>
+      <w:r>
+        <w:rPr>
+          <w:b w:val="0"/>
+        </w:rPr>
         <w:t>Answer on your own before discussion. If you are unsure, say which step you need help with.</w:t>
       </w:r>
     </w:p>
@@ -1089,8 +1815,27 @@
       </w:r>
     </w:p>
     <w:p>
-      <w:r>
-        <w:t>Order the three incident records and locate the old evidence version. How does the investigation change if the trace instead retrieves version 6 but drafts room C?</w:t>
+      <w:pPr>
+        <w:spacing w:line="336" w:lineRule="auto" w:after="180"/>
+        <w:shd w:fill="F5F1FB"/>
+      </w:pPr>
+      <w:r>
+        <w:rPr>
+          <w:b w:val="0"/>
+        </w:rPr>
+        <w:t xml:space="preserve">Order the three incident records and locate the old </w:t>
+      </w:r>
+      <w:r>
+        <w:rPr>
+          <w:b/>
+        </w:rPr>
+        <w:t>evidence</w:t>
+      </w:r>
+      <w:r>
+        <w:rPr>
+          <w:b w:val="0"/>
+        </w:rPr>
+        <w:t xml:space="preserve"> version. How does the investigation change if the trace instead retrieves version 6 but drafts room C?</w:t>
       </w:r>
     </w:p>
     <w:p>
@@ -1122,7 +1867,13 @@
       </w:r>
     </w:p>
     <w:p>
-      <w:r>
+      <w:pPr>
+        <w:spacing w:line="336" w:lineRule="auto" w:after="180"/>
+      </w:pPr>
+      <w:r>
+        <w:rPr>
+          <w:b w:val="0"/>
+        </w:rPr>
         <w:t>This is supported practice. Keep the separately named independent case for an attempt before feedback.</w:t>
       </w:r>
     </w:p>
@@ -1135,6 +1886,11 @@
       </w:r>
     </w:p>
     <w:p>
+      <w:r>
+        <w:t>Investigate Incident investigation. Record the prediction, actual observation or labelled paper trace, explanation and next test separately.</w:t>
+      </w:r>
+    </w:p>
+    <w:p>
       <w:pPr>
         <w:pStyle w:val="Heading3"/>
       </w:pPr>
@@ -1143,7 +1899,13 @@
       </w:r>
     </w:p>
     <w:p>
-      <w:r>
+      <w:pPr>
+        <w:spacing w:line="336" w:lineRule="auto" w:after="180"/>
+      </w:pPr>
+      <w:r>
+        <w:rPr>
+          <w:b w:val="0"/>
+        </w:rPr>
         <w:t>At09:00 corpus updates; 09:05 stale cache response; 09:06 cache disabled. Team says model weights changed, but weight version is unchanged. Show the intermediate steps and give the conclusion with its scope.</w:t>
       </w:r>
     </w:p>
@@ -1284,7 +2046,13 @@
       </w:tr>
     </w:tbl>
     <w:p>
-      <w:r>
+      <w:pPr>
+        <w:spacing w:line="336" w:lineRule="auto" w:after="180"/>
+      </w:pPr>
+      <w:r>
+        <w:rPr>
+          <w:b w:val="0"/>
+        </w:rPr>
         <w:t>On paper, trace the supplied procedure. If code is provided, predict before running it in a local practice file. Never write an expected answer as though it were an observed run.</w:t>
       </w:r>
     </w:p>
@@ -1297,7 +2065,13 @@
       </w:r>
     </w:p>
     <w:p>
-      <w:r>
+      <w:pPr>
+        <w:spacing w:line="336" w:lineRule="auto" w:after="180"/>
+      </w:pPr>
+      <w:r>
+        <w:rPr>
+          <w:b w:val="0"/>
+        </w:rPr>
         <w:t>Before trying: what do I expect, and why? While trying: which step could first go wrong? Afterwards: what did I actually observe, and what should change? Keep “not run” if you only traced the procedure.</w:t>
       </w:r>
     </w:p>
@@ -1310,6 +2084,11 @@
       </w:r>
     </w:p>
     <w:p>
+      <w:r>
+        <w:t>Move from recall to tracing, diagnosis and transfer in Incident investigation. Explain why each step is justified.</w:t>
+      </w:r>
+    </w:p>
+    <w:p>
       <w:pPr>
         <w:pStyle w:val="Heading3"/>
       </w:pPr>
@@ -1318,18 +2097,94 @@
       </w:r>
     </w:p>
     <w:p>
-      <w:r>
-        <w:t>Explain the weekly mechanism in your own words. Use the worked scenario to name its input, decision rule and output.</w:t>
-      </w:r>
-    </w:p>
-    <w:p>
-      <w:r>
-        <w:t>A report omits this qualification: A plausible narrative needs controlled or record-based confirmation and must preserve unknowns. Explain how omitting it could change a reader's interpretation, and write an accurate replacement.</w:t>
-      </w:r>
-    </w:p>
-    <w:p>
-      <w:r>
-        <w:t>For the worked scenario, propose one additional case that could reveal a failure, describe its expected outcome before running it, and explain what would need to remain fixed for a fair comparison. Do not reuse W4 as a new final test after receiving feedback.</w:t>
+      <w:pPr>
+        <w:spacing w:line="336" w:lineRule="auto" w:after="180"/>
+      </w:pPr>
+      <w:r>
+        <w:rPr>
+          <w:b w:val="0"/>
+        </w:rPr>
+        <w:t xml:space="preserve">Explain the weekly </w:t>
+      </w:r>
+      <w:r>
+        <w:rPr>
+          <w:b/>
+        </w:rPr>
+        <w:t>mechanism</w:t>
+      </w:r>
+      <w:r>
+        <w:rPr>
+          <w:b w:val="0"/>
+        </w:rPr>
+        <w:t xml:space="preserve"> in your own words. Use the worked scenario to name its </w:t>
+      </w:r>
+      <w:r>
+        <w:rPr>
+          <w:b/>
+        </w:rPr>
+        <w:t>input</w:t>
+      </w:r>
+      <w:r>
+        <w:rPr>
+          <w:b w:val="0"/>
+        </w:rPr>
+        <w:t xml:space="preserve">, decision rule and </w:t>
+      </w:r>
+      <w:r>
+        <w:rPr>
+          <w:b/>
+        </w:rPr>
+        <w:t>output</w:t>
+      </w:r>
+      <w:r>
+        <w:rPr>
+          <w:b w:val="0"/>
+        </w:rPr>
+        <w:t>.</w:t>
+      </w:r>
+    </w:p>
+    <w:p>
+      <w:pPr>
+        <w:spacing w:line="336" w:lineRule="auto" w:after="180"/>
+      </w:pPr>
+      <w:r>
+        <w:rPr>
+          <w:b w:val="0"/>
+        </w:rPr>
+        <w:t>A report omits this qualification: A plausible narrative needs controlled or record-based confirmation and must preserve unknowns.</w:t>
+      </w:r>
+    </w:p>
+    <w:p>
+      <w:pPr>
+        <w:spacing w:line="336" w:lineRule="auto" w:after="180"/>
+      </w:pPr>
+      <w:r>
+        <w:rPr>
+          <w:b w:val="0"/>
+        </w:rPr>
+        <w:t>Explain how omitting it could change a reader's interpretation, and write an accurate replacement.</w:t>
+      </w:r>
+    </w:p>
+    <w:p>
+      <w:pPr>
+        <w:spacing w:line="336" w:lineRule="auto" w:after="180"/>
+      </w:pPr>
+      <w:r>
+        <w:rPr>
+          <w:b w:val="0"/>
+        </w:rPr>
+        <w:t>For the worked scenario, propose one additional case that could reveal a failure, describe its expected outcome before running it, and explain what would need to remain fixed for a fair comparison.</w:t>
+      </w:r>
+    </w:p>
+    <w:p>
+      <w:pPr>
+        <w:spacing w:line="336" w:lineRule="auto" w:after="180"/>
+      </w:pPr>
+      <w:r>
+        <w:rPr>
+          <w:b w:val="0"/>
+        </w:rPr>
+        <w:t>Do not reuse W4 as a new final test after receiving feedback.</w:t>
       </w:r>
     </w:p>
     <w:p>
@@ -1375,7 +2230,77 @@
     </w:p>
     <w:p>
       <w:r>
-        <w:t>Add a labelled incident investigation evidence sheet to Grounded Learning Service. Show how you can explain the mechanism and terminology of incident investigation. Use the supplied fictional case and keep its inputs, intermediate steps, calculation or prediction, and limitation. Connect this record to last week’s record; a matching answer without a trace is insufficient.</w:t>
+        <w:t>Apply this week’s idea to Grounded Learning Service. Keep an annotated decision and the evidence supporting it.</w:t>
+      </w:r>
+    </w:p>
+    <w:p>
+      <w:pPr>
+        <w:spacing w:line="336" w:lineRule="auto" w:after="180"/>
+      </w:pPr>
+      <w:r>
+        <w:rPr>
+          <w:b w:val="0"/>
+        </w:rPr>
+        <w:t xml:space="preserve">Add a labelled incident investigation </w:t>
+      </w:r>
+      <w:r>
+        <w:rPr>
+          <w:b/>
+        </w:rPr>
+        <w:t>evidence</w:t>
+      </w:r>
+      <w:r>
+        <w:rPr>
+          <w:b w:val="0"/>
+        </w:rPr>
+        <w:t xml:space="preserve"> sheet to Grounded Learning Service. Show how you can explain the </w:t>
+      </w:r>
+      <w:r>
+        <w:rPr>
+          <w:b/>
+        </w:rPr>
+        <w:t>mechanism</w:t>
+      </w:r>
+      <w:r>
+        <w:rPr>
+          <w:b w:val="0"/>
+        </w:rPr>
+        <w:t xml:space="preserve"> and terminology of incident investigation.</w:t>
+      </w:r>
+    </w:p>
+    <w:p>
+      <w:pPr>
+        <w:spacing w:line="336" w:lineRule="auto" w:after="180"/>
+      </w:pPr>
+      <w:r>
+        <w:rPr>
+          <w:b w:val="0"/>
+        </w:rPr>
+        <w:t xml:space="preserve">Use the supplied fictional case and keep its </w:t>
+      </w:r>
+      <w:r>
+        <w:rPr>
+          <w:b/>
+        </w:rPr>
+        <w:t>input</w:t>
+      </w:r>
+      <w:r>
+        <w:rPr>
+          <w:b w:val="0"/>
+        </w:rPr>
+        <w:t xml:space="preserve">s, intermediate steps, calculation or </w:t>
+      </w:r>
+      <w:r>
+        <w:rPr>
+          <w:b/>
+        </w:rPr>
+        <w:t>prediction</w:t>
+      </w:r>
+      <w:r>
+        <w:rPr>
+          <w:b w:val="0"/>
+        </w:rPr>
+        <w:t>, and limitation. Connect this record to last week’s record; a matching answer without a trace is insufficient.</w:t>
       </w:r>
     </w:p>
     <w:tbl>
@@ -1503,8 +2428,26 @@
       </w:r>
     </w:p>
     <w:p>
-      <w:r>
-        <w:t>For the Grounded Learning Service, retain an annotated trace and the changed-case result. Name the contract or evidence that makes the deciding step valid, so another team can review it.</w:t>
+      <w:pPr>
+        <w:spacing w:line="336" w:lineRule="auto" w:after="180"/>
+      </w:pPr>
+      <w:r>
+        <w:rPr>
+          <w:b w:val="0"/>
+        </w:rPr>
+        <w:t xml:space="preserve">For the Grounded Learning Service, retain an annotated trace and the changed-case result. Name the contract or </w:t>
+      </w:r>
+      <w:r>
+        <w:rPr>
+          <w:b/>
+        </w:rPr>
+        <w:t>evidence</w:t>
+      </w:r>
+      <w:r>
+        <w:rPr>
+          <w:b w:val="0"/>
+        </w:rPr>
+        <w:t xml:space="preserve"> that makes the deciding step valid, so another team can review it.</w:t>
       </w:r>
     </w:p>
     <w:p>
@@ -1517,7 +2460,29 @@
     </w:p>
     <w:p>
       <w:r>
-        <w:t>Complete the supported workbook tasks before attempting W4 independently. Record any hints or help used. After feedback, use the teacher's fresh retry rather than copying the earlier answer. For a project, select a relevant new case, predict the outcome from the declared rule and preserve the result alongside any revision.</w:t>
+        <w:t>Use a genuinely new case for independent evidence. Previously discussed examples remain practice; use the separately named independent case before feedback.</w:t>
+      </w:r>
+    </w:p>
+    <w:p>
+      <w:pPr>
+        <w:spacing w:line="336" w:lineRule="auto" w:after="180"/>
+      </w:pPr>
+      <w:r>
+        <w:rPr>
+          <w:b w:val="0"/>
+        </w:rPr>
+        <w:t>Complete the supported workbook tasks before attempting W4 independently. Record any hints or help used. After feedback, use the teacher's fresh retry rather than copying the earlier answer.</w:t>
+      </w:r>
+    </w:p>
+    <w:p>
+      <w:pPr>
+        <w:spacing w:line="336" w:lineRule="auto" w:after="180"/>
+      </w:pPr>
+      <w:r>
+        <w:rPr>
+          <w:b w:val="0"/>
+        </w:rPr>
+        <w:t>For a project, select a relevant new case, predict the outcome from the declared rule and preserve the result alongside any revision.</w:t>
       </w:r>
     </w:p>
     <w:p>
@@ -1554,8 +2519,25 @@
       </w:r>
     </w:p>
     <w:p>
-      <w:r>
-        <w:t>For the worked scenario, propose one additional case that could reveal a failure, describe its expected outcome before running it, and explain what would need to remain fixed for a fair comparison. Do not reuse W4 as a new final test after receiving feedback.</w:t>
+      <w:pPr>
+        <w:spacing w:line="336" w:lineRule="auto" w:after="180"/>
+      </w:pPr>
+      <w:r>
+        <w:rPr>
+          <w:b w:val="0"/>
+        </w:rPr>
+        <w:t>For the worked scenario, propose one additional case that could reveal a failure, describe its expected outcome before running it, and explain what would need to remain fixed for a fair comparison.</w:t>
+      </w:r>
+    </w:p>
+    <w:p>
+      <w:pPr>
+        <w:spacing w:line="336" w:lineRule="auto" w:after="180"/>
+      </w:pPr>
+      <w:r>
+        <w:rPr>
+          <w:b w:val="0"/>
+        </w:rPr>
+        <w:t>Do not reuse W4 as a new final test after receiving feedback.</w:t>
       </w:r>
     </w:p>
     <w:p>
@@ -1592,6 +2574,11 @@
       </w:pPr>
       <w:r>
         <w:t>13. Study a complete case</w:t>
+      </w:r>
+    </w:p>
+    <w:p>
+      <w:r>
+        <w:t>Revisit the complete Incident investigation case for supported practice. Repeated examples do not become fresh assessments.</w:t>
       </w:r>
     </w:p>
     <w:p>
@@ -1695,8 +2682,26 @@
       </w:r>
     </w:p>
     <w:p>
-      <w:r>
-        <w:t>Follow the input through the stated procedure to its result. Cover the result first, predict it, then explain every intermediate step. The text/table accompanies the figure so the example can be read without colour.</w:t>
+      <w:pPr>
+        <w:spacing w:line="336" w:lineRule="auto" w:after="180"/>
+      </w:pPr>
+      <w:r>
+        <w:rPr>
+          <w:b w:val="0"/>
+        </w:rPr>
+        <w:t xml:space="preserve">Follow the </w:t>
+      </w:r>
+      <w:r>
+        <w:rPr>
+          <w:b/>
+        </w:rPr>
+        <w:t>input</w:t>
+      </w:r>
+      <w:r>
+        <w:rPr>
+          <w:b w:val="0"/>
+        </w:rPr>
+        <w:t xml:space="preserve"> through the stated procedure to its result. Cover the result first, predict it, then explain every intermediate step. The text/table accompanies the figure so the example can be read without colour.</w:t>
       </w:r>
     </w:p>
     <w:p>
@@ -1746,6 +2751,11 @@
       </w:r>
     </w:p>
     <w:p>
+      <w:r>
+        <w:t>Attempt the reserved new case before feedback. Record support; the earlier examples below remain additional practice.</w:t>
+      </w:r>
+    </w:p>
+    <w:p>
       <w:pPr>
         <w:pStyle w:val="Heading3"/>
       </w:pPr>
@@ -1754,7 +2764,13 @@
       </w:r>
     </w:p>
     <w:p>
-      <w:r>
+      <w:pPr>
+        <w:spacing w:line="336" w:lineRule="auto" w:after="180"/>
+      </w:pPr>
+      <w:r>
+        <w:rPr>
+          <w:b w:val="0"/>
+        </w:rPr>
         <w:t>10:00 permissions config changes; 10:03 restricted read; model version unchanged. Name a plausible cause and one test.</w:t>
       </w:r>
     </w:p>
@@ -1802,7 +2818,13 @@
       </w:r>
     </w:p>
     <w:p>
-      <w:r>
+      <w:pPr>
+        <w:spacing w:line="336" w:lineRule="auto" w:after="180"/>
+      </w:pPr>
+      <w:r>
+        <w:rPr>
+          <w:b w:val="0"/>
+        </w:rPr>
         <w:t>Attempt this case before feedback. Record any help. Earlier examples below are further practice; a case already practised with feedback cannot establish fresh transfer.</w:t>
       </w:r>
     </w:p>
@@ -1815,7 +2837,13 @@
       </w:r>
     </w:p>
     <w:p>
-      <w:r>
+      <w:pPr>
+        <w:spacing w:line="336" w:lineRule="auto" w:after="180"/>
+      </w:pPr>
+      <w:r>
+        <w:rPr>
+          <w:b w:val="0"/>
+        </w:rPr>
         <w:t>10:00 permissions config changes; 10:03 restricted read; model version unchanged. Name a plausible cause and one test.</w:t>
       </w:r>
     </w:p>
@@ -1868,7 +2896,13 @@
       </w:r>
     </w:p>
     <w:p>
-      <w:r>
+      <w:pPr>
+        <w:spacing w:line="336" w:lineRule="auto" w:after="180"/>
+      </w:pPr>
+      <w:r>
+        <w:rPr>
+          <w:b w:val="0"/>
+        </w:rPr>
         <w:t>Record support used: none, hint or teacher explanation. After feedback, a different case is needed to demonstrate independence.</w:t>
       </w:r>
     </w:p>
@@ -1881,8 +2915,25 @@
       </w:r>
     </w:p>
     <w:p>
-      <w:r>
-        <w:t>Attempt the independent case before hints. Record whether you worked alone, used a hint or followed a model. After feedback, fix the first unsupported step and explain why it changed. A later check uses a changed case, not a copied answer.</w:t>
+      <w:pPr>
+        <w:spacing w:line="336" w:lineRule="auto" w:after="180"/>
+      </w:pPr>
+      <w:r>
+        <w:rPr>
+          <w:b w:val="0"/>
+        </w:rPr>
+        <w:t>Attempt the independent case before hints. Record whether you worked alone, used a hint or followed a model. After feedback, fix the first unsupported step and explain why it changed.</w:t>
+      </w:r>
+    </w:p>
+    <w:p>
+      <w:pPr>
+        <w:spacing w:line="336" w:lineRule="auto" w:after="180"/>
+      </w:pPr>
+      <w:r>
+        <w:rPr>
+          <w:b w:val="0"/>
+        </w:rPr>
+        <w:t>A later check uses a changed case, not a copied answer.</w:t>
       </w:r>
     </w:p>
     <w:p>
@@ -1895,7 +2946,30 @@
     </w:p>
     <w:p>
       <w:r>
-        <w:t>Start with this question: An incident timeline. After a schedule update, a service gives an old classroom location.</w:t>
+        <w:t>Use this map to navigate Incident investigation, connect the goals to tasks and keep one evidence record for each attempt.</w:t>
+      </w:r>
+    </w:p>
+    <w:p>
+      <w:pPr>
+        <w:spacing w:line="336" w:lineRule="auto" w:after="180"/>
+      </w:pPr>
+      <w:r>
+        <w:rPr>
+          <w:b w:val="0"/>
+        </w:rPr>
+        <w:t xml:space="preserve">Start with this question: An </w:t>
+      </w:r>
+      <w:r>
+        <w:rPr>
+          <w:b/>
+        </w:rPr>
+        <w:t>incident timeline</w:t>
+      </w:r>
+      <w:r>
+        <w:rPr>
+          <w:b w:val="0"/>
+        </w:rPr>
+        <w:t>. After a schedule update, a service gives an old classroom location.</w:t>
       </w:r>
     </w:p>
     <w:tbl>
@@ -2001,13 +3075,61 @@
       </w:tr>
     </w:tbl>
     <w:p>
-      <w:r>
-        <w:t>Remember → watch and explain → try with help → investigate → try independently → keep project evidence. Your teacher may spread this lesson across several classes.</w:t>
-      </w:r>
-    </w:p>
-    <w:p>
-      <w:r>
-        <w:t>Keep your first prediction. Compare it with what the evidence shows and explain any change.</w:t>
+      <w:pPr>
+        <w:spacing w:line="336" w:lineRule="auto" w:after="180"/>
+      </w:pPr>
+      <w:r>
+        <w:rPr>
+          <w:b w:val="0"/>
+        </w:rPr>
+        <w:t xml:space="preserve">Remember → watch and explain → try with help → investigate → try independently → keep project </w:t>
+      </w:r>
+      <w:r>
+        <w:rPr>
+          <w:b/>
+        </w:rPr>
+        <w:t>evidence</w:t>
+      </w:r>
+      <w:r>
+        <w:rPr>
+          <w:b w:val="0"/>
+        </w:rPr>
+        <w:t>. Your teacher may spread this lesson across several classes.</w:t>
+      </w:r>
+    </w:p>
+    <w:p>
+      <w:pPr>
+        <w:spacing w:line="336" w:lineRule="auto" w:after="180"/>
+      </w:pPr>
+      <w:r>
+        <w:rPr>
+          <w:b w:val="0"/>
+        </w:rPr>
+        <w:t xml:space="preserve">Keep your first </w:t>
+      </w:r>
+      <w:r>
+        <w:rPr>
+          <w:b/>
+        </w:rPr>
+        <w:t>prediction</w:t>
+      </w:r>
+      <w:r>
+        <w:rPr>
+          <w:b w:val="0"/>
+        </w:rPr>
+        <w:t xml:space="preserve">. Compare it with what the </w:t>
+      </w:r>
+      <w:r>
+        <w:rPr>
+          <w:b/>
+        </w:rPr>
+        <w:t>evidence</w:t>
+      </w:r>
+      <w:r>
+        <w:rPr>
+          <w:b w:val="0"/>
+        </w:rPr>
+        <w:t xml:space="preserve"> shows and explain any change.</w:t>
       </w:r>
     </w:p>
     <w:p>
@@ -2020,7 +3142,30 @@
     </w:p>
     <w:p>
       <w:r>
-        <w:t>Close your notes. Explain this goal in your own words: Explain the mechanism and terminology of incident investigation</w:t>
+        <w:t>Explain Incident investigation without notes, identify a remaining question and plan a later check with a changed case.</w:t>
+      </w:r>
+    </w:p>
+    <w:p>
+      <w:pPr>
+        <w:spacing w:line="336" w:lineRule="auto" w:after="180"/>
+      </w:pPr>
+      <w:r>
+        <w:rPr>
+          <w:b w:val="0"/>
+        </w:rPr>
+        <w:t xml:space="preserve">Close your notes. Explain this goal in your own words: Explain the </w:t>
+      </w:r>
+      <w:r>
+        <w:rPr>
+          <w:b/>
+        </w:rPr>
+        <w:t>mechanism</w:t>
+      </w:r>
+      <w:r>
+        <w:rPr>
+          <w:b w:val="0"/>
+        </w:rPr>
+        <w:t xml:space="preserve"> and terminology of incident investigation</w:t>
       </w:r>
     </w:p>
     <w:p>
@@ -2057,13 +3202,61 @@
       </w:r>
     </w:p>
     <w:p>
-      <w:r>
-        <w:t>If you are unsure, return to the worked picture and explain one arrow. If you are ready, change an input or assumption and justify your prediction.</w:t>
-      </w:r>
-    </w:p>
-    <w:p>
-      <w:r>
-        <w:t>Save your workbook evidence. At the next review, try a different case before opening your old answer.</w:t>
+      <w:pPr>
+        <w:spacing w:line="336" w:lineRule="auto" w:after="180"/>
+      </w:pPr>
+      <w:r>
+        <w:rPr>
+          <w:b w:val="0"/>
+        </w:rPr>
+        <w:t xml:space="preserve">If you are unsure, return to the worked picture and explain one arrow. If you are ready, change an </w:t>
+      </w:r>
+      <w:r>
+        <w:rPr>
+          <w:b/>
+        </w:rPr>
+        <w:t>input</w:t>
+      </w:r>
+      <w:r>
+        <w:rPr>
+          <w:b w:val="0"/>
+        </w:rPr>
+        <w:t xml:space="preserve"> or assumption and justify your </w:t>
+      </w:r>
+      <w:r>
+        <w:rPr>
+          <w:b/>
+        </w:rPr>
+        <w:t>prediction</w:t>
+      </w:r>
+      <w:r>
+        <w:rPr>
+          <w:b w:val="0"/>
+        </w:rPr>
+        <w:t>.</w:t>
+      </w:r>
+    </w:p>
+    <w:p>
+      <w:pPr>
+        <w:spacing w:line="336" w:lineRule="auto" w:after="180"/>
+      </w:pPr>
+      <w:r>
+        <w:rPr>
+          <w:b w:val="0"/>
+        </w:rPr>
+        <w:t xml:space="preserve">Save your workbook </w:t>
+      </w:r>
+      <w:r>
+        <w:rPr>
+          <w:b/>
+        </w:rPr>
+        <w:t>evidence</w:t>
+      </w:r>
+      <w:r>
+        <w:rPr>
+          <w:b w:val="0"/>
+        </w:rPr>
+        <w:t>. At the next review, try a different case before opening your old answer.</w:t>
       </w:r>
     </w:p>
     <w:p>
@@ -2076,12 +3269,41 @@
     </w:p>
     <w:p>
       <w:r>
+        <w:t>Attempt supported questions before using hints or feedback. Review a missing building block, then keep the completed work.</w:t>
+      </w:r>
+    </w:p>
+    <w:p>
+      <w:pPr>
+        <w:spacing w:line="336" w:lineRule="auto" w:after="180"/>
+      </w:pPr>
+      <w:r>
+        <w:rPr>
+          <w:b w:val="0"/>
+        </w:rPr>
         <w:t>Use this supported practice once, in the browser or on paper. Keep the reserved independent assessment for a separate first attempt before teacher feedback.</w:t>
       </w:r>
     </w:p>
     <w:p>
-      <w:r>
-        <w:t>An incident timeline. After a schedule update, a service gives an old classroom location.</w:t>
+      <w:pPr>
+        <w:spacing w:line="336" w:lineRule="auto" w:after="180"/>
+      </w:pPr>
+      <w:r>
+        <w:rPr>
+          <w:b w:val="0"/>
+        </w:rPr>
+        <w:t xml:space="preserve">An </w:t>
+      </w:r>
+      <w:r>
+        <w:rPr>
+          <w:b/>
+        </w:rPr>
+        <w:t>incident timeline</w:t>
+      </w:r>
+      <w:r>
+        <w:rPr>
+          <w:b w:val="0"/>
+        </w:rPr>
+        <w:t>. After a schedule update, a service gives an old classroom location.</w:t>
       </w:r>
     </w:p>
     <w:p>
@@ -2093,23 +3315,56 @@
       </w:r>
     </w:p>
     <w:p>
-      <w:r>
+      <w:pPr>
+        <w:spacing w:line="336" w:lineRule="auto" w:after="180"/>
+      </w:pPr>
+      <w:r>
+        <w:rPr>
+          <w:b w:val="0"/>
+        </w:rPr>
         <w:t>Which labelled step matches this detail? Reproduce version selection with controlled fixtures before naming the exact bug.</w:t>
       </w:r>
     </w:p>
     <w:p>
-      <w:r>
+      <w:pPr>
+        <w:spacing w:line="336" w:lineRule="auto" w:after="180"/>
+        <w:shd w:fill="F4F9FC"/>
+      </w:pPr>
+      <w:r>
+        <w:rPr>
+          <w:b w:val="0"/>
+        </w:rPr>
         <w:t>1. Test explanation</w:t>
       </w:r>
     </w:p>
     <w:p>
-      <w:r>
+      <w:pPr>
+        <w:spacing w:line="336" w:lineRule="auto" w:after="180"/>
+        <w:shd w:fill="F4F9FC"/>
+      </w:pPr>
+      <w:r>
+        <w:rPr>
+          <w:b w:val="0"/>
+        </w:rPr>
         <w:t>2. Order events</w:t>
       </w:r>
     </w:p>
     <w:p>
-      <w:r>
-        <w:t>3. Locate stale evidence</w:t>
+      <w:pPr>
+        <w:spacing w:line="336" w:lineRule="auto" w:after="180"/>
+        <w:shd w:fill="F4F9FC"/>
+      </w:pPr>
+      <w:r>
+        <w:rPr>
+          <w:b w:val="0"/>
+        </w:rPr>
+        <w:t xml:space="preserve">3. Locate stale </w:t>
+      </w:r>
+      <w:r>
+        <w:rPr>
+          <w:b/>
+        </w:rPr>
+        <w:t>evidence</w:t>
       </w:r>
     </w:p>
     <w:p>
@@ -2146,41 +3401,149 @@
       </w:r>
     </w:p>
     <w:p>
-      <w:r>
+      <w:pPr>
+        <w:pStyle w:val="Heading3"/>
+      </w:pPr>
+      <w:r>
+        <w:t>Hint · try first</w:t>
+      </w:r>
+    </w:p>
+    <w:p>
+      <w:pPr>
+        <w:spacing w:line="336" w:lineRule="auto" w:after="180"/>
+        <w:shd w:fill="F1F6F8"/>
+      </w:pPr>
+      <w:r>
+        <w:rPr>
+          <w:b w:val="0"/>
+        </w:rPr>
         <w:t>Hint if needed: Read the steps in the pictorial case. Match the supplied detail to the stage that performs or records it.</w:t>
       </w:r>
     </w:p>
     <w:p>
-      <w:r>
-        <w:t>After your attempt, compare with the supported explanation: Test explanation Reproduce version selection with controlled fixtures before naming the exact bug. A timeline separates observed events from a proposed cause. Evidence can locate a mismatch without yet explaining why it happened.</w:t>
-      </w:r>
-    </w:p>
-    <w:p>
       <w:pPr>
         <w:pStyle w:val="Heading3"/>
       </w:pPr>
       <w:r>
+        <w:t>Feedback · compare after trying</w:t>
+      </w:r>
+    </w:p>
+    <w:p>
+      <w:pPr>
+        <w:spacing w:line="336" w:lineRule="auto" w:after="180"/>
+        <w:shd w:fill="F1F6FC"/>
+      </w:pPr>
+      <w:r>
+        <w:rPr>
+          <w:b w:val="0"/>
+        </w:rPr>
+        <w:t>After your attempt, compare with the supported explanation: Test explanation Reproduce version selection with controlled fixtures before naming the exact bug. A timeline separates observed events from a proposed cause.</w:t>
+      </w:r>
+    </w:p>
+    <w:p>
+      <w:pPr>
+        <w:spacing w:line="336" w:lineRule="auto" w:after="180"/>
+        <w:shd w:fill="F1F6FC"/>
+      </w:pPr>
+      <w:r>
+        <w:rPr>
+          <w:b/>
+        </w:rPr>
+        <w:t>Evidence</w:t>
+      </w:r>
+      <w:r>
+        <w:rPr>
+          <w:b w:val="0"/>
+        </w:rPr>
+        <w:t xml:space="preserve"> can locate a mismatch without yet explaining why it happened.</w:t>
+      </w:r>
+    </w:p>
+    <w:p>
+      <w:pPr>
+        <w:pStyle w:val="Heading3"/>
+      </w:pPr>
+      <w:r>
         <w:t>Practice 2: explain the deciding evidence</w:t>
       </w:r>
     </w:p>
     <w:p>
-      <w:r>
+      <w:pPr>
+        <w:pStyle w:val="Heading3"/>
+      </w:pPr>
+      <w:r>
+        <w:t>Changed case · predict first</w:t>
+      </w:r>
+    </w:p>
+    <w:p>
+      <w:pPr>
+        <w:spacing w:line="336" w:lineRule="auto" w:after="180"/>
+        <w:shd w:fill="F5F1FB"/>
+      </w:pPr>
+      <w:r>
+        <w:rPr>
+          <w:b w:val="0"/>
+        </w:rPr>
         <w:t>Changed-case practice: Trace instead shows version 6 retrieved and room C drafted. Which conclusion is supported by the supplied facts?</w:t>
       </w:r>
     </w:p>
     <w:p>
-      <w:r>
-        <w:t>1. This one example guarantees correct results for every future input.</w:t>
-      </w:r>
-    </w:p>
-    <w:p>
-      <w:r>
+      <w:pPr>
+        <w:spacing w:line="336" w:lineRule="auto" w:after="180"/>
+        <w:shd w:fill="F4F9FC"/>
+      </w:pPr>
+      <w:r>
+        <w:rPr>
+          <w:b w:val="0"/>
+        </w:rPr>
+        <w:t xml:space="preserve">1. This one example guarantees correct results for every future </w:t>
+      </w:r>
+      <w:r>
+        <w:rPr>
+          <w:b/>
+        </w:rPr>
+        <w:t>input</w:t>
+      </w:r>
+      <w:r>
+        <w:rPr>
+          <w:b w:val="0"/>
+        </w:rPr>
+        <w:t>.</w:t>
+      </w:r>
+    </w:p>
+    <w:p>
+      <w:pPr>
+        <w:spacing w:line="336" w:lineRule="auto" w:after="180"/>
+        <w:shd w:fill="F4F9FC"/>
+      </w:pPr>
+      <w:r>
+        <w:rPr>
+          <w:b w:val="0"/>
+        </w:rPr>
         <w:t>2. Investigate drafting or validation before blaming caching.</w:t>
       </w:r>
     </w:p>
     <w:p>
-      <w:r>
-        <w:t>3. We can decide the result without examining the changed input or the procedure.</w:t>
+      <w:pPr>
+        <w:spacing w:line="336" w:lineRule="auto" w:after="180"/>
+        <w:shd w:fill="F4F9FC"/>
+      </w:pPr>
+      <w:r>
+        <w:rPr>
+          <w:b w:val="0"/>
+        </w:rPr>
+        <w:t xml:space="preserve">3. We can decide the result without examining the changed </w:t>
+      </w:r>
+      <w:r>
+        <w:rPr>
+          <w:b/>
+        </w:rPr>
+        <w:t>input</w:t>
+      </w:r>
+      <w:r>
+        <w:rPr>
+          <w:b w:val="0"/>
+        </w:rPr>
+        <w:t xml:space="preserve"> or the procedure.</w:t>
       </w:r>
     </w:p>
     <w:p>
@@ -2217,12 +3580,42 @@
       </w:r>
     </w:p>
     <w:p>
-      <w:r>
+      <w:pPr>
+        <w:pStyle w:val="Heading3"/>
+      </w:pPr>
+      <w:r>
+        <w:t>Hint · try first</w:t>
+      </w:r>
+    </w:p>
+    <w:p>
+      <w:pPr>
+        <w:spacing w:line="336" w:lineRule="auto" w:after="180"/>
+        <w:shd w:fill="F1F6F8"/>
+      </w:pPr>
+      <w:r>
+        <w:rPr>
+          <w:b w:val="0"/>
+        </w:rPr>
         <w:t>Hint if needed: Use the changed condition and the deciding step in the pictorial trace. The answer must say what follows from those facts.</w:t>
       </w:r>
     </w:p>
     <w:p>
-      <w:r>
+      <w:pPr>
+        <w:pStyle w:val="Heading3"/>
+      </w:pPr>
+      <w:r>
+        <w:t>Feedback · compare after trying</w:t>
+      </w:r>
+    </w:p>
+    <w:p>
+      <w:pPr>
+        <w:spacing w:line="336" w:lineRule="auto" w:after="180"/>
+        <w:shd w:fill="F1F6FC"/>
+      </w:pPr>
+      <w:r>
+        <w:rPr>
+          <w:b w:val="0"/>
+        </w:rPr>
         <w:t>After your attempt, compare with the supported explanation: Investigate drafting or validation before blaming caching. The mismatch now appears after retrieval.</w:t>
       </w:r>
     </w:p>
@@ -2235,18 +3628,117 @@
       </w:r>
     </w:p>
     <w:p>
-      <w:r>
-        <w:t>Review Monitoring quality drift (ai-6/25). Goal: Explain the mechanism and terminology of monitoring quality drift. Short practice: Compute both clear and ambiguous slice rates for A and B. Which slice weakens, and how should that slice be reported when no ambiguous questions are observed?. Return to this week and explain what you changed.</w:t>
-      </w:r>
-    </w:p>
-    <w:p>
-      <w:r>
-        <w:t>Review Deployment environments (ai-6/23). Goal: Explain the mechanism and terminology of deployment environments. Short practice: Identify the staging data and credential boundary. Why must the rehearsal stop if its credential reaches production even though the process is labelled staging?. Return to this week and explain what you changed.</w:t>
-      </w:r>
-    </w:p>
-    <w:p>
-      <w:r>
-        <w:t>Review Data retention and deletion (ai-6/20). Goal: Explain the mechanism and terminology of data retention and deletion. Short practice: Apply the seven-day boundary to T1 and T2. How many T2 locations need verification, and may deletion be called complete if its backup remains?. Return to this week and explain what you changed.</w:t>
+      <w:pPr>
+        <w:spacing w:line="336" w:lineRule="auto" w:after="180"/>
+      </w:pPr>
+      <w:r>
+        <w:rPr>
+          <w:b w:val="0"/>
+        </w:rPr>
+        <w:t xml:space="preserve">Review Monitoring quality drift (ai-6/25). Goal: Explain the </w:t>
+      </w:r>
+      <w:r>
+        <w:rPr>
+          <w:b/>
+        </w:rPr>
+        <w:t>mechanism</w:t>
+      </w:r>
+      <w:r>
+        <w:rPr>
+          <w:b w:val="0"/>
+        </w:rPr>
+        <w:t xml:space="preserve"> and terminology of monitoring quality drift. Short practice: Compute both clear and ambiguous slice rates for A and B.</w:t>
+      </w:r>
+    </w:p>
+    <w:p>
+      <w:pPr>
+        <w:spacing w:line="336" w:lineRule="auto" w:after="180"/>
+      </w:pPr>
+      <w:r>
+        <w:rPr>
+          <w:b w:val="0"/>
+        </w:rPr>
+        <w:t>Which slice weakens, and how should that slice be reported when no ambiguous questions are observed?. Return to this week and explain what you changed.</w:t>
+      </w:r>
+    </w:p>
+    <w:p>
+      <w:pPr>
+        <w:spacing w:line="336" w:lineRule="auto" w:after="180"/>
+      </w:pPr>
+      <w:r>
+        <w:rPr>
+          <w:b w:val="0"/>
+        </w:rPr>
+        <w:t xml:space="preserve">Review Deployment environments (ai-6/23). Goal: Explain the </w:t>
+      </w:r>
+      <w:r>
+        <w:rPr>
+          <w:b/>
+        </w:rPr>
+        <w:t>mechanism</w:t>
+      </w:r>
+      <w:r>
+        <w:rPr>
+          <w:b w:val="0"/>
+        </w:rPr>
+        <w:t xml:space="preserve"> and terminology of deployment environments. Short practice: Identify the staging data and credential boundary.</w:t>
+      </w:r>
+    </w:p>
+    <w:p>
+      <w:pPr>
+        <w:spacing w:line="336" w:lineRule="auto" w:after="180"/>
+      </w:pPr>
+      <w:r>
+        <w:rPr>
+          <w:b w:val="0"/>
+        </w:rPr>
+        <w:t xml:space="preserve">Why must the rehearsal stop if its credential reaches production even though the </w:t>
+      </w:r>
+      <w:r>
+        <w:rPr>
+          <w:b/>
+        </w:rPr>
+        <w:t>process</w:t>
+      </w:r>
+      <w:r>
+        <w:rPr>
+          <w:b w:val="0"/>
+        </w:rPr>
+        <w:t xml:space="preserve"> is labelled staging?. Return to this week and explain what you changed.</w:t>
+      </w:r>
+    </w:p>
+    <w:p>
+      <w:pPr>
+        <w:spacing w:line="336" w:lineRule="auto" w:after="180"/>
+      </w:pPr>
+      <w:r>
+        <w:rPr>
+          <w:b w:val="0"/>
+        </w:rPr>
+        <w:t xml:space="preserve">Review Data retention and deletion (ai-6/20). Goal: Explain the </w:t>
+      </w:r>
+      <w:r>
+        <w:rPr>
+          <w:b/>
+        </w:rPr>
+        <w:t>mechanism</w:t>
+      </w:r>
+      <w:r>
+        <w:rPr>
+          <w:b w:val="0"/>
+        </w:rPr>
+        <w:t xml:space="preserve"> and terminology of data retention and deletion. Short practice: Apply the seven-day boundary to T1 and T2.</w:t>
+      </w:r>
+    </w:p>
+    <w:p>
+      <w:pPr>
+        <w:spacing w:line="336" w:lineRule="auto" w:after="180"/>
+      </w:pPr>
+      <w:r>
+        <w:rPr>
+          <w:b w:val="0"/>
+        </w:rPr>
+        <w:t>How many T2 locations need verification, and may deletion be called complete if its backup remains?. Return to this week and explain what you changed.</w:t>
       </w:r>
     </w:p>
     <w:p>
@@ -2258,8 +3750,639 @@
       </w:r>
     </w:p>
     <w:p>
-      <w:r>
-        <w:t>Use Download completed work in the hosted lesson to export your answers, reflections, practice feedback and code-run evidence. Open the HTML copy to read or print it. Drafts stay in this browser when storage is available; clear drafts on a shared device.</w:t>
+      <w:pPr>
+        <w:spacing w:line="336" w:lineRule="auto" w:after="180"/>
+      </w:pPr>
+      <w:r>
+        <w:rPr>
+          <w:b w:val="0"/>
+        </w:rPr>
+        <w:t xml:space="preserve">Use Download completed work in the hosted lesson to export your answers, reflections, practice feedback and code-run </w:t>
+      </w:r>
+      <w:r>
+        <w:rPr>
+          <w:b/>
+        </w:rPr>
+        <w:t>evidence</w:t>
+      </w:r>
+      <w:r>
+        <w:rPr>
+          <w:b w:val="0"/>
+        </w:rPr>
+        <w:t>. Open the HTML copy to read or print it.</w:t>
+      </w:r>
+    </w:p>
+    <w:p>
+      <w:pPr>
+        <w:spacing w:line="336" w:lineRule="auto" w:after="180"/>
+      </w:pPr>
+      <w:r>
+        <w:rPr>
+          <w:b w:val="0"/>
+        </w:rPr>
+        <w:t>Drafts stay in this browser when storage is available; clear drafts on a shared device.</w:t>
+      </w:r>
+    </w:p>
+    <w:p>
+      <w:pPr>
+        <w:pStyle w:val="Heading1"/>
+      </w:pPr>
+      <w:r>
+        <w:t>18. Visual concept journey</w:t>
+      </w:r>
+    </w:p>
+    <w:p>
+      <w:r>
+        <w:t>Explain each Incident investigation graphic using its labels, deciding evidence and relevant limitation.</w:t>
+      </w:r>
+    </w:p>
+    <w:p>
+      <w:pPr>
+        <w:pStyle w:val="Heading3"/>
+      </w:pPr>
+      <w:r>
+        <w:t>01. Incident investigation: the case</w:t>
+      </w:r>
+    </w:p>
+    <w:p>
+      <w:r>
+        <w:drawing>
+          <wp:inline xmlns:a="http://schemas.openxmlformats.org/drawingml/2006/main" xmlns:pic="http://schemas.openxmlformats.org/drawingml/2006/picture">
+            <wp:extent cx="5486400" cy="2834640"/>
+            <wp:docPr id="2" name="Picture 2" descr="An incident timeline. After a schedule update, a service gives an old classroom location. Supplied facts: 14:00 version 6 publishes room D; 14:05 answer uses version 5 room C; 14:06 user reports mismatch."/>
+            <wp:cNvGraphicFramePr>
+              <a:graphicFrameLocks noChangeAspect="1"/>
+            </wp:cNvGraphicFramePr>
+            <a:graphic>
+              <a:graphicData uri="http://schemas.openxmlformats.org/drawingml/2006/picture">
+                <pic:pic>
+                  <pic:nvPicPr>
+                    <pic:cNvPr id="0" name="academy-story-ai-6-26-01.png"/>
+                    <pic:cNvPicPr/>
+                  </pic:nvPicPr>
+                  <pic:blipFill>
+                    <a:blip r:embed="rId10"/>
+                    <a:stretch>
+                      <a:fillRect/>
+                    </a:stretch>
+                  </pic:blipFill>
+                  <pic:spPr>
+                    <a:xfrm>
+                      <a:off x="0" y="0"/>
+                      <a:ext cx="5486400" cy="2834640"/>
+                    </a:xfrm>
+                    <a:prstGeom prst="rect"/>
+                  </pic:spPr>
+                </pic:pic>
+              </a:graphicData>
+            </a:graphic>
+          </wp:inline>
+        </w:drawing>
+      </w:r>
+    </w:p>
+    <w:p>
+      <w:pPr>
+        <w:spacing w:line="336" w:lineRule="auto" w:after="180"/>
+      </w:pPr>
+      <w:r>
+        <w:rPr>
+          <w:b w:val="0"/>
+        </w:rPr>
+        <w:t xml:space="preserve">An </w:t>
+      </w:r>
+      <w:r>
+        <w:rPr>
+          <w:b/>
+        </w:rPr>
+        <w:t>incident timeline</w:t>
+      </w:r>
+      <w:r>
+        <w:rPr>
+          <w:b w:val="0"/>
+        </w:rPr>
+        <w:t>. After a schedule update, a service gives an old classroom location. Supplied facts: 14:00 version 6 publishes room D; 14:05 answer uses version 5 room C; 14:06 user reports mismatch.</w:t>
+      </w:r>
+    </w:p>
+    <w:p>
+      <w:pPr>
+        <w:spacing w:line="336" w:lineRule="auto" w:after="180"/>
+        <w:shd w:fill="F5F1FB"/>
+      </w:pPr>
+      <w:r>
+        <w:rPr>
+          <w:b w:val="0"/>
+        </w:rPr>
+        <w:t>Point to the given fact that matters most. Explain why it matters.</w:t>
+      </w:r>
+    </w:p>
+    <w:p>
+      <w:pPr>
+        <w:pStyle w:val="Heading3"/>
+      </w:pPr>
+      <w:r>
+        <w:t>02. Follow the deciding steps</w:t>
+      </w:r>
+    </w:p>
+    <w:p>
+      <w:r>
+        <w:drawing>
+          <wp:inline xmlns:a="http://schemas.openxmlformats.org/drawingml/2006/main" xmlns:pic="http://schemas.openxmlformats.org/drawingml/2006/picture">
+            <wp:extent cx="5486400" cy="3337560"/>
+            <wp:docPr id="3" name="Picture 3" descr="Order events: The new source predates the request and report. → Locate stale evidence: The answer trace identifies version 5 rather than current version 6. → Test explanation: Reproduce version selection with controlled fixtures before naming the exact bug."/>
+            <wp:cNvGraphicFramePr>
+              <a:graphicFrameLocks noChangeAspect="1"/>
+            </wp:cNvGraphicFramePr>
+            <a:graphic>
+              <a:graphicData uri="http://schemas.openxmlformats.org/drawingml/2006/picture">
+                <pic:pic>
+                  <pic:nvPicPr>
+                    <pic:cNvPr id="0" name="academy-story-ai-6-26-02.png"/>
+                    <pic:cNvPicPr/>
+                  </pic:nvPicPr>
+                  <pic:blipFill>
+                    <a:blip r:embed="rId11"/>
+                    <a:stretch>
+                      <a:fillRect/>
+                    </a:stretch>
+                  </pic:blipFill>
+                  <pic:spPr>
+                    <a:xfrm>
+                      <a:off x="0" y="0"/>
+                      <a:ext cx="5486400" cy="3337560"/>
+                    </a:xfrm>
+                    <a:prstGeom prst="rect"/>
+                  </pic:spPr>
+                </pic:pic>
+              </a:graphicData>
+            </a:graphic>
+          </wp:inline>
+        </w:drawing>
+      </w:r>
+    </w:p>
+    <w:p>
+      <w:pPr>
+        <w:spacing w:line="336" w:lineRule="auto" w:after="180"/>
+      </w:pPr>
+      <w:r>
+        <w:rPr>
+          <w:b w:val="0"/>
+        </w:rPr>
+        <w:t xml:space="preserve">Order events: The new source predates the request and report. → Locate stale </w:t>
+      </w:r>
+      <w:r>
+        <w:rPr>
+          <w:b/>
+        </w:rPr>
+        <w:t>evidence</w:t>
+      </w:r>
+      <w:r>
+        <w:rPr>
+          <w:b w:val="0"/>
+        </w:rPr>
+        <w:t>: The answer trace identifies version 5 rather than current version 6. → Test explanation: Reproduce version selection with controlled fixtures before naming the exact bug.</w:t>
+      </w:r>
+    </w:p>
+    <w:p>
+      <w:pPr>
+        <w:spacing w:line="336" w:lineRule="auto" w:after="180"/>
+        <w:shd w:fill="F5F1FB"/>
+      </w:pPr>
+      <w:r>
+        <w:rPr>
+          <w:b w:val="0"/>
+        </w:rPr>
+        <w:t xml:space="preserve">Point to each numbered stage and explain which recorded </w:t>
+      </w:r>
+      <w:r>
+        <w:rPr>
+          <w:b/>
+        </w:rPr>
+        <w:t>input</w:t>
+      </w:r>
+      <w:r>
+        <w:rPr>
+          <w:b w:val="0"/>
+        </w:rPr>
+        <w:t xml:space="preserve"> it uses.</w:t>
+      </w:r>
+    </w:p>
+    <w:p>
+      <w:pPr>
+        <w:pStyle w:val="Heading3"/>
+      </w:pPr>
+      <w:r>
+        <w:t>03. Incident investigation — evidence trace</w:t>
+      </w:r>
+    </w:p>
+    <w:p>
+      <w:r>
+        <w:drawing>
+          <wp:inline xmlns:a="http://schemas.openxmlformats.org/drawingml/2006/main" xmlns:pic="http://schemas.openxmlformats.org/drawingml/2006/picture">
+            <wp:extent cx="5486400" cy="2996184"/>
+            <wp:docPr id="4" name="Picture 4" descr="Incident investigation — evidence trace. At09:00 corpus updates; 09:05 stale cache response; 09:06 cache disabled. Team says model weights changed, but weight version is unchanged. | Record timestamps, versions, requests, authorised actions and outcomes with minimised logs. Separate immediate containment from diagnosis. Compare candidate explanations against evidence. | Weight-change claim is contradicted by the version record. Stale cache is a supported candidate explanation; preserve timeline and test it with controlled reproduction."/>
+            <wp:cNvGraphicFramePr>
+              <a:graphicFrameLocks noChangeAspect="1"/>
+            </wp:cNvGraphicFramePr>
+            <a:graphic>
+              <a:graphicData uri="http://schemas.openxmlformats.org/drawingml/2006/picture">
+                <pic:pic>
+                  <pic:nvPicPr>
+                    <pic:cNvPr id="0" name="academy-story-ai-6-26-03.png"/>
+                    <pic:cNvPicPr/>
+                  </pic:nvPicPr>
+                  <pic:blipFill>
+                    <a:blip r:embed="rId12"/>
+                    <a:stretch>
+                      <a:fillRect/>
+                    </a:stretch>
+                  </pic:blipFill>
+                  <pic:spPr>
+                    <a:xfrm>
+                      <a:off x="0" y="0"/>
+                      <a:ext cx="5486400" cy="2996184"/>
+                    </a:xfrm>
+                    <a:prstGeom prst="rect"/>
+                  </pic:spPr>
+                </pic:pic>
+              </a:graphicData>
+            </a:graphic>
+          </wp:inline>
+        </w:drawing>
+      </w:r>
+    </w:p>
+    <w:p>
+      <w:pPr>
+        <w:spacing w:line="336" w:lineRule="auto" w:after="180"/>
+      </w:pPr>
+      <w:r>
+        <w:rPr>
+          <w:b w:val="0"/>
+        </w:rPr>
+        <w:t xml:space="preserve">Incident investigation — </w:t>
+      </w:r>
+      <w:r>
+        <w:rPr>
+          <w:b/>
+        </w:rPr>
+        <w:t>evidence</w:t>
+      </w:r>
+      <w:r>
+        <w:rPr>
+          <w:b w:val="0"/>
+        </w:rPr>
+        <w:t xml:space="preserve"> trace. At09:00 corpus updates; 09:05 stale cache response; 09:06 cache disabled.</w:t>
+      </w:r>
+    </w:p>
+    <w:p>
+      <w:pPr>
+        <w:spacing w:line="336" w:lineRule="auto" w:after="180"/>
+      </w:pPr>
+      <w:r>
+        <w:rPr>
+          <w:b w:val="0"/>
+        </w:rPr>
+        <w:t xml:space="preserve">Team says model weights changed, but weight version is unchanged. | Record timestamps, versions, requests, authorised actions and outcomes with minimised logs. Separate immediate </w:t>
+      </w:r>
+      <w:r>
+        <w:rPr>
+          <w:b/>
+        </w:rPr>
+        <w:t>containment</w:t>
+      </w:r>
+      <w:r>
+        <w:rPr>
+          <w:b w:val="0"/>
+        </w:rPr>
+        <w:t xml:space="preserve"> from diagnosis.</w:t>
+      </w:r>
+    </w:p>
+    <w:p>
+      <w:pPr>
+        <w:spacing w:line="336" w:lineRule="auto" w:after="180"/>
+      </w:pPr>
+      <w:r>
+        <w:rPr>
+          <w:b w:val="0"/>
+        </w:rPr>
+        <w:t xml:space="preserve">Compare candidate explanations against </w:t>
+      </w:r>
+      <w:r>
+        <w:rPr>
+          <w:b/>
+        </w:rPr>
+        <w:t>evidence</w:t>
+      </w:r>
+      <w:r>
+        <w:rPr>
+          <w:b w:val="0"/>
+        </w:rPr>
+        <w:t>. | Weight-change claim is contradicted by the version record. Stale cache is a supported candidate explanation; preserve timeline and test it with controlled reproduction.</w:t>
+      </w:r>
+    </w:p>
+    <w:p>
+      <w:pPr>
+        <w:spacing w:line="336" w:lineRule="auto" w:after="180"/>
+        <w:shd w:fill="F5F1FB"/>
+      </w:pPr>
+      <w:r>
+        <w:rPr>
+          <w:b w:val="0"/>
+        </w:rPr>
+        <w:t>Read the labels and values. Explain the relationship the model shows.</w:t>
+      </w:r>
+    </w:p>
+    <w:p>
+      <w:pPr>
+        <w:pStyle w:val="Heading3"/>
+      </w:pPr>
+      <w:r>
+        <w:t>04. Change one thing. Trace what follows.</w:t>
+      </w:r>
+    </w:p>
+    <w:p>
+      <w:r>
+        <w:drawing>
+          <wp:inline xmlns:a="http://schemas.openxmlformats.org/drawingml/2006/main" xmlns:pic="http://schemas.openxmlformats.org/drawingml/2006/picture">
+            <wp:extent cx="5486400" cy="3026664"/>
+            <wp:docPr id="5" name="Picture 5" descr="Original case: Reproduce version selection with controlled fixtures before naming the exact bug. Changed condition: Trace instead shows version 6 retrieved and room C drafted. Expected result: Investigate drafting or validation before blaming caching. Reason: The mismatch now appears after retrieval."/>
+            <wp:cNvGraphicFramePr>
+              <a:graphicFrameLocks noChangeAspect="1"/>
+            </wp:cNvGraphicFramePr>
+            <a:graphic>
+              <a:graphicData uri="http://schemas.openxmlformats.org/drawingml/2006/picture">
+                <pic:pic>
+                  <pic:nvPicPr>
+                    <pic:cNvPr id="0" name="academy-story-ai-6-26-04.png"/>
+                    <pic:cNvPicPr/>
+                  </pic:nvPicPr>
+                  <pic:blipFill>
+                    <a:blip r:embed="rId13"/>
+                    <a:stretch>
+                      <a:fillRect/>
+                    </a:stretch>
+                  </pic:blipFill>
+                  <pic:spPr>
+                    <a:xfrm>
+                      <a:off x="0" y="0"/>
+                      <a:ext cx="5486400" cy="3026664"/>
+                    </a:xfrm>
+                    <a:prstGeom prst="rect"/>
+                  </pic:spPr>
+                </pic:pic>
+              </a:graphicData>
+            </a:graphic>
+          </wp:inline>
+        </w:drawing>
+      </w:r>
+    </w:p>
+    <w:p>
+      <w:pPr>
+        <w:spacing w:line="336" w:lineRule="auto" w:after="180"/>
+      </w:pPr>
+      <w:r>
+        <w:rPr>
+          <w:b w:val="0"/>
+        </w:rPr>
+        <w:t>Original case: Reproduce version selection with controlled fixtures before naming the exact bug. Changed condition: Trace instead shows version 6 retrieved and room C drafted.</w:t>
+      </w:r>
+    </w:p>
+    <w:p>
+      <w:pPr>
+        <w:spacing w:line="336" w:lineRule="auto" w:after="180"/>
+      </w:pPr>
+      <w:r>
+        <w:rPr>
+          <w:b w:val="0"/>
+        </w:rPr>
+        <w:t>Expected result: Investigate drafting or validation before blaming caching. Reason: The mismatch now appears after retrieval.</w:t>
+      </w:r>
+    </w:p>
+    <w:p>
+      <w:pPr>
+        <w:spacing w:line="336" w:lineRule="auto" w:after="180"/>
+        <w:shd w:fill="F5F1FB"/>
+      </w:pPr>
+      <w:r>
+        <w:rPr>
+          <w:b w:val="0"/>
+        </w:rPr>
+        <w:t>Predict before checking the worked changed-case result. Name what changed and what the supplied facts allow you to conclude.</w:t>
+      </w:r>
+    </w:p>
+    <w:p>
+      <w:pPr>
+        <w:pStyle w:val="Heading3"/>
+      </w:pPr>
+      <w:r>
+        <w:t>05. Connect the explanation to its limit</w:t>
+      </w:r>
+    </w:p>
+    <w:p>
+      <w:r>
+        <w:drawing>
+          <wp:inline xmlns:a="http://schemas.openxmlformats.org/drawingml/2006/main" xmlns:pic="http://schemas.openxmlformats.org/drawingml/2006/picture">
+            <wp:extent cx="5486400" cy="2834640"/>
+            <wp:docPr id="6" name="Picture 6" descr="A timeline separates observed events from a proposed cause. Evidence can locate a mismatch without yet explaining why it happened. Limit: Missing events may change the account; temporal order alone does not prove causation."/>
+            <wp:cNvGraphicFramePr>
+              <a:graphicFrameLocks noChangeAspect="1"/>
+            </wp:cNvGraphicFramePr>
+            <a:graphic>
+              <a:graphicData uri="http://schemas.openxmlformats.org/drawingml/2006/picture">
+                <pic:pic>
+                  <pic:nvPicPr>
+                    <pic:cNvPr id="0" name="academy-story-ai-6-26-05.png"/>
+                    <pic:cNvPicPr/>
+                  </pic:nvPicPr>
+                  <pic:blipFill>
+                    <a:blip r:embed="rId14"/>
+                    <a:stretch>
+                      <a:fillRect/>
+                    </a:stretch>
+                  </pic:blipFill>
+                  <pic:spPr>
+                    <a:xfrm>
+                      <a:off x="0" y="0"/>
+                      <a:ext cx="5486400" cy="2834640"/>
+                    </a:xfrm>
+                    <a:prstGeom prst="rect"/>
+                  </pic:spPr>
+                </pic:pic>
+              </a:graphicData>
+            </a:graphic>
+          </wp:inline>
+        </w:drawing>
+      </w:r>
+    </w:p>
+    <w:p>
+      <w:pPr>
+        <w:spacing w:line="336" w:lineRule="auto" w:after="180"/>
+      </w:pPr>
+      <w:r>
+        <w:rPr>
+          <w:b w:val="0"/>
+        </w:rPr>
+        <w:t xml:space="preserve">A timeline separates observed events from a proposed cause. </w:t>
+      </w:r>
+      <w:r>
+        <w:rPr>
+          <w:b/>
+        </w:rPr>
+        <w:t>Evidence</w:t>
+      </w:r>
+      <w:r>
+        <w:rPr>
+          <w:b w:val="0"/>
+        </w:rPr>
+        <w:t xml:space="preserve"> can locate a mismatch without yet explaining why it happened. Limit: Missing events may change the account; temporal order alone does not prove causation.</w:t>
+      </w:r>
+    </w:p>
+    <w:p>
+      <w:pPr>
+        <w:spacing w:line="336" w:lineRule="auto" w:after="180"/>
+        <w:shd w:fill="F5F1FB"/>
+      </w:pPr>
+      <w:r>
+        <w:rPr>
+          <w:b w:val="0"/>
+        </w:rPr>
+        <w:t>Explain the case, then point to a limit on the claim.</w:t>
+      </w:r>
+    </w:p>
+    <w:p>
+      <w:pPr>
+        <w:pStyle w:val="Heading3"/>
+      </w:pPr>
+      <w:r>
+        <w:t>06. Make the idea visible in your project</w:t>
+      </w:r>
+    </w:p>
+    <w:p>
+      <w:r>
+        <w:drawing>
+          <wp:inline xmlns:a="http://schemas.openxmlformats.org/drawingml/2006/main" xmlns:pic="http://schemas.openxmlformats.org/drawingml/2006/picture">
+            <wp:extent cx="5486400" cy="3529584"/>
+            <wp:docPr id="7" name="Picture 7" descr="For the Grounded Learning Service, retain an annotated trace and the changed-case result. Name the contract or evidence that makes the deciding step valid, so another team can review it. Draw your input, deciding step, result and limit. Supported question: Order the three incident records and locate the old evidence version. How does the investigation change if the trace instead retrieves version 6 but drafts room C?"/>
+            <wp:cNvGraphicFramePr>
+              <a:graphicFrameLocks noChangeAspect="1"/>
+            </wp:cNvGraphicFramePr>
+            <a:graphic>
+              <a:graphicData uri="http://schemas.openxmlformats.org/drawingml/2006/picture">
+                <pic:pic>
+                  <pic:nvPicPr>
+                    <pic:cNvPr id="0" name="academy-story-ai-6-26-06.png"/>
+                    <pic:cNvPicPr/>
+                  </pic:nvPicPr>
+                  <pic:blipFill>
+                    <a:blip r:embed="rId15"/>
+                    <a:stretch>
+                      <a:fillRect/>
+                    </a:stretch>
+                  </pic:blipFill>
+                  <pic:spPr>
+                    <a:xfrm>
+                      <a:off x="0" y="0"/>
+                      <a:ext cx="5486400" cy="3529584"/>
+                    </a:xfrm>
+                    <a:prstGeom prst="rect"/>
+                  </pic:spPr>
+                </pic:pic>
+              </a:graphicData>
+            </a:graphic>
+          </wp:inline>
+        </w:drawing>
+      </w:r>
+    </w:p>
+    <w:p>
+      <w:pPr>
+        <w:spacing w:line="336" w:lineRule="auto" w:after="180"/>
+      </w:pPr>
+      <w:r>
+        <w:rPr>
+          <w:b w:val="0"/>
+        </w:rPr>
+        <w:t xml:space="preserve">For the Grounded Learning Service, retain an annotated trace and the changed-case result. Name the contract or </w:t>
+      </w:r>
+      <w:r>
+        <w:rPr>
+          <w:b/>
+        </w:rPr>
+        <w:t>evidence</w:t>
+      </w:r>
+      <w:r>
+        <w:rPr>
+          <w:b w:val="0"/>
+        </w:rPr>
+        <w:t xml:space="preserve"> that makes the deciding step valid, so another team can review it.</w:t>
+      </w:r>
+    </w:p>
+    <w:p>
+      <w:pPr>
+        <w:spacing w:line="336" w:lineRule="auto" w:after="180"/>
+      </w:pPr>
+      <w:r>
+        <w:rPr>
+          <w:b w:val="0"/>
+        </w:rPr>
+        <w:t xml:space="preserve">Draw your </w:t>
+      </w:r>
+      <w:r>
+        <w:rPr>
+          <w:b/>
+        </w:rPr>
+        <w:t>input</w:t>
+      </w:r>
+      <w:r>
+        <w:rPr>
+          <w:b w:val="0"/>
+        </w:rPr>
+        <w:t xml:space="preserve">, deciding step, result and limit. Supported question: Order the three incident records and locate the old </w:t>
+      </w:r>
+      <w:r>
+        <w:rPr>
+          <w:b/>
+        </w:rPr>
+        <w:t>evidence</w:t>
+      </w:r>
+      <w:r>
+        <w:rPr>
+          <w:b w:val="0"/>
+        </w:rPr>
+        <w:t xml:space="preserve"> version.</w:t>
+      </w:r>
+    </w:p>
+    <w:p>
+      <w:pPr>
+        <w:spacing w:line="336" w:lineRule="auto" w:after="180"/>
+      </w:pPr>
+      <w:r>
+        <w:rPr>
+          <w:b w:val="0"/>
+        </w:rPr>
+        <w:t>How does the investigation change if the trace instead retrieves version 6 but drafts room C?</w:t>
+      </w:r>
+    </w:p>
+    <w:p>
+      <w:pPr>
+        <w:spacing w:line="336" w:lineRule="auto" w:after="180"/>
+        <w:shd w:fill="F5F1FB"/>
+      </w:pPr>
+      <w:r>
+        <w:rPr>
+          <w:b w:val="0"/>
+        </w:rPr>
+        <w:t xml:space="preserve">Draw your project trace and justify the deciding step using </w:t>
+      </w:r>
+      <w:r>
+        <w:rPr>
+          <w:b/>
+        </w:rPr>
+        <w:t>evidence</w:t>
+      </w:r>
+      <w:r>
+        <w:rPr>
+          <w:b w:val="0"/>
+        </w:rPr>
+        <w:t>.</w:t>
       </w:r>
     </w:p>
     <w:sectPr>

--- a/downloads/student/ai-6-week-26.docx
+++ b/downloads/student/ai-6-week-26.docx
@@ -25,12 +25,17 @@
         <w:pStyle w:val="Heading1"/>
       </w:pPr>
       <w:r>
-        <w:t>Before you start</w:t>
-      </w:r>
-    </w:p>
-    <w:p>
-      <w:r>
-        <w:t>Recall Monitoring quality drift. Explain why a recorded result needs its input conditions and evidence source before it can support a claim.</w:t>
+        <w:t>Record what happened. Separate what you infer. Test what could explain it.</w:t>
+      </w:r>
+    </w:p>
+    <w:p>
+      <w:r>
+        <w:t>Use minimized timelines and controlled fictional tests without inventing a root cause.</w:t>
+      </w:r>
+    </w:p>
+    <w:p>
+      <w:r>
+        <w:t>Evidence contract → morning timeline → afternoon trace picture → hypothesis probes → candidate fixture → independent permission incident.</w:t>
       </w:r>
     </w:p>
     <w:p>
@@ -38,20 +43,20 @@
         <w:pStyle w:val="Heading1"/>
       </w:pPr>
       <w:r>
-        <w:t>01. Your mission</w:t>
-      </w:r>
-    </w:p>
-    <w:p>
-      <w:r>
-        <w:t>Start with the target: Explain the mechanism and terminology of incident investigation. Try the recall before opening notes.</w:t>
-      </w:r>
-    </w:p>
-    <w:p>
-      <w:pPr>
-        <w:pStyle w:val="Heading3"/>
-      </w:pPr>
-      <w:r>
-        <w:t>Your learning target</w:t>
+        <w:t>01. Build an evidence timeline before naming the exact cause</w:t>
+      </w:r>
+    </w:p>
+    <w:p>
+      <w:r>
+        <w:t>Separate observations, candidate explanations, containment and controlled tests.</w:t>
+      </w:r>
+    </w:p>
+    <w:p>
+      <w:pPr>
+        <w:pStyle w:val="Heading2"/>
+      </w:pPr>
+      <w:r>
+        <w:t>Learning goals</w:t>
       </w:r>
     </w:p>
     <w:p>
@@ -101,10 +106,10 @@
     </w:p>
     <w:p>
       <w:pPr>
-        <w:pStyle w:val="Heading3"/>
-      </w:pPr>
-      <w:r>
-        <w:t>Remember before reading</w:t>
+        <w:pStyle w:val="Heading2"/>
+      </w:pPr>
+      <w:r>
+        <w:t>Retrieve monitoring, versions and cache boundaries</w:t>
       </w:r>
     </w:p>
     <w:p>
@@ -176,6 +181,88 @@
     </w:p>
     <w:p>
       <w:pPr>
+        <w:pStyle w:val="Heading2"/>
+      </w:pPr>
+      <w:r>
+        <w:t>Prerequisite and starting response</w:t>
+      </w:r>
+    </w:p>
+    <w:p>
+      <w:pPr>
+        <w:pStyle w:val="ListBullet"/>
+      </w:pPr>
+      <w:r>
+        <w:t>Recall Monitoring quality drift. Explain why a recorded result needs its input conditions and evidence source before it can support a claim.</w:t>
+      </w:r>
+    </w:p>
+    <w:p>
+      <w:pPr>
+        <w:pStyle w:val="Heading3"/>
+      </w:pPr>
+      <w:r>
+        <w:t>My starting explanation</w:t>
+      </w:r>
+    </w:p>
+    <w:p>
+      <w:r>
+        <w:t>________________________________________________________________</w:t>
+      </w:r>
+    </w:p>
+    <w:p>
+      <w:r>
+        <w:t>________________________________________________________________</w:t>
+      </w:r>
+    </w:p>
+    <w:p>
+      <w:r>
+        <w:t>________________________________________________________________</w:t>
+      </w:r>
+    </w:p>
+    <w:p>
+      <w:pPr>
+        <w:pStyle w:val="Heading2"/>
+      </w:pPr>
+      <w:r>
+        <w:t>End goal</w:t>
+      </w:r>
+    </w:p>
+    <w:p>
+      <w:pPr>
+        <w:spacing w:line="336" w:lineRule="auto" w:after="180"/>
+      </w:pPr>
+      <w:r>
+        <w:rPr>
+          <w:b w:val="0"/>
+        </w:rPr>
+        <w:t>Explain incident investigation using the deciding step in this fictional service.</w:t>
+      </w:r>
+    </w:p>
+    <w:p>
+      <w:pPr>
+        <w:pStyle w:val="Heading2"/>
+      </w:pPr>
+      <w:r>
+        <w:t>Earlier wording, alternatives and picture transcripts · reference / check after trying</w:t>
+      </w:r>
+    </w:p>
+    <w:p>
+      <w:pPr>
+        <w:pStyle w:val="Heading3"/>
+      </w:pPr>
+      <w:r>
+        <w:t>Your learning target</w:t>
+      </w:r>
+    </w:p>
+    <w:p>
+      <w:pPr>
+        <w:pStyle w:val="Heading3"/>
+      </w:pPr>
+      <w:r>
+        <w:t>Remember before reading</w:t>
+      </w:r>
+    </w:p>
+    <w:p>
+      <w:pPr>
         <w:spacing w:line="336" w:lineRule="auto" w:after="180"/>
       </w:pPr>
       <w:r>
@@ -240,13 +327,667 @@
     </w:p>
     <w:p>
       <w:pPr>
+        <w:pStyle w:val="Heading3"/>
+      </w:pPr>
+      <w:r>
+        <w:t>This week’s end goal</w:t>
+      </w:r>
+    </w:p>
+    <w:p>
+      <w:pPr>
+        <w:pStyle w:val="Heading1"/>
+      </w:pPr>
+      <w:r>
+        <w:t>02. Use observations to constrain hypotheses</w:t>
+      </w:r>
+    </w:p>
+    <w:p>
+      <w:r>
+        <w:t>Preserve permitted evidence while separating containment from diagnosis.</w:t>
+      </w:r>
+    </w:p>
+    <w:p>
+      <w:pPr>
+        <w:pStyle w:val="Heading2"/>
+      </w:pPr>
+      <w:r>
+        <w:t>Begin with the changed school noticeboard</w:t>
+      </w:r>
+    </w:p>
+    <w:p>
+      <w:pPr>
         <w:spacing w:line="336" w:lineRule="auto" w:after="180"/>
       </w:pPr>
       <w:r>
         <w:rPr>
           <w:b w:val="0"/>
         </w:rPr>
-        <w:t xml:space="preserve">Recall Monitoring quality drift. Explain why a recorded result needs its </w:t>
+        <w:t>Imagine the school noticeboard changes the classroom, but a helper still gives the old room. First write what was observed and when. “The model changed” is a hypothesis, not an observation. Compare version records and the evidence actually used.</w:t>
+      </w:r>
+    </w:p>
+    <w:p>
+      <w:pPr>
+        <w:spacing w:line="336" w:lineRule="auto" w:after="180"/>
+      </w:pPr>
+      <w:r>
+        <w:rPr>
+          <w:b w:val="0"/>
+        </w:rPr>
+        <w:t>Prompt containment can proceed while an authorized person captures minimized version and event metadata; do not delay necessary containment just to collect a perfect record, or copy private payloads into an investigation notebook.</w:t>
+      </w:r>
+    </w:p>
+    <w:p>
+      <w:pPr>
+        <w:pStyle w:val="Heading2"/>
+      </w:pPr>
+      <w:r>
+        <w:t>Define an incident timeline</w:t>
+      </w:r>
+    </w:p>
+    <w:p>
+      <w:pPr>
+        <w:spacing w:line="336" w:lineRule="auto" w:after="180"/>
+      </w:pPr>
+      <w:r>
+        <w:rPr>
+          <w:b w:val="0"/>
+        </w:rPr>
+        <w:t xml:space="preserve">Incident investigation preserves a timeline and distinguishes </w:t>
+      </w:r>
+      <w:r>
+        <w:rPr>
+          <w:b/>
+        </w:rPr>
+        <w:t>observation</w:t>
+      </w:r>
+      <w:r>
+        <w:rPr>
+          <w:b w:val="0"/>
+        </w:rPr>
+        <w:t xml:space="preserve"> from hypothesis. Repair before </w:t>
+      </w:r>
+      <w:r>
+        <w:rPr>
+          <w:b/>
+        </w:rPr>
+        <w:t>evidence</w:t>
+      </w:r>
+      <w:r>
+        <w:rPr>
+          <w:b w:val="0"/>
+        </w:rPr>
+        <w:t xml:space="preserve"> collection can erase clues.</w:t>
+      </w:r>
+    </w:p>
+    <w:p>
+      <w:pPr>
+        <w:pStyle w:val="Heading2"/>
+      </w:pPr>
+      <w:r>
+        <w:t>Complete fictional evidence and test contract</w:t>
+      </w:r>
+    </w:p>
+    <w:tbl>
+      <w:tblPr>
+        <w:tblStyle w:val="LightShading-Accent1"/>
+        <w:tblW w:type="auto" w:w="0"/>
+        <w:tblLook w:firstColumn="1" w:firstRow="1" w:lastColumn="0" w:lastRow="0" w:noHBand="0" w:noVBand="1" w:val="04A0"/>
+      </w:tblPr>
+      <w:tblGrid>
+        <w:gridCol w:w="5112"/>
+        <w:gridCol w:w="5112"/>
+      </w:tblGrid>
+      <w:tr>
+        <w:trPr>
+          <w:tblHeader/>
+        </w:trPr>
+        <w:tc>
+          <w:tcPr>
+            <w:tcW w:type="dxa" w:w="5112"/>
+          </w:tcPr>
+          <w:p>
+            <w:r>
+              <w:t>Evidence or action</w:t>
+            </w:r>
+          </w:p>
+        </w:tc>
+        <w:tc>
+          <w:tcPr>
+            <w:tcW w:type="dxa" w:w="5112"/>
+          </w:tcPr>
+          <w:p>
+            <w:r>
+              <w:t>Complete classroom meaning</w:t>
+            </w:r>
+          </w:p>
+        </w:tc>
+      </w:tr>
+      <w:tr>
+        <w:tc>
+          <w:tcPr>
+            <w:tcW w:type="dxa" w:w="5112"/>
+          </w:tcPr>
+          <w:p>
+            <w:r>
+              <w:t>Observation</w:t>
+            </w:r>
+          </w:p>
+        </w:tc>
+        <w:tc>
+          <w:tcPr>
+            <w:tcW w:type="dxa" w:w="5112"/>
+          </w:tcPr>
+          <w:p>
+            <w:r>
+              <w:t>Supplied timestamp, version, trace field or outcome; preserve source and uncertainty</w:t>
+            </w:r>
+          </w:p>
+        </w:tc>
+      </w:tr>
+      <w:tr>
+        <w:tc>
+          <w:tcPr>
+            <w:tcW w:type="dxa" w:w="5112"/>
+          </w:tcPr>
+          <w:p>
+            <w:r>
+              <w:t>Hypothesis</w:t>
+            </w:r>
+          </w:p>
+        </w:tc>
+        <w:tc>
+          <w:tcPr>
+            <w:tcW w:type="dxa" w:w="5112"/>
+          </w:tcPr>
+          <w:p>
+            <w:r>
+              <w:t>Proposed explanation that must be compared with evidence</w:t>
+            </w:r>
+          </w:p>
+        </w:tc>
+      </w:tr>
+      <w:tr>
+        <w:tc>
+          <w:tcPr>
+            <w:tcW w:type="dxa" w:w="5112"/>
+          </w:tcPr>
+          <w:p>
+            <w:r>
+              <w:t>Main trusted version record</w:t>
+            </w:r>
+          </w:p>
+        </w:tc>
+        <w:tc>
+          <w:tcPr>
+            <w:tcW w:type="dxa" w:w="5112"/>
+          </w:tcPr>
+          <w:p>
+            <w:r>
+              <w:t>Weight version w7 before and at response; c2 published at 09:00, response uses c1 at 09:05</w:t>
+            </w:r>
+          </w:p>
+        </w:tc>
+      </w:tr>
+      <w:tr>
+        <w:tc>
+          <w:tcPr>
+            <w:tcW w:type="dxa" w:w="5112"/>
+          </w:tcPr>
+          <w:p>
+            <w:r>
+              <w:t>Containment</w:t>
+            </w:r>
+          </w:p>
+        </w:tc>
+        <w:tc>
+          <w:tcPr>
+            <w:tcW w:type="dxa" w:w="5112"/>
+          </w:tcPr>
+          <w:p>
+            <w:r>
+              <w:t>Cache disabled at 09:06 in the supplied incident record; limits exposure, does not establish cause</w:t>
+            </w:r>
+          </w:p>
+        </w:tc>
+      </w:tr>
+      <w:tr>
+        <w:tc>
+          <w:tcPr>
+            <w:tcW w:type="dxa" w:w="5112"/>
+          </w:tcPr>
+          <w:p>
+            <w:r>
+              <w:t>Candidate controlled test</w:t>
+            </w:r>
+          </w:p>
+        </w:tc>
+        <w:tc>
+          <w:tcPr>
+            <w:tcW w:type="dxa" w:w="5112"/>
+          </w:tcPr>
+          <w:p>
+            <w:r>
+              <w:t>Same query/source/weight fixture; vary only whether buggy query-only cache is used</w:t>
+            </w:r>
+          </w:p>
+        </w:tc>
+      </w:tr>
+      <w:tr>
+        <w:tc>
+          <w:tcPr>
+            <w:tcW w:type="dxa" w:w="5112"/>
+          </w:tcPr>
+          <w:p>
+            <w:r>
+              <w:t>Permitted investigation record</w:t>
+            </w:r>
+          </w:p>
+        </w:tc>
+        <w:tc>
+          <w:tcPr>
+            <w:tcW w:type="dxa" w:w="5112"/>
+          </w:tcPr>
+          <w:p>
+            <w:r>
+              <w:t>Fictional IDs, times, versions, actions and necessary outcome summaries; no unnecessary private content</w:t>
+            </w:r>
+          </w:p>
+        </w:tc>
+      </w:tr>
+      <w:tr>
+        <w:tc>
+          <w:tcPr>
+            <w:tcW w:type="dxa" w:w="5112"/>
+          </w:tcPr>
+          <w:p>
+            <w:r>
+              <w:t>Picture evidence localization</w:t>
+            </w:r>
+          </w:p>
+        </w:tc>
+        <w:tc>
+          <w:tcPr>
+            <w:tcW w:type="dxa" w:w="5112"/>
+          </w:tcPr>
+          <w:p>
+            <w:r>
+              <w:t>Old retrieval version versus current retrieval followed by wrong draft are different mismatches</w:t>
+            </w:r>
+          </w:p>
+        </w:tc>
+      </w:tr>
+      <w:tr>
+        <w:tc>
+          <w:tcPr>
+            <w:tcW w:type="dxa" w:w="5112"/>
+          </w:tcPr>
+          <w:p>
+            <w:r>
+              <w:t>Limits</w:t>
+            </w:r>
+          </w:p>
+        </w:tc>
+        <w:tc>
+          <w:tcPr>
+            <w:tcW w:type="dxa" w:w="5112"/>
+          </w:tcPr>
+          <w:p>
+            <w:r>
+              <w:t>Reliable declared metadata assumed; no live reproduction, complete timeline guarantee or causal proof from temporal order</w:t>
+            </w:r>
+          </w:p>
+        </w:tc>
+      </w:tr>
+    </w:tbl>
+    <w:p>
+      <w:pPr>
+        <w:pStyle w:val="Heading2"/>
+      </w:pPr>
+      <w:r>
+        <w:t>Name supplied and missing evidence</w:t>
+      </w:r>
+    </w:p>
+    <w:p>
+      <w:pPr>
+        <w:pStyle w:val="Heading3"/>
+      </w:pPr>
+      <w:r>
+        <w:t>List the given facts and one fact that is not supplied.</w:t>
+      </w:r>
+    </w:p>
+    <w:p>
+      <w:r>
+        <w:t>________________________________________________________________</w:t>
+      </w:r>
+    </w:p>
+    <w:p>
+      <w:r>
+        <w:t>________________________________________________________________</w:t>
+      </w:r>
+    </w:p>
+    <w:p>
+      <w:r>
+        <w:t>________________________________________________________________</w:t>
+      </w:r>
+    </w:p>
+    <w:p>
+      <w:pPr>
+        <w:pStyle w:val="Heading2"/>
+      </w:pPr>
+      <w:r>
+        <w:t>Earlier wording, alternatives and picture transcripts · reference / check after trying</w:t>
+      </w:r>
+    </w:p>
+    <w:p>
+      <w:pPr>
+        <w:spacing w:line="336" w:lineRule="auto" w:after="180"/>
+      </w:pPr>
+      <w:r>
+        <w:rPr>
+          <w:b w:val="0"/>
+        </w:rPr>
+        <w:t>Begin by writing the question the procedure is intended to answer. Identify the information already supplied, the information it will produce and the information still missing.</w:t>
+      </w:r>
+    </w:p>
+    <w:p>
+      <w:pPr>
+        <w:spacing w:line="336" w:lineRule="auto" w:after="180"/>
+      </w:pPr>
+      <w:r>
+        <w:rPr>
+          <w:b w:val="0"/>
+        </w:rPr>
+        <w:t>These are constructed classroom examples; they do not require live accounts, private records or an external service. Do not treat a plausible explanation as a measured outcome.</w:t>
+      </w:r>
+    </w:p>
+    <w:p>
+      <w:pPr>
+        <w:pStyle w:val="Heading1"/>
+      </w:pPr>
+      <w:r>
+        <w:t>03. Trace event evidence and the claim each row can support</w:t>
+      </w:r>
+    </w:p>
+    <w:p>
+      <w:r>
+        <w:t>A plausible explanation must survive the supplied version record.</w:t>
+      </w:r>
+    </w:p>
+    <w:p>
+      <w:pPr>
+        <w:pStyle w:val="Heading2"/>
+      </w:pPr>
+      <w:r>
+        <w:t>Original minimized timeline procedure</w:t>
+      </w:r>
+    </w:p>
+    <w:p>
+      <w:pPr>
+        <w:spacing w:line="336" w:lineRule="auto" w:after="180"/>
+      </w:pPr>
+      <w:r>
+        <w:rPr>
+          <w:b w:val="0"/>
+        </w:rPr>
+        <w:t xml:space="preserve">Record timestamps, versions, requests, authorised actions and outcomes with minimised logs. Separate immediate </w:t>
+      </w:r>
+      <w:r>
+        <w:rPr>
+          <w:b/>
+        </w:rPr>
+        <w:t>containment</w:t>
+      </w:r>
+      <w:r>
+        <w:rPr>
+          <w:b w:val="0"/>
+        </w:rPr>
+        <w:t xml:space="preserve"> from diagnosis. Compare candidate explanations against </w:t>
+      </w:r>
+      <w:r>
+        <w:rPr>
+          <w:b/>
+        </w:rPr>
+        <w:t>evidence</w:t>
+      </w:r>
+      <w:r>
+        <w:rPr>
+          <w:b w:val="0"/>
+        </w:rPr>
+        <w:t>.</w:t>
+      </w:r>
+    </w:p>
+    <w:p>
+      <w:pPr>
+        <w:pStyle w:val="Heading2"/>
+      </w:pPr>
+      <w:r>
+        <w:t>Complete main event and inference ledger</w:t>
+      </w:r>
+    </w:p>
+    <w:tbl>
+      <w:tblPr>
+        <w:tblStyle w:val="LightShading-Accent1"/>
+        <w:tblW w:type="auto" w:w="0"/>
+        <w:tblLook w:firstColumn="1" w:firstRow="1" w:lastColumn="0" w:lastRow="0" w:noHBand="0" w:noVBand="1" w:val="04A0"/>
+      </w:tblPr>
+      <w:tblGrid>
+        <w:gridCol w:w="3408"/>
+        <w:gridCol w:w="3408"/>
+        <w:gridCol w:w="3408"/>
+      </w:tblGrid>
+      <w:tr>
+        <w:trPr>
+          <w:tblHeader/>
+        </w:trPr>
+        <w:tc>
+          <w:tcPr>
+            <w:tcW w:type="dxa" w:w="3408"/>
+          </w:tcPr>
+          <w:p>
+            <w:r>
+              <w:t>Main supplied event</w:t>
+            </w:r>
+          </w:p>
+        </w:tc>
+        <w:tc>
+          <w:tcPr>
+            <w:tcW w:type="dxa" w:w="3408"/>
+          </w:tcPr>
+          <w:p>
+            <w:r>
+              <w:t>Observation</w:t>
+            </w:r>
+          </w:p>
+        </w:tc>
+        <w:tc>
+          <w:tcPr>
+            <w:tcW w:type="dxa" w:w="3408"/>
+          </w:tcPr>
+          <w:p>
+            <w:r>
+              <w:t>What it supports and does not prove</w:t>
+            </w:r>
+          </w:p>
+        </w:tc>
+      </w:tr>
+      <w:tr>
+        <w:tc>
+          <w:tcPr>
+            <w:tcW w:type="dxa" w:w="3408"/>
+          </w:tcPr>
+          <w:p>
+            <w:r>
+              <w:t>Before response</w:t>
+            </w:r>
+          </w:p>
+        </w:tc>
+        <w:tc>
+          <w:tcPr>
+            <w:tcW w:type="dxa" w:w="3408"/>
+          </w:tcPr>
+          <w:p>
+            <w:r>
+              <w:t>Weight version w7</w:t>
+            </w:r>
+          </w:p>
+        </w:tc>
+        <w:tc>
+          <w:tcPr>
+            <w:tcW w:type="dxa" w:w="3408"/>
+          </w:tcPr>
+          <w:p>
+            <w:r>
+              <w:t>Baseline under reliable supplied version metadata</w:t>
+            </w:r>
+          </w:p>
+        </w:tc>
+      </w:tr>
+      <w:tr>
+        <w:tc>
+          <w:tcPr>
+            <w:tcW w:type="dxa" w:w="3408"/>
+          </w:tcPr>
+          <w:p>
+            <w:r>
+              <w:t>09:00</w:t>
+            </w:r>
+          </w:p>
+        </w:tc>
+        <w:tc>
+          <w:tcPr>
+            <w:tcW w:type="dxa" w:w="3408"/>
+          </w:tcPr>
+          <w:p>
+            <w:r>
+              <w:t>Corpus c2 published</w:t>
+            </w:r>
+          </w:p>
+        </w:tc>
+        <w:tc>
+          <w:tcPr>
+            <w:tcW w:type="dxa" w:w="3408"/>
+          </w:tcPr>
+          <w:p>
+            <w:r>
+              <w:t>New source predates the stale response</w:t>
+            </w:r>
+          </w:p>
+        </w:tc>
+      </w:tr>
+      <w:tr>
+        <w:tc>
+          <w:tcPr>
+            <w:tcW w:type="dxa" w:w="3408"/>
+          </w:tcPr>
+          <w:p>
+            <w:r>
+              <w:t>09:05</w:t>
+            </w:r>
+          </w:p>
+        </w:tc>
+        <w:tc>
+          <w:tcPr>
+            <w:tcW w:type="dxa" w:w="3408"/>
+          </w:tcPr>
+          <w:p>
+            <w:r>
+              <w:t>Response uses old c1; weight version still w7</w:t>
+            </w:r>
+          </w:p>
+        </w:tc>
+        <w:tc>
+          <w:tcPr>
+            <w:tcW w:type="dxa" w:w="3408"/>
+          </w:tcPr>
+          <w:p>
+            <w:r>
+              <w:t>Stale evidence observed; reported weight-change explanation conflicts with declared metadata</w:t>
+            </w:r>
+          </w:p>
+        </w:tc>
+      </w:tr>
+      <w:tr>
+        <w:tc>
+          <w:tcPr>
+            <w:tcW w:type="dxa" w:w="3408"/>
+          </w:tcPr>
+          <w:p>
+            <w:r>
+              <w:t>09:06</w:t>
+            </w:r>
+          </w:p>
+        </w:tc>
+        <w:tc>
+          <w:tcPr>
+            <w:tcW w:type="dxa" w:w="3408"/>
+          </w:tcPr>
+          <w:p>
+            <w:r>
+              <w:t>Cache disabled</w:t>
+            </w:r>
+          </w:p>
+        </w:tc>
+        <w:tc>
+          <w:tcPr>
+            <w:tcW w:type="dxa" w:w="3408"/>
+          </w:tcPr>
+          <w:p>
+            <w:r>
+              <w:t>Containment action; no supplied later success rate</w:t>
+            </w:r>
+          </w:p>
+        </w:tc>
+      </w:tr>
+      <w:tr>
+        <w:tc>
+          <w:tcPr>
+            <w:tcW w:type="dxa" w:w="3408"/>
+          </w:tcPr>
+          <w:p>
+            <w:r>
+              <w:t>Added controlled fixture</w:t>
+            </w:r>
+          </w:p>
+        </w:tc>
+        <w:tc>
+          <w:tcPr>
+            <w:tcW w:type="dxa" w:w="3408"/>
+          </w:tcPr>
+          <w:p>
+            <w:r>
+              <w:t>Cache enabled gives c1; disabled gives c2</w:t>
+            </w:r>
+          </w:p>
+        </w:tc>
+        <w:tc>
+          <w:tcPr>
+            <w:tcW w:type="dxa" w:w="3408"/>
+          </w:tcPr>
+          <w:p>
+            <w:r>
+              <w:t>A buggy query-only cache can reproduce this pattern locally; exact real bug remains unproven</w:t>
+            </w:r>
+          </w:p>
+        </w:tc>
+      </w:tr>
+    </w:tbl>
+    <w:p>
+      <w:pPr>
+        <w:pStyle w:val="Heading2"/>
+      </w:pPr>
+      <w:r>
+        <w:t>State missing evidence before diagnosis</w:t>
+      </w:r>
+    </w:p>
+    <w:p>
+      <w:pPr>
+        <w:spacing w:line="336" w:lineRule="auto" w:after="180"/>
+      </w:pPr>
+      <w:r>
+        <w:rPr>
+          <w:b w:val="0"/>
+        </w:rPr>
+        <w:t xml:space="preserve">Before applying the procedure, write its units, denominator or decision boundary where relevant. A partner should be able to repeat each step using the same </w:t>
       </w:r>
       <w:r>
         <w:rPr>
@@ -258,50 +999,38 @@
         <w:rPr>
           <w:b w:val="0"/>
         </w:rPr>
-        <w:t xml:space="preserve"> conditions and </w:t>
+        <w:t>s.</w:t>
+      </w:r>
+    </w:p>
+    <w:p>
+      <w:pPr>
+        <w:spacing w:line="336" w:lineRule="auto" w:after="180"/>
+      </w:pPr>
+      <w:r>
+        <w:rPr>
+          <w:b w:val="0"/>
+        </w:rPr>
+        <w:t xml:space="preserve">If a required </w:t>
       </w:r>
       <w:r>
         <w:rPr>
           <w:b/>
         </w:rPr>
-        <w:t>evidence</w:t>
+        <w:t>input</w:t>
       </w:r>
       <w:r>
         <w:rPr>
           <w:b w:val="0"/>
         </w:rPr>
-        <w:t xml:space="preserve"> source before it can support a claim.</w:t>
-      </w:r>
-    </w:p>
-    <w:p>
-      <w:pPr>
-        <w:pStyle w:val="Heading3"/>
-      </w:pPr>
-      <w:r>
-        <w:t>My starting explanation</w:t>
-      </w:r>
-    </w:p>
-    <w:p>
-      <w:r>
-        <w:t>________________________________________________________________</w:t>
-      </w:r>
-    </w:p>
-    <w:p>
-      <w:r>
-        <w:t>________________________________________________________________</w:t>
-      </w:r>
-    </w:p>
-    <w:p>
-      <w:r>
-        <w:t>________________________________________________________________</w:t>
-      </w:r>
-    </w:p>
-    <w:p>
-      <w:pPr>
-        <w:pStyle w:val="Heading3"/>
-      </w:pPr>
-      <w:r>
-        <w:t>This week’s end goal</w:t>
+        <w:t xml:space="preserve"> is absent or violates the stated contract, record that condition explicitly instead of quietly replacing it with a convenient value.</w:t>
+      </w:r>
+    </w:p>
+    <w:p>
+      <w:pPr>
+        <w:pStyle w:val="Heading2"/>
+      </w:pPr>
+      <w:r>
+        <w:t>Explain the visual</w:t>
       </w:r>
     </w:p>
     <w:p>
@@ -312,148 +1041,27 @@
         <w:rPr>
           <w:b w:val="0"/>
         </w:rPr>
-        <w:t>Explain incident investigation using the deciding step in this fictional service.</w:t>
-      </w:r>
-    </w:p>
-    <w:p>
-      <w:pPr>
-        <w:pStyle w:val="Heading1"/>
-      </w:pPr>
-      <w:r>
-        <w:t>02. Notice the evidence</w:t>
-      </w:r>
-    </w:p>
-    <w:p>
-      <w:r>
-        <w:t>Investigate the supplied Incident investigation case. Separate observations, given facts and assumptions before choosing an explanation.</w:t>
-      </w:r>
-    </w:p>
-    <w:p>
-      <w:pPr>
-        <w:spacing w:line="336" w:lineRule="auto" w:after="180"/>
-      </w:pPr>
+        <w:t xml:space="preserve">Point to the </w:t>
+      </w:r>
+      <w:r>
+        <w:rPr>
+          <w:b/>
+        </w:rPr>
+        <w:t>input</w:t>
+      </w:r>
       <w:r>
         <w:rPr>
           <w:b w:val="0"/>
         </w:rPr>
-        <w:t xml:space="preserve">Incident investigation preserves a timeline and distinguishes </w:t>
-      </w:r>
-      <w:r>
-        <w:rPr>
-          <w:b/>
-        </w:rPr>
-        <w:t>observation</w:t>
-      </w:r>
-      <w:r>
-        <w:rPr>
-          <w:b w:val="0"/>
-        </w:rPr>
-        <w:t xml:space="preserve"> from hypothesis. Repair before </w:t>
-      </w:r>
-      <w:r>
-        <w:rPr>
-          <w:b/>
-        </w:rPr>
-        <w:t>evidence</w:t>
-      </w:r>
-      <w:r>
-        <w:rPr>
-          <w:b w:val="0"/>
-        </w:rPr>
-        <w:t xml:space="preserve"> collection can erase clues.</w:t>
-      </w:r>
-    </w:p>
-    <w:p>
-      <w:pPr>
-        <w:spacing w:line="336" w:lineRule="auto" w:after="180"/>
-      </w:pPr>
-      <w:r>
-        <w:rPr>
-          <w:b w:val="0"/>
-        </w:rPr>
-        <w:t>Begin by writing the question the procedure is intended to answer. Identify the information already supplied, the information it will produce and the information still missing.</w:t>
-      </w:r>
-    </w:p>
-    <w:p>
-      <w:pPr>
-        <w:spacing w:line="336" w:lineRule="auto" w:after="180"/>
-      </w:pPr>
-      <w:r>
-        <w:rPr>
-          <w:b w:val="0"/>
-        </w:rPr>
-        <w:t>These are constructed classroom examples; they do not require live accounts, private records or an external service. Do not treat a plausible explanation as a measured outcome.</w:t>
-      </w:r>
-    </w:p>
-    <w:p>
-      <w:pPr>
-        <w:pStyle w:val="Heading3"/>
-      </w:pPr>
-      <w:r>
-        <w:t>List the given facts and one fact that is not supplied.</w:t>
-      </w:r>
-    </w:p>
-    <w:p>
-      <w:r>
-        <w:t>________________________________________________________________</w:t>
-      </w:r>
-    </w:p>
-    <w:p>
-      <w:r>
-        <w:t>________________________________________________________________</w:t>
-      </w:r>
-    </w:p>
-    <w:p>
-      <w:r>
-        <w:t>________________________________________________________________</w:t>
-      </w:r>
-    </w:p>
-    <w:p>
-      <w:pPr>
-        <w:pStyle w:val="Heading1"/>
-      </w:pPr>
-      <w:r>
-        <w:t>03. See how it works</w:t>
-      </w:r>
-    </w:p>
-    <w:p>
-      <w:r>
-        <w:t>Follow the mechanism for Incident investigation. Connect each labelled input, deciding step and result.</w:t>
-      </w:r>
-    </w:p>
-    <w:p>
-      <w:pPr>
-        <w:spacing w:line="336" w:lineRule="auto" w:after="180"/>
-      </w:pPr>
-      <w:r>
-        <w:rPr>
-          <w:b w:val="0"/>
-        </w:rPr>
-        <w:t xml:space="preserve">Record timestamps, versions, requests, authorised actions and outcomes with minimised logs. Separate immediate </w:t>
-      </w:r>
-      <w:r>
-        <w:rPr>
-          <w:b/>
-        </w:rPr>
-        <w:t>containment</w:t>
-      </w:r>
-      <w:r>
-        <w:rPr>
-          <w:b w:val="0"/>
-        </w:rPr>
-        <w:t xml:space="preserve"> from diagnosis. Compare candidate explanations against </w:t>
-      </w:r>
-      <w:r>
-        <w:rPr>
-          <w:b/>
-        </w:rPr>
-        <w:t>evidence</w:t>
-      </w:r>
-      <w:r>
-        <w:rPr>
-          <w:b w:val="0"/>
-        </w:rPr>
-        <w:t>.</w:t>
+        <w:t>, the deciding step and the result in this week’s visual. Explain the same step in ordinary words. A picture helps when you can say what each part represents.</w:t>
+      </w:r>
+    </w:p>
+    <w:p>
+      <w:pPr>
+        <w:pStyle w:val="Heading2"/>
+      </w:pPr>
+      <w:r>
+        <w:t>Earlier wording, alternatives and picture transcripts · reference / check after trying</w:t>
       </w:r>
     </w:p>
     <w:p>
@@ -517,7 +1125,7 @@
           </w:tcPr>
           <w:p>
             <w:r>
-              <w:t>At09:00 corpus updates; 09:05 stale cache response; 09:06 cache disabled. Team says model weights changed, but weight version is unchanged.</w:t>
+              <w:t>At 09:00 corpus updates; 09:05 stale cache response; 09:06 cache disabled. Team says model weights changed, but weight version is unchanged.</w:t>
             </w:r>
           </w:p>
         </w:tc>
@@ -550,13 +1158,214 @@
     </w:p>
     <w:p>
       <w:pPr>
+        <w:pStyle w:val="Heading3"/>
+      </w:pPr>
+      <w:r>
+        <w:t>Connect the picture and the explanation</w:t>
+      </w:r>
+    </w:p>
+    <w:p>
+      <w:pPr>
+        <w:pStyle w:val="Heading1"/>
+      </w:pPr>
+      <w:r>
+        <w:t>04. Predict a different trace with current evidence but the wrong draft</w:t>
+      </w:r>
+    </w:p>
+    <w:p>
+      <w:r>
+        <w:t>Change the investigation target when the evidence changes.</w:t>
+      </w:r>
+    </w:p>
+    <w:p>
+      <w:pPr>
+        <w:pStyle w:val="Heading2"/>
+      </w:pPr>
+      <w:r>
+        <w:t>Current task and response</w:t>
+      </w:r>
+    </w:p>
+    <w:p>
+      <w:pPr>
+        <w:pStyle w:val="ListBullet"/>
+      </w:pPr>
+      <w:r>
+        <w:t>At 09:00 corpus updates; 09:05 stale cache response; 09:06 cache disabled. Team says model weights changed, but weight version is unchanged. Show the intermediate steps and give the conclusion with its scope.</w:t>
+      </w:r>
+    </w:p>
+    <w:p>
+      <w:pPr>
+        <w:pStyle w:val="Heading3"/>
+      </w:pPr>
+      <w:r>
+        <w:t>Keep the procedure fixed. Explain what changed in the inputs and result.</w:t>
+      </w:r>
+    </w:p>
+    <w:p>
+      <w:r>
+        <w:t>________________________________________________________________</w:t>
+      </w:r>
+    </w:p>
+    <w:p>
+      <w:r>
+        <w:t>________________________________________________________________</w:t>
+      </w:r>
+    </w:p>
+    <w:p>
+      <w:r>
+        <w:t>________________________________________________________________</w:t>
+      </w:r>
+    </w:p>
+    <w:p>
+      <w:r>
+        <w:t>________________________________________________________________</w:t>
+      </w:r>
+    </w:p>
+    <w:p>
+      <w:r>
+        <w:t>________________________________________________________________</w:t>
+      </w:r>
+    </w:p>
+    <w:p>
+      <w:pPr>
+        <w:pStyle w:val="Heading2"/>
+      </w:pPr>
+      <w:r>
+        <w:t>Predict the changed trace</w:t>
+      </w:r>
+    </w:p>
+    <w:p>
+      <w:pPr>
+        <w:pStyle w:val="ListBullet"/>
+      </w:pPr>
+      <w:r>
+        <w:t>Change: Trace instead shows version 6 retrieved and room C drafted.</w:t>
+      </w:r>
+    </w:p>
+    <w:p>
+      <w:pPr>
+        <w:pStyle w:val="Heading2"/>
+      </w:pPr>
+      <w:r>
+        <w:t>Check after predicting · reference / check after trying</w:t>
+      </w:r>
+    </w:p>
+    <w:p>
+      <w:pPr>
         <w:spacing w:line="336" w:lineRule="auto" w:after="180"/>
       </w:pPr>
+      <w:r>
+        <w:rPr>
+          <w:b/>
+        </w:rPr>
+        <w:t>Prediction</w:t>
+      </w:r>
       <w:r>
         <w:rPr>
           <w:b w:val="0"/>
         </w:rPr>
-        <w:t xml:space="preserve">Before applying the procedure, write its units, denominator or decision boundary where relevant. A partner should be able to repeat each step using the same </w:t>
+        <w:t>: Investigate drafting or validation before blaming caching.</w:t>
+      </w:r>
+    </w:p>
+    <w:p>
+      <w:pPr>
+        <w:spacing w:line="336" w:lineRule="auto" w:after="180"/>
+      </w:pPr>
+      <w:r>
+        <w:rPr>
+          <w:b w:val="0"/>
+        </w:rPr>
+        <w:t>Reason: The mismatch now appears after retrieval.</w:t>
+      </w:r>
+    </w:p>
+    <w:p>
+      <w:pPr>
+        <w:pStyle w:val="Heading2"/>
+      </w:pPr>
+      <w:r>
+        <w:t>Earlier wording, alternatives and picture transcripts · reference / check after trying</w:t>
+      </w:r>
+    </w:p>
+    <w:p>
+      <w:pPr>
+        <w:pStyle w:val="Heading3"/>
+      </w:pPr>
+      <w:r>
+        <w:t>Compare a familiar case with a changed case</w:t>
+      </w:r>
+    </w:p>
+    <w:p>
+      <w:pPr>
+        <w:pStyle w:val="Heading3"/>
+      </w:pPr>
+      <w:r>
+        <w:t>Change one thing in the pictured case</w:t>
+      </w:r>
+    </w:p>
+    <w:p>
+      <w:pPr>
+        <w:pStyle w:val="Heading1"/>
+      </w:pPr>
+      <w:r>
+        <w:t>06. Compare stale retrieval with a wrong draft from current evidence</w:t>
+      </w:r>
+    </w:p>
+    <w:p>
+      <w:r>
+        <w:t>The trace locates the mismatch before it explains the mechanism.</w:t>
+      </w:r>
+    </w:p>
+    <w:p>
+      <w:pPr>
+        <w:pStyle w:val="Heading2"/>
+      </w:pPr>
+      <w:r>
+        <w:t>Main morning incident and supported candidate</w:t>
+      </w:r>
+    </w:p>
+    <w:p>
+      <w:pPr>
+        <w:spacing w:line="336" w:lineRule="auto" w:after="180"/>
+      </w:pPr>
+      <w:r>
+        <w:rPr>
+          <w:b w:val="0"/>
+        </w:rPr>
+        <w:t>At 09:00 corpus updates; 09:05 stale cache response; 09:06 cache disabled. Team says model weights changed, but weight version is unchanged.</w:t>
+      </w:r>
+    </w:p>
+    <w:p>
+      <w:pPr>
+        <w:spacing w:line="336" w:lineRule="auto" w:after="180"/>
+      </w:pPr>
+      <w:r>
+        <w:rPr>
+          <w:b w:val="0"/>
+        </w:rPr>
+        <w:t>Weight-change claim is contradicted by the version record. Stale cache is a supported candidate explanation; preserve timeline and test it with controlled reproduction.</w:t>
+      </w:r>
+    </w:p>
+    <w:p>
+      <w:pPr>
+        <w:spacing w:line="336" w:lineRule="auto" w:after="180"/>
+      </w:pPr>
+      <w:r>
+        <w:rPr>
+          <w:b w:val="0"/>
+        </w:rPr>
+        <w:t xml:space="preserve">Compare the intermediate </w:t>
+      </w:r>
+      <w:r>
+        <w:rPr>
+          <w:b/>
+        </w:rPr>
+        <w:t>evidence</w:t>
+      </w:r>
+      <w:r>
+        <w:rPr>
+          <w:b w:val="0"/>
+        </w:rPr>
+        <w:t xml:space="preserve"> with the final statement. Explain why each number or decision follows from the stated </w:t>
       </w:r>
       <w:r>
         <w:rPr>
@@ -568,18 +1377,7 @@
         <w:rPr>
           <w:b w:val="0"/>
         </w:rPr>
-        <w:t>s.</w:t>
-      </w:r>
-    </w:p>
-    <w:p>
-      <w:pPr>
-        <w:spacing w:line="336" w:lineRule="auto" w:after="180"/>
-      </w:pPr>
-      <w:r>
-        <w:rPr>
-          <w:b w:val="0"/>
-        </w:rPr>
-        <w:t xml:space="preserve">If a required </w:t>
+        <w:t xml:space="preserve">s. The conclusion belongs to this scenario and procedure; changing the </w:t>
       </w:r>
       <w:r>
         <w:rPr>
@@ -591,370 +1389,7 @@
         <w:rPr>
           <w:b w:val="0"/>
         </w:rPr>
-        <w:t xml:space="preserve"> is absent or violates the stated contract, record that condition explicitly instead of quietly replacing it with a convenient value.</w:t>
-      </w:r>
-    </w:p>
-    <w:p>
-      <w:pPr>
-        <w:pStyle w:val="Heading3"/>
-      </w:pPr>
-      <w:r>
-        <w:t>Connect the picture and the explanation</w:t>
-      </w:r>
-    </w:p>
-    <w:p>
-      <w:pPr>
-        <w:spacing w:line="336" w:lineRule="auto" w:after="180"/>
-      </w:pPr>
-      <w:r>
-        <w:rPr>
-          <w:b w:val="0"/>
-        </w:rPr>
-        <w:t xml:space="preserve">Point to the </w:t>
-      </w:r>
-      <w:r>
-        <w:rPr>
-          <w:b/>
-        </w:rPr>
-        <w:t>input</w:t>
-      </w:r>
-      <w:r>
-        <w:rPr>
-          <w:b w:val="0"/>
-        </w:rPr>
-        <w:t>, the deciding step and the result in this week’s visual. Explain the same step in ordinary words. A picture helps when you can say what each part represents.</w:t>
-      </w:r>
-    </w:p>
-    <w:p>
-      <w:pPr>
-        <w:pStyle w:val="Heading1"/>
-      </w:pPr>
-      <w:r>
-        <w:t>04. Compare the cases</w:t>
-      </w:r>
-    </w:p>
-    <w:p>
-      <w:r>
-        <w:t>Compare the supplied cases for Incident investigation. Identify the detail that changes the conclusion.</w:t>
-      </w:r>
-    </w:p>
-    <w:p>
-      <w:pPr>
-        <w:pStyle w:val="Heading3"/>
-      </w:pPr>
-      <w:r>
-        <w:t>Compare a familiar case with a changed case</w:t>
-      </w:r>
-    </w:p>
-    <w:p>
-      <w:pPr>
-        <w:spacing w:line="336" w:lineRule="auto" w:after="180"/>
-      </w:pPr>
-      <w:r>
-        <w:rPr>
-          <w:b w:val="0"/>
-        </w:rPr>
-        <w:t>At09:00 corpus updates; 09:05 stale cache response; 09:06 cache disabled. Team says model weights changed, but weight version is unchanged. Show the intermediate steps and give the conclusion with its scope.</w:t>
-      </w:r>
-    </w:p>
-    <w:p>
-      <w:pPr>
-        <w:pStyle w:val="Heading3"/>
-      </w:pPr>
-      <w:r>
-        <w:t>Keep the procedure fixed. Explain what changed in the inputs and result.</w:t>
-      </w:r>
-    </w:p>
-    <w:p>
-      <w:r>
-        <w:t>________________________________________________________________</w:t>
-      </w:r>
-    </w:p>
-    <w:p>
-      <w:r>
-        <w:t>________________________________________________________________</w:t>
-      </w:r>
-    </w:p>
-    <w:p>
-      <w:r>
-        <w:t>________________________________________________________________</w:t>
-      </w:r>
-    </w:p>
-    <w:p>
-      <w:r>
-        <w:t>________________________________________________________________</w:t>
-      </w:r>
-    </w:p>
-    <w:p>
-      <w:r>
-        <w:t>________________________________________________________________</w:t>
-      </w:r>
-    </w:p>
-    <w:p>
-      <w:pPr>
-        <w:pStyle w:val="Heading3"/>
-      </w:pPr>
-      <w:r>
-        <w:t>Change one thing in the pictured case</w:t>
-      </w:r>
-    </w:p>
-    <w:p>
-      <w:pPr>
-        <w:pStyle w:val="Heading3"/>
-      </w:pPr>
-      <w:r>
-        <w:t>Change one thing</w:t>
-      </w:r>
-    </w:p>
-    <w:p>
-      <w:pPr>
-        <w:spacing w:line="336" w:lineRule="auto" w:after="180"/>
-        <w:shd w:fill="F5F1FB"/>
-      </w:pPr>
-      <w:r>
-        <w:rPr>
-          <w:b w:val="0"/>
-        </w:rPr>
-        <w:t>Change: Trace instead shows version 6 retrieved and room C drafted.</w:t>
-      </w:r>
-    </w:p>
-    <w:p>
-      <w:pPr>
-        <w:pStyle w:val="Heading3"/>
-      </w:pPr>
-      <w:r>
-        <w:t>Predicted result</w:t>
-      </w:r>
-    </w:p>
-    <w:p>
-      <w:pPr>
-        <w:spacing w:line="336" w:lineRule="auto" w:after="180"/>
-        <w:shd w:fill="F1F6FC"/>
-      </w:pPr>
-      <w:r>
-        <w:rPr>
-          <w:b/>
-        </w:rPr>
-        <w:t>Prediction</w:t>
-      </w:r>
-      <w:r>
-        <w:rPr>
-          <w:b w:val="0"/>
-        </w:rPr>
-        <w:t>: Investigate drafting or validation before blaming caching.</w:t>
-      </w:r>
-    </w:p>
-    <w:p>
-      <w:pPr>
-        <w:pStyle w:val="Heading3"/>
-      </w:pPr>
-      <w:r>
-        <w:t>Why the result follows</w:t>
-      </w:r>
-    </w:p>
-    <w:p>
-      <w:pPr>
-        <w:spacing w:line="336" w:lineRule="auto" w:after="180"/>
-        <w:shd w:fill="F1F6FC"/>
-      </w:pPr>
-      <w:r>
-        <w:rPr>
-          <w:b w:val="0"/>
-        </w:rPr>
-        <w:t>Reason: The mismatch now appears after retrieval.</w:t>
-      </w:r>
-    </w:p>
-    <w:p>
-      <w:pPr>
-        <w:pStyle w:val="Heading1"/>
-      </w:pPr>
-      <w:r>
-        <w:t>05. Words that unlock the idea</w:t>
-      </w:r>
-    </w:p>
-    <w:p>
-      <w:r>
-        <w:t>Use the vocabulary of Incident investigation to explain a concrete decision, rather than only memorising definitions.</w:t>
-      </w:r>
-    </w:p>
-    <w:tbl>
-      <w:tblPr>
-        <w:tblStyle w:val="LightShading-Accent1"/>
-        <w:tblW w:type="auto" w:w="0"/>
-        <w:tblLook w:firstColumn="1" w:firstRow="1" w:lastColumn="0" w:lastRow="0" w:noHBand="0" w:noVBand="1" w:val="04A0"/>
-      </w:tblPr>
-      <w:tblGrid>
-        <w:gridCol w:w="5112"/>
-        <w:gridCol w:w="5112"/>
-      </w:tblGrid>
-      <w:tr>
-        <w:trPr>
-          <w:tblHeader/>
-        </w:trPr>
-        <w:tc>
-          <w:tcPr>
-            <w:tcW w:type="dxa" w:w="5112"/>
-          </w:tcPr>
-          <w:p>
-            <w:r>
-              <w:t>Word</w:t>
-            </w:r>
-          </w:p>
-        </w:tc>
-        <w:tc>
-          <w:tcPr>
-            <w:tcW w:type="dxa" w:w="5112"/>
-          </w:tcPr>
-          <w:p>
-            <w:r>
-              <w:t>Meaning</w:t>
-            </w:r>
-          </w:p>
-        </w:tc>
-      </w:tr>
-      <w:tr>
-        <w:tc>
-          <w:tcPr>
-            <w:tcW w:type="dxa" w:w="5112"/>
-          </w:tcPr>
-          <w:p>
-            <w:r>
-              <w:t>Incident timeline</w:t>
-            </w:r>
-          </w:p>
-        </w:tc>
-        <w:tc>
-          <w:tcPr>
-            <w:tcW w:type="dxa" w:w="5112"/>
-          </w:tcPr>
-          <w:p>
-            <w:r>
-              <w:t>Ordered records of relevant events</w:t>
-            </w:r>
-          </w:p>
-        </w:tc>
-      </w:tr>
-      <w:tr>
-        <w:tc>
-          <w:tcPr>
-            <w:tcW w:type="dxa" w:w="5112"/>
-          </w:tcPr>
-          <w:p>
-            <w:r>
-              <w:t>Containment</w:t>
-            </w:r>
-          </w:p>
-        </w:tc>
-        <w:tc>
-          <w:tcPr>
-            <w:tcW w:type="dxa" w:w="5112"/>
-          </w:tcPr>
-          <w:p>
-            <w:r>
-              <w:t>An action limiting ongoing harm or failure</w:t>
-            </w:r>
-          </w:p>
-        </w:tc>
-      </w:tr>
-      <w:tr>
-        <w:tc>
-          <w:tcPr>
-            <w:tcW w:type="dxa" w:w="5112"/>
-          </w:tcPr>
-          <w:p>
-            <w:r>
-              <w:t>Root-cause hypothesis</w:t>
-            </w:r>
-          </w:p>
-        </w:tc>
-        <w:tc>
-          <w:tcPr>
-            <w:tcW w:type="dxa" w:w="5112"/>
-          </w:tcPr>
-          <w:p>
-            <w:r>
-              <w:t>A proposed mechanism requiring evidence</w:t>
-            </w:r>
-          </w:p>
-        </w:tc>
-      </w:tr>
-    </w:tbl>
-    <w:p>
-      <w:pPr>
-        <w:pStyle w:val="Heading3"/>
-      </w:pPr>
-      <w:r>
-        <w:t>Use two terms to explain a step in this week’s example.</w:t>
-      </w:r>
-    </w:p>
-    <w:p>
-      <w:r>
-        <w:t>________________________________________________________________</w:t>
-      </w:r>
-    </w:p>
-    <w:p>
-      <w:r>
-        <w:t>________________________________________________________________</w:t>
-      </w:r>
-    </w:p>
-    <w:p>
-      <w:r>
-        <w:t>________________________________________________________________</w:t>
-      </w:r>
-    </w:p>
-    <w:p>
-      <w:pPr>
-        <w:pStyle w:val="Heading1"/>
-      </w:pPr>
-      <w:r>
-        <w:t>06. Follow a worked example</w:t>
-      </w:r>
-    </w:p>
-    <w:p>
-      <w:r>
-        <w:t>Follow the worked trace for Incident investigation, predict a step, then compare with its explanation.</w:t>
-      </w:r>
-    </w:p>
-    <w:p>
-      <w:pPr>
-        <w:spacing w:line="336" w:lineRule="auto" w:after="180"/>
-      </w:pPr>
-      <w:r>
-        <w:rPr>
-          <w:b w:val="0"/>
-        </w:rPr>
-        <w:t>At09:00 corpus updates; 09:05 stale cache response; 09:06 cache disabled. Team says model weights changed, but weight version is unchanged.</w:t>
-      </w:r>
-    </w:p>
-    <w:p>
-      <w:pPr>
-        <w:spacing w:line="336" w:lineRule="auto" w:after="180"/>
-      </w:pPr>
-      <w:r>
-        <w:rPr>
-          <w:b w:val="0"/>
-        </w:rPr>
-        <w:t>Weight-change claim is contradicted by the version record. Stale cache is a supported candidate explanation; preserve timeline and test it with controlled reproduction.</w:t>
-      </w:r>
-    </w:p>
-    <w:p>
-      <w:pPr>
-        <w:pStyle w:val="Heading3"/>
-      </w:pPr>
-      <w:r>
-        <w:t>Worked explanation · Incident investigation</w:t>
-      </w:r>
-    </w:p>
-    <w:p>
-      <w:pPr>
-        <w:spacing w:line="336" w:lineRule="auto" w:after="180"/>
-        <w:shd w:fill="F1F6FC"/>
-      </w:pPr>
-      <w:r>
-        <w:rPr>
-          <w:b w:val="0"/>
-        </w:rPr>
-        <w:t xml:space="preserve">Compare the intermediate </w:t>
+        <w:t xml:space="preserve">s, evaluation population or authority can change what it establishes. Retain only authorized, minimized </w:t>
       </w:r>
       <w:r>
         <w:rPr>
@@ -966,70 +1401,15 @@
         <w:rPr>
           <w:b w:val="0"/>
         </w:rPr>
-        <w:t xml:space="preserve"> with the final statement. Explain why each number or decision follows from the stated </w:t>
-      </w:r>
-      <w:r>
-        <w:rPr>
-          <w:b/>
-        </w:rPr>
-        <w:t>input</w:t>
-      </w:r>
-      <w:r>
-        <w:rPr>
-          <w:b w:val="0"/>
-        </w:rPr>
-        <w:t>s.</w:t>
-      </w:r>
-    </w:p>
-    <w:p>
-      <w:pPr>
-        <w:spacing w:line="336" w:lineRule="auto" w:after="180"/>
-        <w:shd w:fill="F1F6FC"/>
-      </w:pPr>
-      <w:r>
-        <w:rPr>
-          <w:b w:val="0"/>
-        </w:rPr>
-        <w:t xml:space="preserve">The conclusion belongs to this scenario and procedure; changing the </w:t>
-      </w:r>
-      <w:r>
-        <w:rPr>
-          <w:b/>
-        </w:rPr>
-        <w:t>input</w:t>
-      </w:r>
-      <w:r>
-        <w:rPr>
-          <w:b w:val="0"/>
-        </w:rPr>
-        <w:t>s, evaluation population or authority can change what it establishes. Retain the raw record so a later revision can be compared honestly.</w:t>
-      </w:r>
-    </w:p>
-    <w:p>
-      <w:pPr>
-        <w:pStyle w:val="Heading3"/>
-      </w:pPr>
-      <w:r>
-        <w:t>Learn from the worked case</w:t>
-      </w:r>
-    </w:p>
-    <w:p>
-      <w:pPr>
-        <w:spacing w:line="336" w:lineRule="auto" w:after="180"/>
-      </w:pPr>
-      <w:r>
-        <w:rPr>
-          <w:b w:val="0"/>
-        </w:rPr>
-        <w:t>Cover the result before checking it. Say what is given, choose the procedure, and follow one step at a time. Then uncover the result and explain your first mismatch. Ask why a step is allowed, not only what number it produces.</w:t>
-      </w:r>
-    </w:p>
-    <w:p>
-      <w:pPr>
-        <w:pStyle w:val="Heading3"/>
-      </w:pPr>
-      <w:r>
-        <w:t>A pictorial worked case: Incident investigation</w:t>
+        <w:t xml:space="preserve"> without unnecessary private content so a later revision can be compared honestly.</w:t>
+      </w:r>
+    </w:p>
+    <w:p>
+      <w:pPr>
+        <w:pStyle w:val="Heading2"/>
+      </w:pPr>
+      <w:r>
+        <w:t>Separate afternoon timeline and changed-trace scope</w:t>
       </w:r>
     </w:p>
     <w:p>
@@ -1057,24 +1437,7 @@
     </w:p>
     <w:p>
       <w:pPr>
-        <w:pStyle w:val="Heading3"/>
-      </w:pPr>
-      <w:r>
-        <w:t>The facts we will use</w:t>
-      </w:r>
-    </w:p>
-    <w:p>
-      <w:pPr>
-        <w:pStyle w:val="Heading3"/>
-      </w:pPr>
-      <w:r>
-        <w:t>Supplied facts</w:t>
-      </w:r>
-    </w:p>
-    <w:p>
-      <w:pPr>
         <w:spacing w:line="336" w:lineRule="auto" w:after="180"/>
-        <w:shd w:fill="F1F6FC"/>
       </w:pPr>
       <w:r>
         <w:rPr>
@@ -1084,11 +1447,41 @@
       </w:r>
     </w:p>
     <w:p>
+      <w:pPr>
+        <w:spacing w:line="336" w:lineRule="auto" w:after="180"/>
+      </w:pPr>
+      <w:r>
+        <w:rPr>
+          <w:b w:val="0"/>
+        </w:rPr>
+        <w:t>The picture is a separate afternoon incident: 14:00 version 6 publishes room D; 14:05 the trace uses version 5 and drafts room C; 14:06 a user reports the mismatch. This locates stale evidence selection, but does not identify the exact code defect. Controlled version-selection/cache tests are appropriate.</w:t>
+      </w:r>
+    </w:p>
+    <w:p>
+      <w:pPr>
+        <w:spacing w:line="336" w:lineRule="auto" w:after="180"/>
+      </w:pPr>
+      <w:r>
+        <w:rPr>
+          <w:b w:val="0"/>
+        </w:rPr>
+        <w:t>In the changed trace, version 6 was retrieved but room C was drafted; now inspect context handoff, answer construction and output checking rather than asserting old-source retrieval. It is still possible for a cache elsewhere in a system to matter; this trace alone does not diagnose every component. Missing events or unreliable metadata may change the account.</w:t>
+      </w:r>
+    </w:p>
+    <w:p>
+      <w:pPr>
+        <w:pStyle w:val="Heading2"/>
+      </w:pPr>
+      <w:r>
+        <w:t>Trace events, evidence version and test selection</w:t>
+      </w:r>
+    </w:p>
+    <w:p>
       <w:r>
         <w:drawing>
           <wp:inline xmlns:a="http://schemas.openxmlformats.org/drawingml/2006/main" xmlns:pic="http://schemas.openxmlformats.org/drawingml/2006/picture">
-            <wp:extent cx="5486400" cy="5225143"/>
-            <wp:docPr id="1" name="Picture 1" descr="Incident investigation. Order events: The new source predates the request and report.. Locate stale evidence: The answer trace identifies version 5 rather than current version 6.. Test explanation: Reproduce version selection with controlled fixtures before naming the exact bug."/>
+            <wp:extent cx="5486400" cy="3337560"/>
+            <wp:docPr id="1" name="Picture 1" descr="Order events: The new source predates the request and report. → Locate stale evidence: The answer trace identifies version 5 rather than current version 6. → Test explanation: Reproduce version selection with controlled fixtures before naming the exact bug."/>
             <wp:cNvGraphicFramePr>
               <a:graphicFrameLocks noChangeAspect="1"/>
             </wp:cNvGraphicFramePr>
@@ -1096,7 +1489,7 @@
               <a:graphicData uri="http://schemas.openxmlformats.org/drawingml/2006/picture">
                 <pic:pic>
                   <pic:nvPicPr>
-                    <pic:cNvPr id="0" name="academy-visual-ai-6-26.png"/>
+                    <pic:cNvPr id="0" name="academy-story-ai-6-26-02.png"/>
                     <pic:cNvPicPr/>
                   </pic:nvPicPr>
                   <pic:blipFill>
@@ -1108,7 +1501,7 @@
                   <pic:spPr>
                     <a:xfrm>
                       <a:off x="0" y="0"/>
-                      <a:ext cx="5486400" cy="5225143"/>
+                      <a:ext cx="5486400" cy="3337560"/>
                     </a:xfrm>
                     <a:prstGeom prst="rect"/>
                   </pic:spPr>
@@ -1236,24 +1629,7 @@
     </w:p>
     <w:p>
       <w:pPr>
-        <w:pStyle w:val="Heading3"/>
-      </w:pPr>
-      <w:r>
-        <w:t>Why this result follows</w:t>
-      </w:r>
-    </w:p>
-    <w:p>
-      <w:pPr>
-        <w:pStyle w:val="Heading3"/>
-      </w:pPr>
-      <w:r>
-        <w:t>Why the result follows</w:t>
-      </w:r>
-    </w:p>
-    <w:p>
-      <w:pPr>
         <w:spacing w:line="336" w:lineRule="auto" w:after="180"/>
-        <w:shd w:fill="F1F6FC"/>
       </w:pPr>
       <w:r>
         <w:rPr>
@@ -1276,30 +1652,113 @@
     </w:p>
     <w:p>
       <w:pPr>
+        <w:pStyle w:val="Heading2"/>
+      </w:pPr>
+      <w:r>
+        <w:t>Predict current version 6 with room C drafted</w:t>
+      </w:r>
+    </w:p>
+    <w:p>
+      <w:pPr>
+        <w:pStyle w:val="ListBullet"/>
+      </w:pPr>
+      <w:r>
+        <w:t>Change one thing: Trace instead shows version 6 retrieved and room C drafted. Predict the result before checking the explanation. What remains the same?</w:t>
+      </w:r>
+    </w:p>
+    <w:p>
+      <w:pPr>
+        <w:pStyle w:val="Heading2"/>
+      </w:pPr>
+      <w:r>
+        <w:t>Check after predicting · reference / check after trying</w:t>
+      </w:r>
+    </w:p>
+    <w:p>
+      <w:r>
+        <w:drawing>
+          <wp:inline xmlns:a="http://schemas.openxmlformats.org/drawingml/2006/main" xmlns:pic="http://schemas.openxmlformats.org/drawingml/2006/picture">
+            <wp:extent cx="5486400" cy="3026664"/>
+            <wp:docPr id="2" name="Picture 2" descr="Original case: Reproduce version selection with controlled fixtures before naming the exact bug. Changed condition: Trace instead shows version 6 retrieved and room C drafted. Expected result: Investigate drafting or validation before blaming caching. Reason: The mismatch now appears after retrieval."/>
+            <wp:cNvGraphicFramePr>
+              <a:graphicFrameLocks noChangeAspect="1"/>
+            </wp:cNvGraphicFramePr>
+            <a:graphic>
+              <a:graphicData uri="http://schemas.openxmlformats.org/drawingml/2006/picture">
+                <pic:pic>
+                  <pic:nvPicPr>
+                    <pic:cNvPr id="0" name="academy-story-ai-6-26-04.png"/>
+                    <pic:cNvPicPr/>
+                  </pic:nvPicPr>
+                  <pic:blipFill>
+                    <a:blip r:embed="rId10"/>
+                    <a:stretch>
+                      <a:fillRect/>
+                    </a:stretch>
+                  </pic:blipFill>
+                  <pic:spPr>
+                    <a:xfrm>
+                      <a:off x="0" y="0"/>
+                      <a:ext cx="5486400" cy="3026664"/>
+                    </a:xfrm>
+                    <a:prstGeom prst="rect"/>
+                  </pic:spPr>
+                </pic:pic>
+              </a:graphicData>
+            </a:graphic>
+          </wp:inline>
+        </w:drawing>
+      </w:r>
+    </w:p>
+    <w:p>
+      <w:pPr>
+        <w:pStyle w:val="Heading2"/>
+      </w:pPr>
+      <w:r>
+        <w:t>Explain missing events and evidence localization</w:t>
+      </w:r>
+    </w:p>
+    <w:p>
+      <w:pPr>
+        <w:pStyle w:val="ListBullet"/>
+      </w:pPr>
+      <w:r>
+        <w:t>Missing events may change the account; temporal order alone does not prove causation.</w:t>
+      </w:r>
+    </w:p>
+    <w:p>
+      <w:pPr>
+        <w:pStyle w:val="ListBullet"/>
+      </w:pPr>
+      <w:r>
+        <w:t>Read the labelled picture: Order the three incident records and locate the old evidence version. How does the investigation change if the trace instead retrieves version 6 but drafts room C?</w:t>
+      </w:r>
+    </w:p>
+    <w:p>
+      <w:pPr>
+        <w:pStyle w:val="Heading2"/>
+      </w:pPr>
+      <w:r>
+        <w:t>Earlier wording, alternatives and picture transcripts · reference / check after trying</w:t>
+      </w:r>
+    </w:p>
+    <w:p>
+      <w:pPr>
         <w:pStyle w:val="Heading3"/>
       </w:pPr>
       <w:r>
-        <w:t>What this example does not establish</w:t>
-      </w:r>
-    </w:p>
-    <w:p>
-      <w:pPr>
-        <w:pStyle w:val="Heading3"/>
-      </w:pPr>
-      <w:r>
-        <w:t>Keep the stated limit</w:t>
+        <w:t>Learn from the worked case</w:t>
       </w:r>
     </w:p>
     <w:p>
       <w:pPr>
         <w:spacing w:line="336" w:lineRule="auto" w:after="180"/>
-        <w:shd w:fill="FFF5E6"/>
       </w:pPr>
       <w:r>
         <w:rPr>
           <w:b w:val="0"/>
         </w:rPr>
-        <w:t>Missing events may change the account; temporal order alone does not prove causation.</w:t>
+        <w:t>Cover the result before checking it. Say what is given, choose the procedure, and follow one step at a time. Then uncover the result and explain your first mismatch. Ask why a step is allowed, not only what number it produces.</w:t>
       </w:r>
     </w:p>
     <w:p>
@@ -1307,19 +1766,121 @@
         <w:pStyle w:val="Heading3"/>
       </w:pPr>
       <w:r>
-        <w:t>Keep the stated limit</w:t>
+        <w:t>A pictorial worked case: Incident investigation</w:t>
+      </w:r>
+    </w:p>
+    <w:p>
+      <w:pPr>
+        <w:pStyle w:val="Heading3"/>
+      </w:pPr>
+      <w:r>
+        <w:t>The facts we will use</w:t>
+      </w:r>
+    </w:p>
+    <w:p>
+      <w:r>
+        <w:drawing>
+          <wp:inline xmlns:a="http://schemas.openxmlformats.org/drawingml/2006/main" xmlns:pic="http://schemas.openxmlformats.org/drawingml/2006/picture">
+            <wp:extent cx="5486400" cy="5225143"/>
+            <wp:docPr id="3" name="Picture 3" descr="Incident investigation. Order events: The new source predates the request and report.. Locate stale evidence: The answer trace identifies version 5 rather than current version 6.. Test explanation: Reproduce version selection with controlled fixtures before naming the exact bug."/>
+            <wp:cNvGraphicFramePr>
+              <a:graphicFrameLocks noChangeAspect="1"/>
+            </wp:cNvGraphicFramePr>
+            <a:graphic>
+              <a:graphicData uri="http://schemas.openxmlformats.org/drawingml/2006/picture">
+                <pic:pic>
+                  <pic:nvPicPr>
+                    <pic:cNvPr id="0" name="academy-visual-ai-6-26.png"/>
+                    <pic:cNvPicPr/>
+                  </pic:nvPicPr>
+                  <pic:blipFill>
+                    <a:blip r:embed="rId11"/>
+                    <a:stretch>
+                      <a:fillRect/>
+                    </a:stretch>
+                  </pic:blipFill>
+                  <pic:spPr>
+                    <a:xfrm>
+                      <a:off x="0" y="0"/>
+                      <a:ext cx="5486400" cy="5225143"/>
+                    </a:xfrm>
+                    <a:prstGeom prst="rect"/>
+                  </pic:spPr>
+                </pic:pic>
+              </a:graphicData>
+            </a:graphic>
+          </wp:inline>
+        </w:drawing>
+      </w:r>
+    </w:p>
+    <w:p>
+      <w:pPr>
+        <w:pStyle w:val="Heading3"/>
+      </w:pPr>
+      <w:r>
+        <w:t>Why this result follows</w:t>
+      </w:r>
+    </w:p>
+    <w:p>
+      <w:pPr>
+        <w:pStyle w:val="Heading3"/>
+      </w:pPr>
+      <w:r>
+        <w:t>What this example does not establish</w:t>
+      </w:r>
+    </w:p>
+    <w:p>
+      <w:pPr>
+        <w:pStyle w:val="Heading1"/>
+      </w:pPr>
+      <w:r>
+        <w:t>07. Audit the difference between localization and diagnosis</w:t>
+      </w:r>
+    </w:p>
+    <w:p>
+      <w:r>
+        <w:t>Choose a test that could challenge the candidate explanation.</w:t>
+      </w:r>
+    </w:p>
+    <w:p>
+      <w:pPr>
+        <w:pStyle w:val="Heading2"/>
+      </w:pPr>
+      <w:r>
+        <w:t>Core incident qualification and failure analysis</w:t>
       </w:r>
     </w:p>
     <w:p>
       <w:pPr>
         <w:spacing w:line="336" w:lineRule="auto" w:after="180"/>
-        <w:shd w:fill="FFF5E6"/>
       </w:pPr>
       <w:r>
         <w:rPr>
           <w:b w:val="0"/>
         </w:rPr>
-        <w:t xml:space="preserve">Read the labelled picture: Order the three incident records and locate the old </w:t>
+        <w:t>A plausible narrative needs controlled or record-based confirmation and must preserve unknowns.</w:t>
+      </w:r>
+    </w:p>
+    <w:p>
+      <w:pPr>
+        <w:spacing w:line="336" w:lineRule="auto" w:after="180"/>
+      </w:pPr>
+      <w:r>
+        <w:rPr>
+          <w:b w:val="0"/>
+        </w:rPr>
+        <w:t>A useful check asks what would make the reasoning fail. Distinguish a failure to execute the declared procedure from a weakness in the procedure itself.</w:t>
+      </w:r>
+    </w:p>
+    <w:p>
+      <w:pPr>
+        <w:spacing w:line="336" w:lineRule="auto" w:after="180"/>
+      </w:pPr>
+      <w:r>
+        <w:rPr>
+          <w:b w:val="0"/>
+        </w:rPr>
+        <w:t xml:space="preserve">The first may require a correction; the second requires an explicitly revised method and new </w:t>
       </w:r>
       <w:r>
         <w:rPr>
@@ -1331,7 +1892,257 @@
         <w:rPr>
           <w:b w:val="0"/>
         </w:rPr>
-        <w:t xml:space="preserve"> version. How does the investigation change if the trace instead retrieves version 6 but drafts room C?</w:t>
+        <w:t>. Preserve unsuccessful cases so an improved result cannot hide the original problem.</w:t>
+      </w:r>
+    </w:p>
+    <w:p>
+      <w:pPr>
+        <w:pStyle w:val="Heading2"/>
+      </w:pPr>
+      <w:r>
+        <w:t>Complete hypothesis, metadata and containment probes</w:t>
+      </w:r>
+    </w:p>
+    <w:tbl>
+      <w:tblPr>
+        <w:tblStyle w:val="LightShading-Accent1"/>
+        <w:tblW w:type="auto" w:w="0"/>
+        <w:tblLook w:firstColumn="1" w:firstRow="1" w:lastColumn="0" w:lastRow="0" w:noHBand="0" w:noVBand="1" w:val="04A0"/>
+      </w:tblPr>
+      <w:tblGrid>
+        <w:gridCol w:w="5112"/>
+        <w:gridCol w:w="5112"/>
+      </w:tblGrid>
+      <w:tr>
+        <w:trPr>
+          <w:tblHeader/>
+        </w:trPr>
+        <w:tc>
+          <w:tcPr>
+            <w:tcW w:type="dxa" w:w="5112"/>
+          </w:tcPr>
+          <w:p>
+            <w:r>
+              <w:t>Investigation probe</w:t>
+            </w:r>
+          </w:p>
+        </w:tc>
+        <w:tc>
+          <w:tcPr>
+            <w:tcW w:type="dxa" w:w="5112"/>
+          </w:tcPr>
+          <w:p>
+            <w:r>
+              <w:t>Expected interpretation</w:t>
+            </w:r>
+          </w:p>
+        </w:tc>
+      </w:tr>
+      <w:tr>
+        <w:tc>
+          <w:tcPr>
+            <w:tcW w:type="dxa" w:w="5112"/>
+          </w:tcPr>
+          <w:p>
+            <w:r>
+              <w:t>Event B follows event A</w:t>
+            </w:r>
+          </w:p>
+        </w:tc>
+        <w:tc>
+          <w:tcPr>
+            <w:tcW w:type="dxa" w:w="5112"/>
+          </w:tcPr>
+          <w:p>
+            <w:r>
+              <w:t>Temporal order only; not sufficient causal proof</w:t>
+            </w:r>
+          </w:p>
+        </w:tc>
+      </w:tr>
+      <w:tr>
+        <w:tc>
+          <w:tcPr>
+            <w:tcW w:type="dxa" w:w="5112"/>
+          </w:tcPr>
+          <w:p>
+            <w:r>
+              <w:t>Trusted declared weight version unchanged</w:t>
+            </w:r>
+          </w:p>
+        </w:tc>
+        <w:tc>
+          <w:tcPr>
+            <w:tcW w:type="dxa" w:w="5112"/>
+          </w:tcPr>
+          <w:p>
+            <w:r>
+              <w:t>Contradicts a reported weight-version change under that metadata assumption</w:t>
+            </w:r>
+          </w:p>
+        </w:tc>
+      </w:tr>
+      <w:tr>
+        <w:tc>
+          <w:tcPr>
+            <w:tcW w:type="dxa" w:w="5112"/>
+          </w:tcPr>
+          <w:p>
+            <w:r>
+              <w:t>Old source version appears in trace</w:t>
+            </w:r>
+          </w:p>
+        </w:tc>
+        <w:tc>
+          <w:tcPr>
+            <w:tcW w:type="dxa" w:w="5112"/>
+          </w:tcPr>
+          <w:p>
+            <w:r>
+              <w:t>Evidence-selection mismatch; test version routing and cache candidates</w:t>
+            </w:r>
+          </w:p>
+        </w:tc>
+      </w:tr>
+      <w:tr>
+        <w:tc>
+          <w:tcPr>
+            <w:tcW w:type="dxa" w:w="5112"/>
+          </w:tcPr>
+          <w:p>
+            <w:r>
+              <w:t>Current source retrieved, incompatible room drafted</w:t>
+            </w:r>
+          </w:p>
+        </w:tc>
+        <w:tc>
+          <w:tcPr>
+            <w:tcW w:type="dxa" w:w="5112"/>
+          </w:tcPr>
+          <w:p>
+            <w:r>
+              <w:t>Inspect handoff/drafting/validation; do not label it old retrieval</w:t>
+            </w:r>
+          </w:p>
+        </w:tc>
+      </w:tr>
+      <w:tr>
+        <w:tc>
+          <w:tcPr>
+            <w:tcW w:type="dxa" w:w="5112"/>
+          </w:tcPr>
+          <w:p>
+            <w:r>
+              <w:t>Disabling cache recorded</w:t>
+            </w:r>
+          </w:p>
+        </w:tc>
+        <w:tc>
+          <w:tcPr>
+            <w:tcW w:type="dxa" w:w="5112"/>
+          </w:tcPr>
+          <w:p>
+            <w:r>
+              <w:t>Containment, not proof the incident is fully resolved</w:t>
+            </w:r>
+          </w:p>
+        </w:tc>
+      </w:tr>
+      <w:tr>
+        <w:tc>
+          <w:tcPr>
+            <w:tcW w:type="dxa" w:w="5112"/>
+          </w:tcPr>
+          <w:p>
+            <w:r>
+              <w:t>Candidate reproduced in a fictional harness</w:t>
+            </w:r>
+          </w:p>
+        </w:tc>
+        <w:tc>
+          <w:tcPr>
+            <w:tcW w:type="dxa" w:w="5112"/>
+          </w:tcPr>
+          <w:p>
+            <w:r>
+              <w:t>Supports possible mechanism in that harness; compare actual permitted incident evidence</w:t>
+            </w:r>
+          </w:p>
+        </w:tc>
+      </w:tr>
+      <w:tr>
+        <w:tc>
+          <w:tcPr>
+            <w:tcW w:type="dxa" w:w="5112"/>
+          </w:tcPr>
+          <w:p>
+            <w:r>
+              <w:t>Missing version or incomplete events</w:t>
+            </w:r>
+          </w:p>
+        </w:tc>
+        <w:tc>
+          <w:tcPr>
+            <w:tcW w:type="dxa" w:w="5112"/>
+          </w:tcPr>
+          <w:p>
+            <w:r>
+              <w:t>Mark evidence gap; do not invent it</w:t>
+            </w:r>
+          </w:p>
+        </w:tc>
+      </w:tr>
+      <w:tr>
+        <w:tc>
+          <w:tcPr>
+            <w:tcW w:type="dxa" w:w="5112"/>
+          </w:tcPr>
+          <w:p>
+            <w:r>
+              <w:t>Necessary containment is urgent</w:t>
+            </w:r>
+          </w:p>
+        </w:tc>
+        <w:tc>
+          <w:tcPr>
+            <w:tcW w:type="dxa" w:w="5112"/>
+          </w:tcPr>
+          <w:p>
+            <w:r>
+              <w:t>Proceed promptly while collecting authorized minimized evidence where feasible</w:t>
+            </w:r>
+          </w:p>
+        </w:tc>
+      </w:tr>
+      <w:tr>
+        <w:tc>
+          <w:tcPr>
+            <w:tcW w:type="dxa" w:w="5112"/>
+          </w:tcPr>
+          <w:p>
+            <w:r>
+              <w:t>Private payload unnecessary to analysis</w:t>
+            </w:r>
+          </w:p>
+        </w:tc>
+        <w:tc>
+          <w:tcPr>
+            <w:tcW w:type="dxa" w:w="5112"/>
+          </w:tcPr>
+          <w:p>
+            <w:r>
+              <w:t>Exclude it; preserve permitted metadata instead</w:t>
+            </w:r>
+          </w:p>
+        </w:tc>
+      </w:tr>
+    </w:tbl>
+    <w:p>
+      <w:pPr>
+        <w:pStyle w:val="Heading2"/>
+      </w:pPr>
+      <w:r>
+        <w:t>Guided repair and explanation</w:t>
       </w:r>
     </w:p>
     <w:p>
@@ -1339,19 +2150,94 @@
         <w:pStyle w:val="Heading3"/>
       </w:pPr>
       <w:r>
-        <w:t>Keep the stated limit</w:t>
-      </w:r>
-    </w:p>
-    <w:p>
-      <w:pPr>
-        <w:spacing w:line="336" w:lineRule="auto" w:after="180"/>
-        <w:shd w:fill="FFF5E6"/>
-      </w:pPr>
-      <w:r>
-        <w:rPr>
-          <w:b w:val="0"/>
-        </w:rPr>
-        <w:t>Change one thing: Trace instead shows version 6 retrieved and room C drafted. Predict the result before checking the explanation. What remains the same?</w:t>
+        <w:t>Guided: restate the worked result, then name the assumption or limitation that prevents a broader conclusion.</w:t>
+      </w:r>
+    </w:p>
+    <w:p>
+      <w:r>
+        <w:t>________________________________________________________________</w:t>
+      </w:r>
+    </w:p>
+    <w:p>
+      <w:r>
+        <w:t>________________________________________________________________</w:t>
+      </w:r>
+    </w:p>
+    <w:p>
+      <w:r>
+        <w:t>________________________________________________________________</w:t>
+      </w:r>
+    </w:p>
+    <w:p>
+      <w:r>
+        <w:t>________________________________________________________________</w:t>
+      </w:r>
+    </w:p>
+    <w:p>
+      <w:r>
+        <w:t>________________________________________________________________</w:t>
+      </w:r>
+    </w:p>
+    <w:p>
+      <w:pPr>
+        <w:pStyle w:val="ListBullet"/>
+      </w:pPr>
+      <w:r>
+        <w:t>A report omits this qualification: A plausible narrative needs controlled or record-based confirmation and must preserve unknowns. Explain how omitting it could change a reader's interpretation, and write an accurate replacement.</w:t>
+      </w:r>
+    </w:p>
+    <w:p>
+      <w:pPr>
+        <w:pStyle w:val="Heading3"/>
+      </w:pPr>
+      <w:r>
+        <w:t>State one repair and the checks you would rerun.</w:t>
+      </w:r>
+    </w:p>
+    <w:p>
+      <w:r>
+        <w:t>________________________________________________________________</w:t>
+      </w:r>
+    </w:p>
+    <w:p>
+      <w:r>
+        <w:t>________________________________________________________________</w:t>
+      </w:r>
+    </w:p>
+    <w:p>
+      <w:r>
+        <w:t>________________________________________________________________</w:t>
+      </w:r>
+    </w:p>
+    <w:p>
+      <w:r>
+        <w:t>________________________________________________________________</w:t>
+      </w:r>
+    </w:p>
+    <w:p>
+      <w:r>
+        <w:t>________________________________________________________________</w:t>
+      </w:r>
+    </w:p>
+    <w:p>
+      <w:r>
+        <w:t>________________________________________________________________</w:t>
+      </w:r>
+    </w:p>
+    <w:p>
+      <w:pPr>
+        <w:pStyle w:val="Heading2"/>
+      </w:pPr>
+      <w:r>
+        <w:t>Earlier wording, alternatives and picture transcripts · reference / check after trying</w:t>
+      </w:r>
+    </w:p>
+    <w:p>
+      <w:pPr>
+        <w:pStyle w:val="Heading3"/>
+      </w:pPr>
+      <w:r>
+        <w:t>Locate the earliest unsupported step</w:t>
       </w:r>
     </w:p>
     <w:p>
@@ -1359,23 +2245,28 @@
         <w:pStyle w:val="Heading1"/>
       </w:pPr>
       <w:r>
-        <w:t>07. Find and repair a mistake</w:t>
-      </w:r>
-    </w:p>
-    <w:p>
-      <w:r>
-        <w:t>Find the unsupported step in the Incident investigation claim and explain a repair using the supplied evidence.</w:t>
-      </w:r>
-    </w:p>
-    <w:p>
-      <w:pPr>
-        <w:spacing w:line="336" w:lineRule="auto" w:after="180"/>
-      </w:pPr>
-      <w:r>
-        <w:rPr>
-          <w:b w:val="0"/>
-        </w:rPr>
-        <w:t>A plausible narrative needs controlled or record-based confirmation and must preserve unknowns.</w:t>
+        <w:t>08. Practise a timeline with explicit inference limits</w:t>
+      </w:r>
+    </w:p>
+    <w:p>
+      <w:r>
+        <w:t>Label what you saw, what you think and what you would test.</w:t>
+      </w:r>
+    </w:p>
+    <w:p>
+      <w:pPr>
+        <w:pStyle w:val="Heading2"/>
+      </w:pPr>
+      <w:r>
+        <w:t>Current explanation and guided check</w:t>
+      </w:r>
+    </w:p>
+    <w:p>
+      <w:pPr>
+        <w:pStyle w:val="ListBullet"/>
+      </w:pPr>
+      <w:r>
+        <w:t>Explain the weekly mechanism in your own words. Use the worked scenario to name its input, decision rule and output.</w:t>
       </w:r>
     </w:p>
     <w:p>
@@ -1383,43 +2274,32 @@
         <w:pStyle w:val="Heading3"/>
       </w:pPr>
       <w:r>
-        <w:t>Check the claim against the facts</w:t>
-      </w:r>
-    </w:p>
-    <w:p>
-      <w:pPr>
-        <w:spacing w:line="336" w:lineRule="auto" w:after="180"/>
-        <w:shd w:fill="FFF5E6"/>
-      </w:pPr>
-      <w:r>
-        <w:rPr>
-          <w:b w:val="0"/>
-        </w:rPr>
-        <w:t>A useful check asks what would make the reasoning fail. Distinguish a failure to execute the declared procedure from a weakness in the procedure itself.</w:t>
-      </w:r>
-    </w:p>
-    <w:p>
-      <w:pPr>
-        <w:spacing w:line="336" w:lineRule="auto" w:after="180"/>
-        <w:shd w:fill="FFF5E6"/>
-      </w:pPr>
-      <w:r>
-        <w:rPr>
-          <w:b w:val="0"/>
-        </w:rPr>
-        <w:t xml:space="preserve">The first may require a correction; the second requires an explicitly revised method and new </w:t>
-      </w:r>
-      <w:r>
-        <w:rPr>
-          <w:b/>
-        </w:rPr>
-        <w:t>evidence</w:t>
-      </w:r>
-      <w:r>
-        <w:rPr>
-          <w:b w:val="0"/>
-        </w:rPr>
-        <w:t>. Preserve unsuccessful cases so an improved result cannot hide the original problem.</w:t>
+        <w:t>Guided: restate the worked result, then name the assumption or limitation that prevents a broader conclusion.</w:t>
+      </w:r>
+    </w:p>
+    <w:p>
+      <w:r>
+        <w:t>________________________________________________________________</w:t>
+      </w:r>
+    </w:p>
+    <w:p>
+      <w:r>
+        <w:t>________________________________________________________________</w:t>
+      </w:r>
+    </w:p>
+    <w:p>
+      <w:r>
+        <w:t>________________________________________________________________</w:t>
+      </w:r>
+    </w:p>
+    <w:p>
+      <w:r>
+        <w:t>________________________________________________________________</w:t>
+      </w:r>
+    </w:p>
+    <w:p>
+      <w:r>
+        <w:t>________________________________________________________________</w:t>
       </w:r>
     </w:p>
     <w:p>
@@ -1427,7 +2307,7 @@
         <w:pStyle w:val="Heading3"/>
       </w:pPr>
       <w:r>
-        <w:t>Guided: restate the worked result, then name the assumption or limitation that prevents a broader conclusion.</w:t>
+        <w:t>Explain your prediction to a partner before comparing results.</w:t>
       </w:r>
     </w:p>
     <w:p>
@@ -1451,205 +2331,11 @@
       </w:r>
     </w:p>
     <w:p>
-      <w:r>
-        <w:t>________________________________________________________________</w:t>
-      </w:r>
-    </w:p>
-    <w:p>
-      <w:pPr>
-        <w:pStyle w:val="Heading3"/>
-      </w:pPr>
-      <w:r>
-        <w:t>Locate the earliest unsupported step</w:t>
-      </w:r>
-    </w:p>
-    <w:p>
-      <w:pPr>
-        <w:spacing w:line="336" w:lineRule="auto" w:after="180"/>
-      </w:pPr>
-      <w:r>
-        <w:rPr>
-          <w:b w:val="0"/>
-        </w:rPr>
-        <w:t>A report omits this qualification: A plausible narrative needs controlled or record-based confirmation and must preserve unknowns.</w:t>
-      </w:r>
-    </w:p>
-    <w:p>
-      <w:pPr>
-        <w:spacing w:line="336" w:lineRule="auto" w:after="180"/>
-      </w:pPr>
-      <w:r>
-        <w:rPr>
-          <w:b w:val="0"/>
-        </w:rPr>
-        <w:t>Explain how omitting it could change a reader's interpretation, and write an accurate replacement.</w:t>
-      </w:r>
-    </w:p>
-    <w:p>
-      <w:pPr>
-        <w:pStyle w:val="Heading3"/>
-      </w:pPr>
-      <w:r>
-        <w:t>State one repair and the checks you would rerun.</w:t>
-      </w:r>
-    </w:p>
-    <w:p>
-      <w:r>
-        <w:t>________________________________________________________________</w:t>
-      </w:r>
-    </w:p>
-    <w:p>
-      <w:r>
-        <w:t>________________________________________________________________</w:t>
-      </w:r>
-    </w:p>
-    <w:p>
-      <w:r>
-        <w:t>________________________________________________________________</w:t>
-      </w:r>
-    </w:p>
-    <w:p>
-      <w:r>
-        <w:t>________________________________________________________________</w:t>
-      </w:r>
-    </w:p>
-    <w:p>
-      <w:r>
-        <w:t>________________________________________________________________</w:t>
-      </w:r>
-    </w:p>
-    <w:p>
-      <w:r>
-        <w:t>________________________________________________________________</w:t>
-      </w:r>
-    </w:p>
-    <w:p>
-      <w:pPr>
-        <w:pStyle w:val="Heading1"/>
-      </w:pPr>
-      <w:r>
-        <w:t>08. Practise together</w:t>
-      </w:r>
-    </w:p>
-    <w:p>
-      <w:r>
-        <w:t>Practise Incident investigation with support, then explain the deciding step in your own words.</w:t>
-      </w:r>
-    </w:p>
-    <w:p>
-      <w:pPr>
-        <w:spacing w:line="336" w:lineRule="auto" w:after="180"/>
-      </w:pPr>
-      <w:r>
-        <w:rPr>
-          <w:b w:val="0"/>
-        </w:rPr>
-        <w:t xml:space="preserve">Explain the weekly </w:t>
-      </w:r>
-      <w:r>
-        <w:rPr>
-          <w:b/>
-        </w:rPr>
-        <w:t>mechanism</w:t>
-      </w:r>
-      <w:r>
-        <w:rPr>
-          <w:b w:val="0"/>
-        </w:rPr>
-        <w:t xml:space="preserve"> in your own words. Use the worked scenario to name its </w:t>
-      </w:r>
-      <w:r>
-        <w:rPr>
-          <w:b/>
-        </w:rPr>
-        <w:t>input</w:t>
-      </w:r>
-      <w:r>
-        <w:rPr>
-          <w:b w:val="0"/>
-        </w:rPr>
-        <w:t xml:space="preserve">, decision rule and </w:t>
-      </w:r>
-      <w:r>
-        <w:rPr>
-          <w:b/>
-        </w:rPr>
-        <w:t>output</w:t>
-      </w:r>
-      <w:r>
-        <w:rPr>
-          <w:b w:val="0"/>
-        </w:rPr>
-        <w:t>.</w:t>
-      </w:r>
-    </w:p>
-    <w:p>
-      <w:pPr>
-        <w:pStyle w:val="Heading3"/>
-      </w:pPr>
-      <w:r>
-        <w:t>Guided: restate the worked result, then name the assumption or limitation that prevents a broader conclusion.</w:t>
-      </w:r>
-    </w:p>
-    <w:p>
-      <w:r>
-        <w:t>________________________________________________________________</w:t>
-      </w:r>
-    </w:p>
-    <w:p>
-      <w:r>
-        <w:t>________________________________________________________________</w:t>
-      </w:r>
-    </w:p>
-    <w:p>
-      <w:r>
-        <w:t>________________________________________________________________</w:t>
-      </w:r>
-    </w:p>
-    <w:p>
-      <w:r>
-        <w:t>________________________________________________________________</w:t>
-      </w:r>
-    </w:p>
-    <w:p>
-      <w:r>
-        <w:t>________________________________________________________________</w:t>
-      </w:r>
-    </w:p>
-    <w:p>
-      <w:pPr>
-        <w:pStyle w:val="Heading3"/>
-      </w:pPr>
-      <w:r>
-        <w:t>Explain your prediction to a partner before comparing results.</w:t>
-      </w:r>
-    </w:p>
-    <w:p>
-      <w:r>
-        <w:t>________________________________________________________________</w:t>
-      </w:r>
-    </w:p>
-    <w:p>
-      <w:r>
-        <w:t>________________________________________________________________</w:t>
-      </w:r>
-    </w:p>
-    <w:p>
-      <w:r>
-        <w:t>________________________________________________________________</w:t>
-      </w:r>
-    </w:p>
-    <w:p>
-      <w:r>
-        <w:t>________________________________________________________________</w:t>
-      </w:r>
-    </w:p>
-    <w:p>
-      <w:pPr>
-        <w:pStyle w:val="Heading3"/>
-      </w:pPr>
-      <w:r>
-        <w:t>Practise with less help: Trace the worked case</w:t>
+      <w:pPr>
+        <w:pStyle w:val="Heading2"/>
+      </w:pPr>
+      <w:r>
+        <w:t>Supported W2 trace</w:t>
       </w:r>
     </w:p>
     <w:p>
@@ -1767,82 +2453,49 @@
     </w:p>
     <w:p>
       <w:pPr>
+        <w:pStyle w:val="Heading2"/>
+      </w:pPr>
+      <w:r>
+        <w:t>Individual scope check</w:t>
+      </w:r>
+    </w:p>
+    <w:p>
+      <w:pPr>
+        <w:pStyle w:val="ListBullet"/>
+      </w:pPr>
+      <w:r>
+        <w:t>Use the worked case for Incident investigation. Proposed explanation: “The worked result establishes every future case”. Decide whether this explanation is supported. Point to the step or supplied fact that decides; explain your repair if needed.</w:t>
+      </w:r>
+    </w:p>
+    <w:p>
+      <w:pPr>
+        <w:pStyle w:val="ListBullet"/>
+      </w:pPr>
+      <w:r>
+        <w:t>Answer on your own before discussion. If you are unsure, say which step you need help with.</w:t>
+      </w:r>
+    </w:p>
+    <w:p>
+      <w:pPr>
+        <w:pStyle w:val="Heading2"/>
+      </w:pPr>
+      <w:r>
+        <w:t>Picture response</w:t>
+      </w:r>
+    </w:p>
+    <w:p>
+      <w:pPr>
+        <w:pStyle w:val="ListBullet"/>
+      </w:pPr>
+      <w:r>
+        <w:t>Order the three incident records and locate the old evidence version. How does the investigation change if the trace instead retrieves version 6 but drafts room C?</w:t>
+      </w:r>
+    </w:p>
+    <w:p>
+      <w:pPr>
         <w:pStyle w:val="Heading3"/>
       </w:pPr>
       <w:r>
-        <w:t>Check your reasoning</w:t>
-      </w:r>
-    </w:p>
-    <w:p>
-      <w:pPr>
-        <w:spacing w:line="336" w:lineRule="auto" w:after="180"/>
-      </w:pPr>
-      <w:r>
-        <w:rPr>
-          <w:b w:val="0"/>
-        </w:rPr>
-        <w:t>Use the worked case for Incident investigation. Proposed explanation: “The worked result establishes every future case”. Decide whether this explanation is supported.</w:t>
-      </w:r>
-    </w:p>
-    <w:p>
-      <w:pPr>
-        <w:spacing w:line="336" w:lineRule="auto" w:after="180"/>
-      </w:pPr>
-      <w:r>
-        <w:rPr>
-          <w:b w:val="0"/>
-        </w:rPr>
-        <w:t>Point to the step or supplied fact that decides; explain your repair if needed.</w:t>
-      </w:r>
-    </w:p>
-    <w:p>
-      <w:pPr>
-        <w:spacing w:line="336" w:lineRule="auto" w:after="180"/>
-      </w:pPr>
-      <w:r>
-        <w:rPr>
-          <w:b w:val="0"/>
-        </w:rPr>
-        <w:t>Answer on your own before discussion. If you are unsure, say which step you need help with.</w:t>
-      </w:r>
-    </w:p>
-    <w:p>
-      <w:pPr>
-        <w:pStyle w:val="Heading3"/>
-      </w:pPr>
-      <w:r>
-        <w:t>Explain the picture</w:t>
-      </w:r>
-    </w:p>
-    <w:p>
-      <w:pPr>
-        <w:spacing w:line="336" w:lineRule="auto" w:after="180"/>
-        <w:shd w:fill="F5F1FB"/>
-      </w:pPr>
-      <w:r>
-        <w:rPr>
-          <w:b w:val="0"/>
-        </w:rPr>
-        <w:t xml:space="preserve">Order the three incident records and locate the old </w:t>
-      </w:r>
-      <w:r>
-        <w:rPr>
-          <w:b/>
-        </w:rPr>
-        <w:t>evidence</w:t>
-      </w:r>
-      <w:r>
-        <w:rPr>
-          <w:b w:val="0"/>
-        </w:rPr>
-        <w:t xml:space="preserve"> version. How does the investigation change if the trace instead retrieves version 6 but drafts room C?</w:t>
-      </w:r>
-    </w:p>
-    <w:p>
-      <w:pPr>
-        <w:pStyle w:val="Heading3"/>
-      </w:pPr>
-      <w:r>
         <w:t>My explanation using a pictured step and the given facts</w:t>
       </w:r>
     </w:p>
@@ -1864,6 +2517,14 @@
     <w:p>
       <w:r>
         <w:t>________________________________________________________________</w:t>
+      </w:r>
+    </w:p>
+    <w:p>
+      <w:pPr>
+        <w:pStyle w:val="Heading2"/>
+      </w:pPr>
+      <w:r>
+        <w:t>Reserve the selected permission-change incident</w:t>
       </w:r>
     </w:p>
     <w:p>
@@ -1879,23 +2540,55 @@
     </w:p>
     <w:p>
       <w:pPr>
+        <w:pStyle w:val="Heading2"/>
+      </w:pPr>
+      <w:r>
+        <w:t>Earlier wording, alternatives and picture transcripts · reference / check after trying</w:t>
+      </w:r>
+    </w:p>
+    <w:p>
+      <w:pPr>
+        <w:pStyle w:val="Heading3"/>
+      </w:pPr>
+      <w:r>
+        <w:t>Practise with less help: Trace the worked case</w:t>
+      </w:r>
+    </w:p>
+    <w:p>
+      <w:pPr>
+        <w:pStyle w:val="Heading3"/>
+      </w:pPr>
+      <w:r>
+        <w:t>Check your reasoning</w:t>
+      </w:r>
+    </w:p>
+    <w:p>
+      <w:pPr>
+        <w:pStyle w:val="Heading3"/>
+      </w:pPr>
+      <w:r>
+        <w:t>Explain the picture</w:t>
+      </w:r>
+    </w:p>
+    <w:p>
+      <w:pPr>
         <w:pStyle w:val="Heading1"/>
       </w:pPr>
       <w:r>
-        <w:t>09. Run the investigation</w:t>
-      </w:r>
-    </w:p>
-    <w:p>
-      <w:r>
-        <w:t>Investigate Incident investigation. Record the prediction, actual observation or labelled paper trace, explanation and next test separately.</w:t>
-      </w:r>
-    </w:p>
-    <w:p>
-      <w:pPr>
-        <w:pStyle w:val="Heading3"/>
-      </w:pPr>
-      <w:r>
-        <w:t>Predict, investigate and preserve the evidence</w:t>
+        <w:t>09. Run the complete evidence-localization and candidate-test fixture</w:t>
+      </w:r>
+    </w:p>
+    <w:p>
+      <w:r>
+        <w:t>Inspect what the experiment holds fixed and what conclusion it can support.</w:t>
+      </w:r>
+    </w:p>
+    <w:p>
+      <w:pPr>
+        <w:pStyle w:val="Heading2"/>
+      </w:pPr>
+      <w:r>
+        <w:t>Current morning-incident investigation</w:t>
       </w:r>
     </w:p>
     <w:p>
@@ -1906,7 +2599,131 @@
         <w:rPr>
           <w:b w:val="0"/>
         </w:rPr>
-        <w:t>At09:00 corpus updates; 09:05 stale cache response; 09:06 cache disabled. Team says model weights changed, but weight version is unchanged. Show the intermediate steps and give the conclusion with its scope.</w:t>
+        <w:t>At 09:00 corpus updates; 09:05 stale cache response; 09:06 cache disabled. Team says model weights changed, but weight version is unchanged. Show the intermediate steps and give the conclusion with its scope.</w:t>
+      </w:r>
+    </w:p>
+    <w:p>
+      <w:pPr>
+        <w:pStyle w:val="Heading2"/>
+      </w:pPr>
+      <w:r>
+        <w:t>Runnable fictional incident model</w:t>
+      </w:r>
+    </w:p>
+    <w:p>
+      <w:r>
+        <w:rPr>
+          <w:rFonts w:ascii="Courier New" w:hAnsi="Courier New"/>
+          <w:sz w:val="18"/>
+        </w:rPr>
+        <w:t>"""Fictional incident evidence and controlled reproductions, no live log access."""</w:t>
+        <w:br/>
+        <w:t>from copy import deepcopy</w:t>
+        <w:br/>
+        <w:br/>
+        <w:t>main_events=[{'time':'09:00','kind':'corpus_update','version':'c2'},</w:t>
+        <w:br/>
+        <w:t xml:space="preserve">             {'time':'09:05','kind':'response','source_version':'c1','weight_version':'w7'},</w:t>
+        <w:br/>
+        <w:t xml:space="preserve">             {'time':'09:06','kind':'containment','action':'cache_disabled'}]</w:t>
+        <w:br/>
+        <w:t>weight_before='w7';weight_at_response='w7'</w:t>
+        <w:br/>
+        <w:t>before=deepcopy(main_events)</w:t>
+        <w:br/>
+        <w:t>assert weight_before==weight_at_response</w:t>
+        <w:br/>
+        <w:t># A deliberately buggy query-only cache is one candidate mechanism, not the proven live bug.</w:t>
+        <w:br/>
+        <w:t>source={'c1':'old fictional answer','c2':'new fictional answer'}</w:t>
+        <w:br/>
+        <w:t>cached={'query':'q','source_version':'c1','answer':source['c1']}</w:t>
+        <w:br/>
+        <w:t>def candidate_response(cache_enabled):</w:t>
+        <w:br/>
+        <w:t xml:space="preserve"> if type(cache_enabled) is not bool:raise ValueError('Boolean controlled condition required')</w:t>
+        <w:br/>
+        <w:t xml:space="preserve"> return deepcopy(cached) if cache_enabled else {'query':'q','source_version':'c2','answer':source['c2']}</w:t>
+        <w:br/>
+        <w:t>with_cache=candidate_response(True);without_cache=candidate_response(False)</w:t>
+        <w:br/>
+        <w:t>assert with_cache['source_version']=='c1' and without_cache['source_version']=='c2'</w:t>
+        <w:br/>
+        <w:t>assert main_events==before</w:t>
+        <w:br/>
+        <w:br/>
+        <w:t>def locate_mismatch(current_version,retrieved_version,drafted_room,records):</w:t>
+        <w:br/>
+        <w:t xml:space="preserve"> if current_version not in records or retrieved_version not in records:</w:t>
+        <w:br/>
+        <w:t xml:space="preserve">  return {'observed':'incomplete source evidence','next_test':'obtain permitted missing version metadata'}</w:t>
+        <w:br/>
+        <w:t xml:space="preserve"> if retrieved_version!=current_version:</w:t>
+        <w:br/>
+        <w:t xml:space="preserve">  return {'observed':'stale evidence version','next_test':'reproduce version selection/cache behavior'}</w:t>
+        <w:br/>
+        <w:t xml:space="preserve"> if drafted_room!=records[retrieved_version]['room']:</w:t>
+        <w:br/>
+        <w:t xml:space="preserve">  return {'observed':'draft differs from retrieved record','next_test':'inspect context handoff and answer construction'}</w:t>
+        <w:br/>
+        <w:t xml:space="preserve"> return {'observed':'no supplied version/room mismatch','next_test':'inspect other reported symptoms'}</w:t>
+        <w:br/>
+        <w:t># Separate picture timeline and a changed trace; no model generates either draft.</w:t>
+        <w:br/>
+        <w:t>records={'5':{'room':'C'},'6':{'room':'D'}}</w:t>
+        <w:br/>
+        <w:t>picture_events=[('14:00','version 6 publishes room D'),('14:05','version 5 used, room C drafted'),</w:t>
+        <w:br/>
+        <w:t xml:space="preserve">                ('14:06','user reports mismatch')]</w:t>
+        <w:br/>
+        <w:t>picture=locate_mismatch('6','5','C',records)</w:t>
+        <w:br/>
+        <w:t>changed=locate_mismatch('6','6','C',records)</w:t>
+        <w:br/>
+        <w:t>assert picture['observed']=='stale evidence version'</w:t>
+        <w:br/>
+        <w:t>assert changed['observed']=='draft differs from retrieved record'</w:t>
+        <w:br/>
+        <w:t>assert locate_mismatch('6','missing','C',records)['observed']=='incomplete source evidence'</w:t>
+        <w:br/>
+        <w:t>print('Main supplied timeline:',main_events)</w:t>
+        <w:br/>
+        <w:t>print('Reliable declared weight version unchanged:',weight_before==weight_at_response)</w:t>
+        <w:br/>
+        <w:t>print('Controlled candidate fixture, enabled/disabled:',with_cache,without_cache)</w:t>
+        <w:br/>
+        <w:t>print('Picture ordered events:',picture_events)</w:t>
+        <w:br/>
+        <w:t>print('Picture evidence localization:',picture,'changed trace:',changed)</w:t>
+        <w:br/>
+        <w:t>print('Candidate reproduction supports a possible mechanism in this fixture; chronology alone does not prove the real incident cause.')</w:t>
+        <w:br/>
+        <w:t>print('Containment may proceed promptly while authorized minimized evidence is captured. No private payloads, actual systems, model runs or live repairs are used.')</w:t>
+        <w:br/>
+      </w:r>
+    </w:p>
+    <w:p>
+      <w:pPr>
+        <w:pStyle w:val="Heading2"/>
+      </w:pPr>
+      <w:r>
+        <w:t>Expected outcomes and interpretation limits</w:t>
+      </w:r>
+    </w:p>
+    <w:p>
+      <w:pPr>
+        <w:pStyle w:val="ListNumber"/>
+      </w:pPr>
+      <w:r>
+        <w:t>Predict which claim the unchanged w7 record challenges. The local controlled candidate keeps the query, source fixtures and declared weight context fixed while switching a deliberately buggy query-only cache on/off: old c1 versus current c2. This demonstrates one possible mechanism, not a discovered live root cause. The separate picture compares old evidence/old room with current evidence/wrong room and changes the recommended inspection accordingly. Inputs remain unchanged. No model generates these outputs, no logs or private records are read, and no actual cache or service is disabled. Mark paper traces “not run”.</w:t>
+      </w:r>
+    </w:p>
+    <w:p>
+      <w:pPr>
+        <w:pStyle w:val="Heading2"/>
+      </w:pPr>
+      <w:r>
+        <w:t>Evidence ledger and reflection</w:t>
       </w:r>
     </w:p>
     <w:tbl>
@@ -2058,14 +2875,6 @@
     </w:p>
     <w:p>
       <w:pPr>
-        <w:pStyle w:val="Heading3"/>
-      </w:pPr>
-      <w:r>
-        <w:t>Plan → try → check</w:t>
-      </w:r>
-    </w:p>
-    <w:p>
-      <w:pPr>
         <w:spacing w:line="336" w:lineRule="auto" w:after="180"/>
       </w:pPr>
       <w:r>
@@ -2077,23 +2886,47 @@
     </w:p>
     <w:p>
       <w:pPr>
+        <w:pStyle w:val="Heading2"/>
+      </w:pPr>
+      <w:r>
+        <w:t>Earlier wording, alternatives and picture transcripts · reference / check after trying</w:t>
+      </w:r>
+    </w:p>
+    <w:p>
+      <w:pPr>
+        <w:pStyle w:val="Heading3"/>
+      </w:pPr>
+      <w:r>
+        <w:t>Predict, investigate and preserve the evidence</w:t>
+      </w:r>
+    </w:p>
+    <w:p>
+      <w:pPr>
+        <w:pStyle w:val="Heading3"/>
+      </w:pPr>
+      <w:r>
+        <w:t>Plan → try → check</w:t>
+      </w:r>
+    </w:p>
+    <w:p>
+      <w:pPr>
         <w:pStyle w:val="Heading1"/>
       </w:pPr>
       <w:r>
-        <w:t>10. Build your understanding</w:t>
-      </w:r>
-    </w:p>
-    <w:p>
-      <w:r>
-        <w:t>Move from recall to tracing, diagnosis and transfer in Incident investigation. Explain why each step is justified.</w:t>
-      </w:r>
-    </w:p>
-    <w:p>
-      <w:pPr>
-        <w:pStyle w:val="Heading3"/>
-      </w:pPr>
-      <w:r>
-        <w:t>Explain → apply → challenge</w:t>
+        <w:t>14. Try alone: investigate a permission change before a restricted read</w:t>
+      </w:r>
+    </w:p>
+    <w:p>
+      <w:r>
+        <w:t>Propose a controlled test without exposing real restricted content.</w:t>
+      </w:r>
+    </w:p>
+    <w:p>
+      <w:pPr>
+        <w:pStyle w:val="Heading2"/>
+      </w:pPr>
+      <w:r>
+        <w:t>Complete selected independent task</w:t>
       </w:r>
     </w:p>
     <w:p>
@@ -2104,43 +2937,123 @@
         <w:rPr>
           <w:b w:val="0"/>
         </w:rPr>
-        <w:t xml:space="preserve">Explain the weekly </w:t>
-      </w:r>
-      <w:r>
-        <w:rPr>
-          <w:b/>
-        </w:rPr>
-        <w:t>mechanism</w:t>
-      </w:r>
+        <w:t>10:00 permissions config changes; 10:03 restricted read; model version unchanged. Name a plausible cause and one test.</w:t>
+      </w:r>
+    </w:p>
+    <w:p>
+      <w:pPr>
+        <w:pStyle w:val="Heading2"/>
+      </w:pPr>
+      <w:r>
+        <w:t>First attempt and support record</w:t>
+      </w:r>
+    </w:p>
+    <w:p>
+      <w:pPr>
+        <w:pStyle w:val="Heading3"/>
+      </w:pPr>
+      <w:r>
+        <w:t>My independent explanation, trace and limits</w:t>
+      </w:r>
+    </w:p>
+    <w:p>
+      <w:r>
+        <w:t>________________________________________________________________</w:t>
+      </w:r>
+    </w:p>
+    <w:p>
+      <w:r>
+        <w:t>________________________________________________________________</w:t>
+      </w:r>
+    </w:p>
+    <w:p>
+      <w:r>
+        <w:t>________________________________________________________________</w:t>
+      </w:r>
+    </w:p>
+    <w:p>
+      <w:r>
+        <w:t>________________________________________________________________</w:t>
+      </w:r>
+    </w:p>
+    <w:p>
+      <w:r>
+        <w:t>________________________________________________________________</w:t>
+      </w:r>
+    </w:p>
+    <w:p>
+      <w:r>
+        <w:t>________________________________________________________________</w:t>
+      </w:r>
+    </w:p>
+    <w:p>
+      <w:r>
+        <w:t>________________________________________________________________</w:t>
+      </w:r>
+    </w:p>
+    <w:p>
+      <w:pPr>
+        <w:spacing w:line="336" w:lineRule="auto" w:after="180"/>
+      </w:pPr>
       <w:r>
         <w:rPr>
           <w:b w:val="0"/>
         </w:rPr>
-        <w:t xml:space="preserve"> in your own words. Use the worked scenario to name its </w:t>
-      </w:r>
-      <w:r>
-        <w:rPr>
-          <w:b/>
-        </w:rPr>
-        <w:t>input</w:t>
-      </w:r>
+        <w:t>Attempt this case before feedback. Record any help. Earlier examples below are further practice; a case already practised with feedback cannot establish fresh transfer.</w:t>
+      </w:r>
+    </w:p>
+    <w:p>
+      <w:pPr>
+        <w:pStyle w:val="Heading2"/>
+      </w:pPr>
+      <w:r>
+        <w:t>Feedback after trying</w:t>
+      </w:r>
+    </w:p>
+    <w:p>
+      <w:pPr>
+        <w:spacing w:line="336" w:lineRule="auto" w:after="180"/>
+      </w:pPr>
       <w:r>
         <w:rPr>
           <w:b w:val="0"/>
         </w:rPr>
-        <w:t xml:space="preserve">, decision rule and </w:t>
-      </w:r>
-      <w:r>
-        <w:rPr>
-          <w:b/>
-        </w:rPr>
-        <w:t>output</w:t>
-      </w:r>
+        <w:t>Attempt the independent case before hints. Record whether you worked alone, used a hint or followed a model. After feedback, fix the first unsupported step and explain why it changed.</w:t>
+      </w:r>
+    </w:p>
+    <w:p>
+      <w:pPr>
+        <w:spacing w:line="336" w:lineRule="auto" w:after="180"/>
+      </w:pPr>
       <w:r>
         <w:rPr>
           <w:b w:val="0"/>
         </w:rPr>
-        <w:t>.</w:t>
+        <w:t>A later check uses a changed case, not a copied answer.</w:t>
+      </w:r>
+    </w:p>
+    <w:p>
+      <w:pPr>
+        <w:pStyle w:val="Heading2"/>
+      </w:pPr>
+      <w:r>
+        <w:t>Earlier wording, alternatives and picture transcripts · reference / check after trying</w:t>
+      </w:r>
+    </w:p>
+    <w:p>
+      <w:pPr>
+        <w:pStyle w:val="Heading3"/>
+      </w:pPr>
+      <w:r>
+        <w:t>Independent case: Apply a new case independently</w:t>
+      </w:r>
+    </w:p>
+    <w:p>
+      <w:pPr>
+        <w:pStyle w:val="Heading3"/>
+      </w:pPr>
+      <w:r>
+        <w:t>Attempt this without hints</w:t>
       </w:r>
     </w:p>
     <w:p>
@@ -2151,7 +3064,55 @@
         <w:rPr>
           <w:b w:val="0"/>
         </w:rPr>
-        <w:t>A report omits this qualification: A plausible narrative needs controlled or record-based confirmation and must preserve unknowns.</w:t>
+        <w:t>10:00 permissions config changes; 10:03 restricted read; model version unchanged. Name a plausible cause and one test.</w:t>
+      </w:r>
+    </w:p>
+    <w:p>
+      <w:pPr>
+        <w:pStyle w:val="Heading3"/>
+      </w:pPr>
+      <w:r>
+        <w:t>My independent procedure, result and limitation</w:t>
+      </w:r>
+    </w:p>
+    <w:p>
+      <w:r>
+        <w:t>________________________________________________________________</w:t>
+      </w:r>
+    </w:p>
+    <w:p>
+      <w:r>
+        <w:t>________________________________________________________________</w:t>
+      </w:r>
+    </w:p>
+    <w:p>
+      <w:r>
+        <w:t>________________________________________________________________</w:t>
+      </w:r>
+    </w:p>
+    <w:p>
+      <w:r>
+        <w:t>________________________________________________________________</w:t>
+      </w:r>
+    </w:p>
+    <w:p>
+      <w:r>
+        <w:t>________________________________________________________________</w:t>
+      </w:r>
+    </w:p>
+    <w:p>
+      <w:r>
+        <w:t>________________________________________________________________</w:t>
+      </w:r>
+    </w:p>
+    <w:p>
+      <w:r>
+        <w:t>________________________________________________________________</w:t>
+      </w:r>
+    </w:p>
+    <w:p>
+      <w:r>
+        <w:t>________________________________________________________________</w:t>
       </w:r>
     </w:p>
     <w:p>
@@ -2162,29 +3123,7 @@
         <w:rPr>
           <w:b w:val="0"/>
         </w:rPr>
-        <w:t>Explain how omitting it could change a reader's interpretation, and write an accurate replacement.</w:t>
-      </w:r>
-    </w:p>
-    <w:p>
-      <w:pPr>
-        <w:spacing w:line="336" w:lineRule="auto" w:after="180"/>
-      </w:pPr>
-      <w:r>
-        <w:rPr>
-          <w:b w:val="0"/>
-        </w:rPr>
-        <w:t>For the worked scenario, propose one additional case that could reveal a failure, describe its expected outcome before running it, and explain what would need to remain fixed for a fair comparison.</w:t>
-      </w:r>
-    </w:p>
-    <w:p>
-      <w:pPr>
-        <w:spacing w:line="336" w:lineRule="auto" w:after="180"/>
-      </w:pPr>
-      <w:r>
-        <w:rPr>
-          <w:b w:val="0"/>
-        </w:rPr>
-        <w:t>Do not reuse W4 as a new final test after receiving feedback.</w:t>
+        <w:t>Record support used: none, hint or teacher explanation. After feedback, a different case is needed to demonstrate independence.</w:t>
       </w:r>
     </w:p>
     <w:p>
@@ -2192,32 +3131,7 @@
         <w:pStyle w:val="Heading3"/>
       </w:pPr>
       <w:r>
-        <w:t>Explain which evidence supports your conclusion and which claim remains unproved.</w:t>
-      </w:r>
-    </w:p>
-    <w:p>
-      <w:r>
-        <w:t>________________________________________________________________</w:t>
-      </w:r>
-    </w:p>
-    <w:p>
-      <w:r>
-        <w:t>________________________________________________________________</w:t>
-      </w:r>
-    </w:p>
-    <w:p>
-      <w:r>
-        <w:t>________________________________________________________________</w:t>
-      </w:r>
-    </w:p>
-    <w:p>
-      <w:r>
-        <w:t>________________________________________________________________</w:t>
-      </w:r>
-    </w:p>
-    <w:p>
-      <w:r>
-        <w:t>________________________________________________________________</w:t>
+        <w:t>Use feedback to improve</w:t>
       </w:r>
     </w:p>
     <w:p>
@@ -2225,12 +3139,20 @@
         <w:pStyle w:val="Heading1"/>
       </w:pPr>
       <w:r>
-        <w:t>11. Connect your project</w:t>
-      </w:r>
-    </w:p>
-    <w:p>
-      <w:r>
-        <w:t>Apply this week’s idea to Grounded Learning Service. Keep an annotated decision and the evidence supporting it.</w:t>
+        <w:t>11. Save the timeline, hypotheses and discriminating test plan</w:t>
+      </w:r>
+    </w:p>
+    <w:p>
+      <w:r>
+        <w:t>Keep allowed metadata, original observations and revised explanations separate.</w:t>
+      </w:r>
+    </w:p>
+    <w:p>
+      <w:pPr>
+        <w:pStyle w:val="Heading2"/>
+      </w:pPr>
+      <w:r>
+        <w:t>Project task and artifact</w:t>
       </w:r>
     </w:p>
     <w:p>
@@ -2421,10 +3343,10 @@
     </w:tbl>
     <w:p>
       <w:pPr>
-        <w:pStyle w:val="Heading3"/>
-      </w:pPr>
-      <w:r>
-        <w:t>Evidence for your project</w:t>
+        <w:pStyle w:val="Heading2"/>
+      </w:pPr>
+      <w:r>
+        <w:t>Actual run or trace and limitations</w:t>
       </w:r>
     </w:p>
     <w:p>
@@ -2452,15 +3374,88 @@
     </w:p>
     <w:p>
       <w:pPr>
+        <w:pStyle w:val="Heading2"/>
+      </w:pPr>
+      <w:r>
+        <w:t>Earlier wording, alternatives and picture transcripts · reference / check after trying</w:t>
+      </w:r>
+    </w:p>
+    <w:p>
+      <w:pPr>
+        <w:pStyle w:val="Heading3"/>
+      </w:pPr>
+      <w:r>
+        <w:t>Evidence for your project</w:t>
+      </w:r>
+    </w:p>
+    <w:p>
+      <w:pPr>
         <w:pStyle w:val="Heading1"/>
       </w:pPr>
       <w:r>
-        <w:t>12. Show what you know</w:t>
-      </w:r>
-    </w:p>
-    <w:p>
-      <w:r>
-        <w:t>Use a genuinely new case for independent evidence. Previously discussed examples remain practice; use the separately named independent case before feedback.</w:t>
+        <w:t>16. Explain one supported inference and one unresolved cause</w:t>
+      </w:r>
+    </w:p>
+    <w:p>
+      <w:r>
+        <w:t>Keep containment actions distinct from evidence of resolution.</w:t>
+      </w:r>
+    </w:p>
+    <w:p>
+      <w:pPr>
+        <w:pStyle w:val="Heading2"/>
+      </w:pPr>
+      <w:r>
+        <w:t>Retrieve and explain</w:t>
+      </w:r>
+    </w:p>
+    <w:p>
+      <w:pPr>
+        <w:pStyle w:val="ListBullet"/>
+      </w:pPr>
+      <w:r>
+        <w:t>Close your notes. Explain this goal in your own words: Explain the mechanism and terminology of incident investigation</w:t>
+      </w:r>
+    </w:p>
+    <w:p>
+      <w:pPr>
+        <w:pStyle w:val="Heading3"/>
+      </w:pPr>
+      <w:r>
+        <w:t>My deciding step, evidence and one remaining question</w:t>
+      </w:r>
+    </w:p>
+    <w:p>
+      <w:r>
+        <w:t>________________________________________________________________</w:t>
+      </w:r>
+    </w:p>
+    <w:p>
+      <w:r>
+        <w:t>________________________________________________________________</w:t>
+      </w:r>
+    </w:p>
+    <w:p>
+      <w:r>
+        <w:t>________________________________________________________________</w:t>
+      </w:r>
+    </w:p>
+    <w:p>
+      <w:r>
+        <w:t>________________________________________________________________</w:t>
+      </w:r>
+    </w:p>
+    <w:p>
+      <w:r>
+        <w:t>________________________________________________________________</w:t>
+      </w:r>
+    </w:p>
+    <w:p>
+      <w:pPr>
+        <w:pStyle w:val="Heading2"/>
+      </w:pPr>
+      <w:r>
+        <w:t>Plan a changed-case return</w:t>
       </w:r>
     </w:p>
     <w:p>
@@ -2471,62 +3466,31 @@
         <w:rPr>
           <w:b w:val="0"/>
         </w:rPr>
-        <w:t>Complete the supported workbook tasks before attempting W4 independently. Record any hints or help used. After feedback, use the teacher's fresh retry rather than copying the earlier answer.</w:t>
-      </w:r>
-    </w:p>
-    <w:p>
-      <w:pPr>
-        <w:spacing w:line="336" w:lineRule="auto" w:after="180"/>
-      </w:pPr>
+        <w:t xml:space="preserve">If you are unsure, return to the worked picture and explain one arrow. If you are ready, change an </w:t>
+      </w:r>
+      <w:r>
+        <w:rPr>
+          <w:b/>
+        </w:rPr>
+        <w:t>input</w:t>
+      </w:r>
       <w:r>
         <w:rPr>
           <w:b w:val="0"/>
         </w:rPr>
-        <w:t>For a project, select a relevant new case, predict the outcome from the declared rule and preserve the result alongside any revision.</w:t>
-      </w:r>
-    </w:p>
-    <w:p>
-      <w:pPr>
-        <w:pStyle w:val="Heading3"/>
-      </w:pPr>
-      <w:r>
-        <w:t>Exit: propose one revealing change to the worked scenario. State the expected outcome and the evidence that would make you revise your explanation.</w:t>
-      </w:r>
-    </w:p>
-    <w:p>
-      <w:r>
-        <w:t>________________________________________________________________</w:t>
-      </w:r>
-    </w:p>
-    <w:p>
-      <w:r>
-        <w:t>________________________________________________________________</w:t>
-      </w:r>
-    </w:p>
-    <w:p>
-      <w:r>
-        <w:t>________________________________________________________________</w:t>
-      </w:r>
-    </w:p>
-    <w:p>
-      <w:r>
-        <w:t>________________________________________________________________</w:t>
-      </w:r>
-    </w:p>
-    <w:p>
-      <w:r>
-        <w:t>________________________________________________________________</w:t>
-      </w:r>
-    </w:p>
-    <w:p>
-      <w:pPr>
-        <w:spacing w:line="336" w:lineRule="auto" w:after="180"/>
-      </w:pPr>
+        <w:t xml:space="preserve"> or assumption and justify your </w:t>
+      </w:r>
+      <w:r>
+        <w:rPr>
+          <w:b/>
+        </w:rPr>
+        <w:t>prediction</w:t>
+      </w:r>
       <w:r>
         <w:rPr>
           <w:b w:val="0"/>
         </w:rPr>
-        <w:t>For the worked scenario, propose one additional case that could reveal a failure, describe its expected outcome before running it, and explain what would need to remain fixed for a fair comparison.</w:t>
+        <w:t>.</w:t>
       </w:r>
     </w:p>
     <w:p>
@@ -2537,14 +3501,336 @@
         <w:rPr>
           <w:b w:val="0"/>
         </w:rPr>
-        <w:t>Do not reuse W4 as a new final test after receiving feedback.</w:t>
-      </w:r>
-    </w:p>
+        <w:t xml:space="preserve">Save your workbook </w:t>
+      </w:r>
+      <w:r>
+        <w:rPr>
+          <w:b/>
+        </w:rPr>
+        <w:t>evidence</w:t>
+      </w:r>
+      <w:r>
+        <w:rPr>
+          <w:b w:val="0"/>
+        </w:rPr>
+        <w:t>. At the next review, try a different case before opening your old answer.</w:t>
+      </w:r>
+    </w:p>
+    <w:p>
+      <w:pPr>
+        <w:pStyle w:val="Heading1"/>
+      </w:pPr>
+      <w:r>
+        <w:t>Reference bank and extra practice</w:t>
+      </w:r>
+    </w:p>
+    <w:p>
+      <w:pPr>
+        <w:pStyle w:val="Heading1"/>
+      </w:pPr>
+      <w:r>
+        <w:t>05. Reference · Use service vocabulary precisely</w:t>
+      </w:r>
+    </w:p>
+    <w:p>
+      <w:r>
+        <w:t>Connect each term to an input, operation, evidence source or outcome.</w:t>
+      </w:r>
+    </w:p>
+    <w:p>
+      <w:pPr>
+        <w:pStyle w:val="Heading2"/>
+      </w:pPr>
+      <w:r>
+        <w:t>Vocabulary and your explanation</w:t>
+      </w:r>
+    </w:p>
+    <w:tbl>
+      <w:tblPr>
+        <w:tblStyle w:val="LightShading-Accent1"/>
+        <w:tblW w:type="auto" w:w="0"/>
+        <w:tblLook w:firstColumn="1" w:firstRow="1" w:lastColumn="0" w:lastRow="0" w:noHBand="0" w:noVBand="1" w:val="04A0"/>
+      </w:tblPr>
+      <w:tblGrid>
+        <w:gridCol w:w="5112"/>
+        <w:gridCol w:w="5112"/>
+      </w:tblGrid>
+      <w:tr>
+        <w:trPr>
+          <w:tblHeader/>
+        </w:trPr>
+        <w:tc>
+          <w:tcPr>
+            <w:tcW w:type="dxa" w:w="5112"/>
+          </w:tcPr>
+          <w:p>
+            <w:r>
+              <w:t>Word</w:t>
+            </w:r>
+          </w:p>
+        </w:tc>
+        <w:tc>
+          <w:tcPr>
+            <w:tcW w:type="dxa" w:w="5112"/>
+          </w:tcPr>
+          <w:p>
+            <w:r>
+              <w:t>Meaning</w:t>
+            </w:r>
+          </w:p>
+        </w:tc>
+      </w:tr>
+      <w:tr>
+        <w:tc>
+          <w:tcPr>
+            <w:tcW w:type="dxa" w:w="5112"/>
+          </w:tcPr>
+          <w:p>
+            <w:r>
+              <w:t>Incident timeline</w:t>
+            </w:r>
+          </w:p>
+        </w:tc>
+        <w:tc>
+          <w:tcPr>
+            <w:tcW w:type="dxa" w:w="5112"/>
+          </w:tcPr>
+          <w:p>
+            <w:r>
+              <w:t>Ordered records of relevant events</w:t>
+            </w:r>
+          </w:p>
+        </w:tc>
+      </w:tr>
+      <w:tr>
+        <w:tc>
+          <w:tcPr>
+            <w:tcW w:type="dxa" w:w="5112"/>
+          </w:tcPr>
+          <w:p>
+            <w:r>
+              <w:t>Containment</w:t>
+            </w:r>
+          </w:p>
+        </w:tc>
+        <w:tc>
+          <w:tcPr>
+            <w:tcW w:type="dxa" w:w="5112"/>
+          </w:tcPr>
+          <w:p>
+            <w:r>
+              <w:t>An action limiting ongoing harm or failure</w:t>
+            </w:r>
+          </w:p>
+        </w:tc>
+      </w:tr>
+      <w:tr>
+        <w:tc>
+          <w:tcPr>
+            <w:tcW w:type="dxa" w:w="5112"/>
+          </w:tcPr>
+          <w:p>
+            <w:r>
+              <w:t>Root-cause hypothesis</w:t>
+            </w:r>
+          </w:p>
+        </w:tc>
+        <w:tc>
+          <w:tcPr>
+            <w:tcW w:type="dxa" w:w="5112"/>
+          </w:tcPr>
+          <w:p>
+            <w:r>
+              <w:t>A proposed mechanism requiring evidence</w:t>
+            </w:r>
+          </w:p>
+        </w:tc>
+      </w:tr>
+    </w:tbl>
     <w:p>
       <w:pPr>
         <w:pStyle w:val="Heading3"/>
       </w:pPr>
       <w:r>
+        <w:t>Use two terms to explain a step in this week’s example.</w:t>
+      </w:r>
+    </w:p>
+    <w:p>
+      <w:r>
+        <w:t>________________________________________________________________</w:t>
+      </w:r>
+    </w:p>
+    <w:p>
+      <w:r>
+        <w:t>________________________________________________________________</w:t>
+      </w:r>
+    </w:p>
+    <w:p>
+      <w:r>
+        <w:t>________________________________________________________________</w:t>
+      </w:r>
+    </w:p>
+    <w:p>
+      <w:pPr>
+        <w:pStyle w:val="Heading1"/>
+      </w:pPr>
+      <w:r>
+        <w:t>10. Extra challenge · Explain a stronger case</w:t>
+      </w:r>
+    </w:p>
+    <w:p>
+      <w:r>
+        <w:t>Choose the next challenge after the main route.</w:t>
+      </w:r>
+    </w:p>
+    <w:p>
+      <w:pPr>
+        <w:pStyle w:val="Heading2"/>
+      </w:pPr>
+      <w:r>
+        <w:t>Explain,repair and extend</w:t>
+      </w:r>
+    </w:p>
+    <w:p>
+      <w:pPr>
+        <w:pStyle w:val="Heading3"/>
+      </w:pPr>
+      <w:r>
+        <w:t>Explain → apply → challenge</w:t>
+      </w:r>
+    </w:p>
+    <w:p>
+      <w:pPr>
+        <w:pStyle w:val="ListBullet"/>
+      </w:pPr>
+      <w:r>
+        <w:t>Explain the weekly mechanism in your own words. Use the worked scenario to name its input, decision rule and output.</w:t>
+      </w:r>
+    </w:p>
+    <w:p>
+      <w:pPr>
+        <w:pStyle w:val="ListBullet"/>
+      </w:pPr>
+      <w:r>
+        <w:t>A report omits this qualification: A plausible narrative needs controlled or record-based confirmation and must preserve unknowns. Explain how omitting it could change a reader's interpretation, and write an accurate replacement.</w:t>
+      </w:r>
+    </w:p>
+    <w:p>
+      <w:pPr>
+        <w:pStyle w:val="ListBullet"/>
+      </w:pPr>
+      <w:r>
+        <w:t>For the worked scenario, propose one additional case that could reveal a failure, describe its expected outcome before running it, and explain what would need to remain fixed for a fair comparison. Do not reuse W4 as a new final test after receiving feedback.</w:t>
+      </w:r>
+    </w:p>
+    <w:p>
+      <w:pPr>
+        <w:pStyle w:val="Heading3"/>
+      </w:pPr>
+      <w:r>
+        <w:t>Explain which evidence supports your conclusion and which claim remains unproved.</w:t>
+      </w:r>
+    </w:p>
+    <w:p>
+      <w:r>
+        <w:t>________________________________________________________________</w:t>
+      </w:r>
+    </w:p>
+    <w:p>
+      <w:r>
+        <w:t>________________________________________________________________</w:t>
+      </w:r>
+    </w:p>
+    <w:p>
+      <w:r>
+        <w:t>________________________________________________________________</w:t>
+      </w:r>
+    </w:p>
+    <w:p>
+      <w:r>
+        <w:t>________________________________________________________________</w:t>
+      </w:r>
+    </w:p>
+    <w:p>
+      <w:r>
+        <w:t>________________________________________________________________</w:t>
+      </w:r>
+    </w:p>
+    <w:p>
+      <w:pPr>
+        <w:pStyle w:val="Heading1"/>
+      </w:pPr>
+      <w:r>
+        <w:t>12. Reference · Check the service reasoning and its limits</w:t>
+      </w:r>
+    </w:p>
+    <w:p>
+      <w:r>
+        <w:t>Use after practice; keep the selected independent case for its first attempt.</w:t>
+      </w:r>
+    </w:p>
+    <w:p>
+      <w:pPr>
+        <w:pStyle w:val="Heading2"/>
+      </w:pPr>
+      <w:r>
+        <w:t>Current explanation and response</w:t>
+      </w:r>
+    </w:p>
+    <w:p>
+      <w:pPr>
+        <w:pStyle w:val="ListBullet"/>
+      </w:pPr>
+      <w:r>
+        <w:t>Complete the supported workbook tasks before attempting W4 independently. Record any hints or help used. After feedback, use the teacher's fresh retry rather than copying the earlier answer. For a project, select a relevant new case, predict the outcome from the declared rule and preserve the result alongside any revision.</w:t>
+      </w:r>
+    </w:p>
+    <w:p>
+      <w:pPr>
+        <w:pStyle w:val="Heading3"/>
+      </w:pPr>
+      <w:r>
+        <w:t>Exit: propose one revealing change to the worked scenario. State the expected outcome and the evidence that would make you revise your explanation.</w:t>
+      </w:r>
+    </w:p>
+    <w:p>
+      <w:r>
+        <w:t>________________________________________________________________</w:t>
+      </w:r>
+    </w:p>
+    <w:p>
+      <w:r>
+        <w:t>________________________________________________________________</w:t>
+      </w:r>
+    </w:p>
+    <w:p>
+      <w:r>
+        <w:t>________________________________________________________________</w:t>
+      </w:r>
+    </w:p>
+    <w:p>
+      <w:r>
+        <w:t>________________________________________________________________</w:t>
+      </w:r>
+    </w:p>
+    <w:p>
+      <w:r>
+        <w:t>________________________________________________________________</w:t>
+      </w:r>
+    </w:p>
+    <w:p>
+      <w:pPr>
+        <w:pStyle w:val="ListBullet"/>
+      </w:pPr>
+      <w:r>
+        <w:t>For the worked scenario, propose one additional case that could reveal a failure, describe its expected outcome before running it, and explain what would need to remain fixed for a fair comparison. Do not reuse W4 as a new final test after receiving feedback.</w:t>
+      </w:r>
+    </w:p>
+    <w:p>
+      <w:pPr>
+        <w:pStyle w:val="Heading3"/>
+      </w:pPr>
+      <w:r>
         <w:t>My limited claim and a useful next check</w:t>
       </w:r>
     </w:p>
@@ -2573,12 +3859,20 @@
         <w:pStyle w:val="Heading1"/>
       </w:pPr>
       <w:r>
-        <w:t>13. Study a complete case</w:t>
-      </w:r>
-    </w:p>
-    <w:p>
-      <w:r>
-        <w:t>Revisit the complete Incident investigation case for supported practice. Repeated examples do not become fresh assessments.</w:t>
+        <w:t>13. Extra practice · Revisit the complete trace</w:t>
+      </w:r>
+    </w:p>
+    <w:p>
+      <w:r>
+        <w:t>Predict before reading the supplied steps.</w:t>
+      </w:r>
+    </w:p>
+    <w:p>
+      <w:pPr>
+        <w:pStyle w:val="Heading2"/>
+      </w:pPr>
+      <w:r>
+        <w:t>Complete trace and evidence</w:t>
       </w:r>
     </w:p>
     <w:p>
@@ -2650,7 +3944,7 @@
           </w:tcPr>
           <w:p>
             <w:r>
-              <w:t>At09:00 corpus updates; 09:05 stale cache response; 09:06 cache disabled. Team says model weights changed, but weight version is unchanged.</w:t>
+              <w:t>At 09:00 corpus updates; 09:05 stale cache response; 09:06 cache disabled. Team says model weights changed, but weight version is unchanged.</w:t>
             </w:r>
           </w:p>
         </w:tc>
@@ -2747,206 +4041,20 @@
         <w:pStyle w:val="Heading1"/>
       </w:pPr>
       <w:r>
-        <w:t>14. Try a new case independently</w:t>
-      </w:r>
-    </w:p>
-    <w:p>
-      <w:r>
-        <w:t>Attempt the reserved new case before feedback. Record support; the earlier examples below remain additional practice.</w:t>
-      </w:r>
-    </w:p>
-    <w:p>
-      <w:pPr>
-        <w:pStyle w:val="Heading3"/>
-      </w:pPr>
-      <w:r>
-        <w:t>Independent case: Apply a new case independently</w:t>
-      </w:r>
-    </w:p>
-    <w:p>
-      <w:pPr>
-        <w:spacing w:line="336" w:lineRule="auto" w:after="180"/>
-      </w:pPr>
-      <w:r>
-        <w:rPr>
-          <w:b w:val="0"/>
-        </w:rPr>
-        <w:t>10:00 permissions config changes; 10:03 restricted read; model version unchanged. Name a plausible cause and one test.</w:t>
-      </w:r>
-    </w:p>
-    <w:p>
-      <w:pPr>
-        <w:pStyle w:val="Heading3"/>
-      </w:pPr>
-      <w:r>
-        <w:t>My independent explanation, trace and limits</w:t>
-      </w:r>
-    </w:p>
-    <w:p>
-      <w:r>
-        <w:t>________________________________________________________________</w:t>
-      </w:r>
-    </w:p>
-    <w:p>
-      <w:r>
-        <w:t>________________________________________________________________</w:t>
-      </w:r>
-    </w:p>
-    <w:p>
-      <w:r>
-        <w:t>________________________________________________________________</w:t>
-      </w:r>
-    </w:p>
-    <w:p>
-      <w:r>
-        <w:t>________________________________________________________________</w:t>
-      </w:r>
-    </w:p>
-    <w:p>
-      <w:r>
-        <w:t>________________________________________________________________</w:t>
-      </w:r>
-    </w:p>
-    <w:p>
-      <w:r>
-        <w:t>________________________________________________________________</w:t>
-      </w:r>
-    </w:p>
-    <w:p>
-      <w:r>
-        <w:t>________________________________________________________________</w:t>
-      </w:r>
-    </w:p>
-    <w:p>
-      <w:pPr>
-        <w:spacing w:line="336" w:lineRule="auto" w:after="180"/>
-      </w:pPr>
-      <w:r>
-        <w:rPr>
-          <w:b w:val="0"/>
-        </w:rPr>
-        <w:t>Attempt this case before feedback. Record any help. Earlier examples below are further practice; a case already practised with feedback cannot establish fresh transfer.</w:t>
-      </w:r>
-    </w:p>
-    <w:p>
-      <w:pPr>
-        <w:pStyle w:val="Heading3"/>
-      </w:pPr>
-      <w:r>
-        <w:t>Attempt this without hints</w:t>
-      </w:r>
-    </w:p>
-    <w:p>
-      <w:pPr>
-        <w:spacing w:line="336" w:lineRule="auto" w:after="180"/>
-      </w:pPr>
-      <w:r>
-        <w:rPr>
-          <w:b w:val="0"/>
-        </w:rPr>
-        <w:t>10:00 permissions config changes; 10:03 restricted read; model version unchanged. Name a plausible cause and one test.</w:t>
-      </w:r>
-    </w:p>
-    <w:p>
-      <w:pPr>
-        <w:pStyle w:val="Heading3"/>
-      </w:pPr>
-      <w:r>
-        <w:t>My independent procedure, result and limitation</w:t>
-      </w:r>
-    </w:p>
-    <w:p>
-      <w:r>
-        <w:t>________________________________________________________________</w:t>
-      </w:r>
-    </w:p>
-    <w:p>
-      <w:r>
-        <w:t>________________________________________________________________</w:t>
-      </w:r>
-    </w:p>
-    <w:p>
-      <w:r>
-        <w:t>________________________________________________________________</w:t>
-      </w:r>
-    </w:p>
-    <w:p>
-      <w:r>
-        <w:t>________________________________________________________________</w:t>
-      </w:r>
-    </w:p>
-    <w:p>
-      <w:r>
-        <w:t>________________________________________________________________</w:t>
-      </w:r>
-    </w:p>
-    <w:p>
-      <w:r>
-        <w:t>________________________________________________________________</w:t>
-      </w:r>
-    </w:p>
-    <w:p>
-      <w:r>
-        <w:t>________________________________________________________________</w:t>
-      </w:r>
-    </w:p>
-    <w:p>
-      <w:r>
-        <w:t>________________________________________________________________</w:t>
-      </w:r>
-    </w:p>
-    <w:p>
-      <w:pPr>
-        <w:spacing w:line="336" w:lineRule="auto" w:after="180"/>
-      </w:pPr>
-      <w:r>
-        <w:rPr>
-          <w:b w:val="0"/>
-        </w:rPr>
-        <w:t>Record support used: none, hint or teacher explanation. After feedback, a different case is needed to demonstrate independence.</w:t>
-      </w:r>
-    </w:p>
-    <w:p>
-      <w:pPr>
-        <w:pStyle w:val="Heading3"/>
-      </w:pPr>
-      <w:r>
-        <w:t>Use feedback to improve</w:t>
-      </w:r>
-    </w:p>
-    <w:p>
-      <w:pPr>
-        <w:spacing w:line="336" w:lineRule="auto" w:after="180"/>
-      </w:pPr>
-      <w:r>
-        <w:rPr>
-          <w:b w:val="0"/>
-        </w:rPr>
-        <w:t>Attempt the independent case before hints. Record whether you worked alone, used a hint or followed a model. After feedback, fix the first unsupported step and explain why it changed.</w:t>
-      </w:r>
-    </w:p>
-    <w:p>
-      <w:pPr>
-        <w:spacing w:line="336" w:lineRule="auto" w:after="180"/>
-      </w:pPr>
-      <w:r>
-        <w:rPr>
-          <w:b w:val="0"/>
-        </w:rPr>
-        <w:t>A later check uses a changed case, not a copied answer.</w:t>
-      </w:r>
-    </w:p>
-    <w:p>
-      <w:pPr>
-        <w:pStyle w:val="Heading1"/>
-      </w:pPr>
-      <w:r>
-        <w:t>15. Your lesson route</w:t>
-      </w:r>
-    </w:p>
-    <w:p>
-      <w:r>
-        <w:t>Use this map to navigate Incident investigation, connect the goals to tasks and keep one evidence record for each attempt.</w:t>
+        <w:t>15. Reference · The earlier route checklist</w:t>
+      </w:r>
+    </w:p>
+    <w:p>
+      <w:r>
+        <w:t>Use one main route rather than repeating the lesson.</w:t>
+      </w:r>
+    </w:p>
+    <w:p>
+      <w:pPr>
+        <w:pStyle w:val="Heading2"/>
+      </w:pPr>
+      <w:r>
+        <w:t>Targets,route and first prediction</w:t>
       </w:r>
     </w:p>
     <w:p>
@@ -3137,12 +4245,117 @@
         <w:pStyle w:val="Heading1"/>
       </w:pPr>
       <w:r>
-        <w:t>16. Finish and return</w:t>
-      </w:r>
-    </w:p>
-    <w:p>
-      <w:r>
-        <w:t>Explain Incident investigation without notes, identify a remaining question and plan a later check with a changed case.</w:t>
+        <w:t>17. Extra practice · Predict,check and repair</w:t>
+      </w:r>
+    </w:p>
+    <w:p>
+      <w:r>
+        <w:t>Keep supported feedback separate from the independent case.</w:t>
+      </w:r>
+    </w:p>
+    <w:p>
+      <w:pPr>
+        <w:pStyle w:val="Heading2"/>
+      </w:pPr>
+      <w:r>
+        <w:t>First supported question and optional hint</w:t>
+      </w:r>
+    </w:p>
+    <w:p>
+      <w:pPr>
+        <w:pStyle w:val="ListBullet"/>
+      </w:pPr>
+      <w:r>
+        <w:t>An incident timeline. After a schedule update, a service gives an old classroom location.</w:t>
+      </w:r>
+    </w:p>
+    <w:p>
+      <w:pPr>
+        <w:pStyle w:val="Heading3"/>
+      </w:pPr>
+      <w:r>
+        <w:t>Practice 1: explain the deciding evidence</w:t>
+      </w:r>
+    </w:p>
+    <w:p>
+      <w:pPr>
+        <w:pStyle w:val="ListBullet"/>
+      </w:pPr>
+      <w:r>
+        <w:t>Which labelled step matches this detail? Reproduce version selection with controlled fixtures before naming the exact bug.</w:t>
+      </w:r>
+    </w:p>
+    <w:p>
+      <w:pPr>
+        <w:pStyle w:val="ListBullet"/>
+      </w:pPr>
+      <w:r>
+        <w:t>1. Test explanation</w:t>
+      </w:r>
+    </w:p>
+    <w:p>
+      <w:pPr>
+        <w:pStyle w:val="ListBullet"/>
+      </w:pPr>
+      <w:r>
+        <w:t>2. Order events</w:t>
+      </w:r>
+    </w:p>
+    <w:p>
+      <w:pPr>
+        <w:pStyle w:val="ListBullet"/>
+      </w:pPr>
+      <w:r>
+        <w:t>3. Locate stale evidence</w:t>
+      </w:r>
+    </w:p>
+    <w:p>
+      <w:pPr>
+        <w:pStyle w:val="Heading3"/>
+      </w:pPr>
+      <w:r>
+        <w:t>My selected conclusion, deciding fact and explanation</w:t>
+      </w:r>
+    </w:p>
+    <w:p>
+      <w:r>
+        <w:t>________________________________________________________________</w:t>
+      </w:r>
+    </w:p>
+    <w:p>
+      <w:r>
+        <w:t>________________________________________________________________</w:t>
+      </w:r>
+    </w:p>
+    <w:p>
+      <w:r>
+        <w:t>________________________________________________________________</w:t>
+      </w:r>
+    </w:p>
+    <w:p>
+      <w:r>
+        <w:t>________________________________________________________________</w:t>
+      </w:r>
+    </w:p>
+    <w:p>
+      <w:r>
+        <w:t>________________________________________________________________</w:t>
+      </w:r>
+    </w:p>
+    <w:p>
+      <w:pPr>
+        <w:pStyle w:val="ListBullet"/>
+      </w:pPr>
+      <w:r>
+        <w:t>Hint if needed: Read the steps in the pictorial case. Match the supplied detail to the stage that performs or records it.</w:t>
+      </w:r>
+    </w:p>
+    <w:p>
+      <w:pPr>
+        <w:pStyle w:val="Heading2"/>
+      </w:pPr>
+      <w:r>
+        <w:t>Check after the first attempt · reference / check after trying</w:t>
       </w:r>
     </w:p>
     <w:p>
@@ -3153,7 +4366,151 @@
         <w:rPr>
           <w:b w:val="0"/>
         </w:rPr>
-        <w:t xml:space="preserve">Close your notes. Explain this goal in your own words: Explain the </w:t>
+        <w:t>After your attempt, compare with the supported explanation: Test explanation Reproduce version selection with controlled fixtures before naming the exact bug. A timeline separates observed events from a proposed cause.</w:t>
+      </w:r>
+    </w:p>
+    <w:p>
+      <w:pPr>
+        <w:spacing w:line="336" w:lineRule="auto" w:after="180"/>
+      </w:pPr>
+      <w:r>
+        <w:rPr>
+          <w:b/>
+        </w:rPr>
+        <w:t>Evidence</w:t>
+      </w:r>
+      <w:r>
+        <w:rPr>
+          <w:b w:val="0"/>
+        </w:rPr>
+        <w:t xml:space="preserve"> can locate a mismatch without yet explaining why it happened.</w:t>
+      </w:r>
+    </w:p>
+    <w:p>
+      <w:pPr>
+        <w:pStyle w:val="Heading2"/>
+      </w:pPr>
+      <w:r>
+        <w:t>Changed-case question and optional hint</w:t>
+      </w:r>
+    </w:p>
+    <w:p>
+      <w:pPr>
+        <w:pStyle w:val="Heading3"/>
+      </w:pPr>
+      <w:r>
+        <w:t>Practice 2: explain the deciding evidence</w:t>
+      </w:r>
+    </w:p>
+    <w:p>
+      <w:pPr>
+        <w:pStyle w:val="ListBullet"/>
+      </w:pPr>
+      <w:r>
+        <w:t>Changed-case practice: Trace instead shows version 6 retrieved and room C drafted. Which conclusion is supported by the supplied facts?</w:t>
+      </w:r>
+    </w:p>
+    <w:p>
+      <w:pPr>
+        <w:pStyle w:val="ListBullet"/>
+      </w:pPr>
+      <w:r>
+        <w:t>1. This one example guarantees correct results for every future input.</w:t>
+      </w:r>
+    </w:p>
+    <w:p>
+      <w:pPr>
+        <w:pStyle w:val="ListBullet"/>
+      </w:pPr>
+      <w:r>
+        <w:t>2. Investigate drafting or validation before blaming caching.</w:t>
+      </w:r>
+    </w:p>
+    <w:p>
+      <w:pPr>
+        <w:pStyle w:val="ListBullet"/>
+      </w:pPr>
+      <w:r>
+        <w:t>3. We can decide the result without examining the changed input or the procedure.</w:t>
+      </w:r>
+    </w:p>
+    <w:p>
+      <w:pPr>
+        <w:pStyle w:val="Heading3"/>
+      </w:pPr>
+      <w:r>
+        <w:t>My selected conclusion, deciding fact and explanation</w:t>
+      </w:r>
+    </w:p>
+    <w:p>
+      <w:r>
+        <w:t>________________________________________________________________</w:t>
+      </w:r>
+    </w:p>
+    <w:p>
+      <w:r>
+        <w:t>________________________________________________________________</w:t>
+      </w:r>
+    </w:p>
+    <w:p>
+      <w:r>
+        <w:t>________________________________________________________________</w:t>
+      </w:r>
+    </w:p>
+    <w:p>
+      <w:r>
+        <w:t>________________________________________________________________</w:t>
+      </w:r>
+    </w:p>
+    <w:p>
+      <w:r>
+        <w:t>________________________________________________________________</w:t>
+      </w:r>
+    </w:p>
+    <w:p>
+      <w:pPr>
+        <w:pStyle w:val="ListBullet"/>
+      </w:pPr>
+      <w:r>
+        <w:t>Hint if needed: Use the changed condition and the deciding step in the pictorial trace. The answer must say what follows from those facts.</w:t>
+      </w:r>
+    </w:p>
+    <w:p>
+      <w:pPr>
+        <w:pStyle w:val="Heading2"/>
+      </w:pPr>
+      <w:r>
+        <w:t>Check after the changed attempt · reference / check after trying</w:t>
+      </w:r>
+    </w:p>
+    <w:p>
+      <w:pPr>
+        <w:spacing w:line="336" w:lineRule="auto" w:after="180"/>
+      </w:pPr>
+      <w:r>
+        <w:rPr>
+          <w:b w:val="0"/>
+        </w:rPr>
+        <w:t>After your attempt, compare with the supported explanation: Investigate drafting or validation before blaming caching. The mismatch now appears after retrieval.</w:t>
+      </w:r>
+    </w:p>
+    <w:p>
+      <w:pPr>
+        <w:pStyle w:val="Heading2"/>
+      </w:pPr>
+      <w:r>
+        <w:t>Repair and retain the record</w:t>
+      </w:r>
+    </w:p>
+    <w:p>
+      <w:pPr>
+        <w:spacing w:line="336" w:lineRule="auto" w:after="180"/>
+      </w:pPr>
+      <w:r>
+        <w:rPr>
+          <w:b w:val="0"/>
+        </w:rPr>
+        <w:t xml:space="preserve">Review Monitoring quality drift (ai-6/25). Goal: Explain the </w:t>
       </w:r>
       <w:r>
         <w:rPr>
@@ -3165,40 +4522,7 @@
         <w:rPr>
           <w:b w:val="0"/>
         </w:rPr>
-        <w:t xml:space="preserve"> and terminology of incident investigation</w:t>
-      </w:r>
-    </w:p>
-    <w:p>
-      <w:pPr>
-        <w:pStyle w:val="Heading3"/>
-      </w:pPr>
-      <w:r>
-        <w:t>My deciding step, evidence and one remaining question</w:t>
-      </w:r>
-    </w:p>
-    <w:p>
-      <w:r>
-        <w:t>________________________________________________________________</w:t>
-      </w:r>
-    </w:p>
-    <w:p>
-      <w:r>
-        <w:t>________________________________________________________________</w:t>
-      </w:r>
-    </w:p>
-    <w:p>
-      <w:r>
-        <w:t>________________________________________________________________</w:t>
-      </w:r>
-    </w:p>
-    <w:p>
-      <w:r>
-        <w:t>________________________________________________________________</w:t>
-      </w:r>
-    </w:p>
-    <w:p>
-      <w:r>
-        <w:t>________________________________________________________________</w:t>
+        <w:t xml:space="preserve"> and terminology of monitoring quality drift. Short practice: Compute both clear and ambiguous slice rates for A and B.</w:t>
       </w:r>
     </w:p>
     <w:p>
@@ -3209,31 +4533,53 @@
         <w:rPr>
           <w:b w:val="0"/>
         </w:rPr>
-        <w:t xml:space="preserve">If you are unsure, return to the worked picture and explain one arrow. If you are ready, change an </w:t>
+        <w:t>Which slice weakens, and how should that slice be reported when no ambiguous questions are observed?. Return to this week and explain what you changed.</w:t>
+      </w:r>
+    </w:p>
+    <w:p>
+      <w:pPr>
+        <w:spacing w:line="336" w:lineRule="auto" w:after="180"/>
+      </w:pPr>
+      <w:r>
+        <w:rPr>
+          <w:b w:val="0"/>
+        </w:rPr>
+        <w:t xml:space="preserve">Review Deployment environments (ai-6/23). Goal: Explain the </w:t>
       </w:r>
       <w:r>
         <w:rPr>
           <w:b/>
         </w:rPr>
-        <w:t>input</w:t>
+        <w:t>mechanism</w:t>
       </w:r>
       <w:r>
         <w:rPr>
           <w:b w:val="0"/>
         </w:rPr>
-        <w:t xml:space="preserve"> or assumption and justify your </w:t>
+        <w:t xml:space="preserve"> and terminology of deployment environments. Short practice: Identify the staging data and credential boundary.</w:t>
+      </w:r>
+    </w:p>
+    <w:p>
+      <w:pPr>
+        <w:spacing w:line="336" w:lineRule="auto" w:after="180"/>
+      </w:pPr>
+      <w:r>
+        <w:rPr>
+          <w:b w:val="0"/>
+        </w:rPr>
+        <w:t xml:space="preserve">Why must the rehearsal stop if its credential reaches production even though the </w:t>
       </w:r>
       <w:r>
         <w:rPr>
           <w:b/>
         </w:rPr>
-        <w:t>prediction</w:t>
+        <w:t>process</w:t>
       </w:r>
       <w:r>
         <w:rPr>
           <w:b w:val="0"/>
         </w:rPr>
-        <w:t>.</w:t>
+        <w:t xml:space="preserve"> is labelled staging?. Return to this week and explain what you changed.</w:t>
       </w:r>
     </w:p>
     <w:p>
@@ -3244,7 +4590,41 @@
         <w:rPr>
           <w:b w:val="0"/>
         </w:rPr>
-        <w:t xml:space="preserve">Save your workbook </w:t>
+        <w:t xml:space="preserve">Review Data retention and deletion (ai-6/20). Goal: Explain the </w:t>
+      </w:r>
+      <w:r>
+        <w:rPr>
+          <w:b/>
+        </w:rPr>
+        <w:t>mechanism</w:t>
+      </w:r>
+      <w:r>
+        <w:rPr>
+          <w:b w:val="0"/>
+        </w:rPr>
+        <w:t xml:space="preserve"> and terminology of data retention and deletion. Short practice: Apply the seven-day boundary to T1 and T2.</w:t>
+      </w:r>
+    </w:p>
+    <w:p>
+      <w:pPr>
+        <w:spacing w:line="336" w:lineRule="auto" w:after="180"/>
+      </w:pPr>
+      <w:r>
+        <w:rPr>
+          <w:b w:val="0"/>
+        </w:rPr>
+        <w:t>How many T2 locations need verification, and may deletion be called complete if its backup remains?. Return to this week and explain what you changed.</w:t>
+      </w:r>
+    </w:p>
+    <w:p>
+      <w:pPr>
+        <w:spacing w:line="336" w:lineRule="auto" w:after="180"/>
+      </w:pPr>
+      <w:r>
+        <w:rPr>
+          <w:b w:val="0"/>
+        </w:rPr>
+        <w:t xml:space="preserve">Use Download completed work in the hosted lesson to export your answers, reflections, practice feedback and code-run </w:t>
       </w:r>
       <w:r>
         <w:rPr>
@@ -3256,20 +4636,26 @@
         <w:rPr>
           <w:b w:val="0"/>
         </w:rPr>
-        <w:t>. At the next review, try a different case before opening your old answer.</w:t>
-      </w:r>
-    </w:p>
-    <w:p>
-      <w:pPr>
-        <w:pStyle w:val="Heading1"/>
-      </w:pPr>
-      <w:r>
-        <w:t>17. Supported practice, repair and portfolio</w:t>
-      </w:r>
-    </w:p>
-    <w:p>
-      <w:r>
-        <w:t>Attempt supported questions before using hints or feedback. Review a missing building block, then keep the completed work.</w:t>
+        <w:t>. Open the HTML copy to read or print it.</w:t>
+      </w:r>
+    </w:p>
+    <w:p>
+      <w:pPr>
+        <w:spacing w:line="336" w:lineRule="auto" w:after="180"/>
+      </w:pPr>
+      <w:r>
+        <w:rPr>
+          <w:b w:val="0"/>
+        </w:rPr>
+        <w:t>Drafts stay in this browser when storage is available; clear drafts on a shared device.</w:t>
+      </w:r>
+    </w:p>
+    <w:p>
+      <w:pPr>
+        <w:pStyle w:val="Heading2"/>
+      </w:pPr>
+      <w:r>
+        <w:t>Earlier wording, alternatives and picture transcripts · reference / check after trying</w:t>
       </w:r>
     </w:p>
     <w:p>
@@ -3285,86 +4671,10 @@
     </w:p>
     <w:p>
       <w:pPr>
-        <w:spacing w:line="336" w:lineRule="auto" w:after="180"/>
-      </w:pPr>
-      <w:r>
-        <w:rPr>
-          <w:b w:val="0"/>
-        </w:rPr>
-        <w:t xml:space="preserve">An </w:t>
-      </w:r>
-      <w:r>
-        <w:rPr>
-          <w:b/>
-        </w:rPr>
-        <w:t>incident timeline</w:t>
-      </w:r>
-      <w:r>
-        <w:rPr>
-          <w:b w:val="0"/>
-        </w:rPr>
-        <w:t>. After a schedule update, a service gives an old classroom location.</w:t>
-      </w:r>
-    </w:p>
-    <w:p>
-      <w:pPr>
         <w:pStyle w:val="Heading3"/>
       </w:pPr>
       <w:r>
-        <w:t>Practice 1: explain the deciding evidence</w:t>
-      </w:r>
-    </w:p>
-    <w:p>
-      <w:pPr>
-        <w:spacing w:line="336" w:lineRule="auto" w:after="180"/>
-      </w:pPr>
-      <w:r>
-        <w:rPr>
-          <w:b w:val="0"/>
-        </w:rPr>
-        <w:t>Which labelled step matches this detail? Reproduce version selection with controlled fixtures before naming the exact bug.</w:t>
-      </w:r>
-    </w:p>
-    <w:p>
-      <w:pPr>
-        <w:spacing w:line="336" w:lineRule="auto" w:after="180"/>
-        <w:shd w:fill="F4F9FC"/>
-      </w:pPr>
-      <w:r>
-        <w:rPr>
-          <w:b w:val="0"/>
-        </w:rPr>
-        <w:t>1. Test explanation</w:t>
-      </w:r>
-    </w:p>
-    <w:p>
-      <w:pPr>
-        <w:spacing w:line="336" w:lineRule="auto" w:after="180"/>
-        <w:shd w:fill="F4F9FC"/>
-      </w:pPr>
-      <w:r>
-        <w:rPr>
-          <w:b w:val="0"/>
-        </w:rPr>
-        <w:t>2. Order events</w:t>
-      </w:r>
-    </w:p>
-    <w:p>
-      <w:pPr>
-        <w:spacing w:line="336" w:lineRule="auto" w:after="180"/>
-        <w:shd w:fill="F4F9FC"/>
-      </w:pPr>
-      <w:r>
-        <w:rPr>
-          <w:b w:val="0"/>
-        </w:rPr>
-        <w:t xml:space="preserve">3. Locate stale </w:t>
-      </w:r>
-      <w:r>
-        <w:rPr>
-          <w:b/>
-        </w:rPr>
-        <w:t>evidence</w:t>
+        <w:t>Repair a missing building block</w:t>
       </w:r>
     </w:p>
     <w:p>
@@ -3372,433 +4682,25 @@
         <w:pStyle w:val="Heading3"/>
       </w:pPr>
       <w:r>
-        <w:t>My selected conclusion, deciding fact and explanation</w:t>
-      </w:r>
-    </w:p>
-    <w:p>
-      <w:r>
-        <w:t>________________________________________________________________</w:t>
-      </w:r>
-    </w:p>
-    <w:p>
-      <w:r>
-        <w:t>________________________________________________________________</w:t>
-      </w:r>
-    </w:p>
-    <w:p>
-      <w:r>
-        <w:t>________________________________________________________________</w:t>
-      </w:r>
-    </w:p>
-    <w:p>
-      <w:r>
-        <w:t>________________________________________________________________</w:t>
-      </w:r>
-    </w:p>
-    <w:p>
-      <w:r>
-        <w:t>________________________________________________________________</w:t>
-      </w:r>
-    </w:p>
-    <w:p>
-      <w:pPr>
-        <w:pStyle w:val="Heading3"/>
-      </w:pPr>
-      <w:r>
-        <w:t>Hint · try first</w:t>
-      </w:r>
-    </w:p>
-    <w:p>
-      <w:pPr>
-        <w:spacing w:line="336" w:lineRule="auto" w:after="180"/>
-        <w:shd w:fill="F1F6F8"/>
-      </w:pPr>
-      <w:r>
-        <w:rPr>
-          <w:b w:val="0"/>
-        </w:rPr>
-        <w:t>Hint if needed: Read the steps in the pictorial case. Match the supplied detail to the stage that performs or records it.</w:t>
-      </w:r>
-    </w:p>
-    <w:p>
-      <w:pPr>
-        <w:pStyle w:val="Heading3"/>
-      </w:pPr>
-      <w:r>
-        <w:t>Feedback · compare after trying</w:t>
-      </w:r>
-    </w:p>
-    <w:p>
-      <w:pPr>
-        <w:spacing w:line="336" w:lineRule="auto" w:after="180"/>
-        <w:shd w:fill="F1F6FC"/>
-      </w:pPr>
-      <w:r>
-        <w:rPr>
-          <w:b w:val="0"/>
-        </w:rPr>
-        <w:t>After your attempt, compare with the supported explanation: Test explanation Reproduce version selection with controlled fixtures before naming the exact bug. A timeline separates observed events from a proposed cause.</w:t>
-      </w:r>
-    </w:p>
-    <w:p>
-      <w:pPr>
-        <w:spacing w:line="336" w:lineRule="auto" w:after="180"/>
-        <w:shd w:fill="F1F6FC"/>
-      </w:pPr>
-      <w:r>
-        <w:rPr>
-          <w:b/>
-        </w:rPr>
-        <w:t>Evidence</w:t>
-      </w:r>
-      <w:r>
-        <w:rPr>
-          <w:b w:val="0"/>
-        </w:rPr>
-        <w:t xml:space="preserve"> can locate a mismatch without yet explaining why it happened.</w:t>
-      </w:r>
-    </w:p>
-    <w:p>
-      <w:pPr>
-        <w:pStyle w:val="Heading3"/>
-      </w:pPr>
-      <w:r>
-        <w:t>Practice 2: explain the deciding evidence</w:t>
-      </w:r>
-    </w:p>
-    <w:p>
-      <w:pPr>
-        <w:pStyle w:val="Heading3"/>
-      </w:pPr>
-      <w:r>
-        <w:t>Changed case · predict first</w:t>
-      </w:r>
-    </w:p>
-    <w:p>
-      <w:pPr>
-        <w:spacing w:line="336" w:lineRule="auto" w:after="180"/>
-        <w:shd w:fill="F5F1FB"/>
-      </w:pPr>
-      <w:r>
-        <w:rPr>
-          <w:b w:val="0"/>
-        </w:rPr>
-        <w:t>Changed-case practice: Trace instead shows version 6 retrieved and room C drafted. Which conclusion is supported by the supplied facts?</w:t>
-      </w:r>
-    </w:p>
-    <w:p>
-      <w:pPr>
-        <w:spacing w:line="336" w:lineRule="auto" w:after="180"/>
-        <w:shd w:fill="F4F9FC"/>
-      </w:pPr>
-      <w:r>
-        <w:rPr>
-          <w:b w:val="0"/>
-        </w:rPr>
-        <w:t xml:space="preserve">1. This one example guarantees correct results for every future </w:t>
-      </w:r>
-      <w:r>
-        <w:rPr>
-          <w:b/>
-        </w:rPr>
-        <w:t>input</w:t>
-      </w:r>
-      <w:r>
-        <w:rPr>
-          <w:b w:val="0"/>
-        </w:rPr>
-        <w:t>.</w:t>
-      </w:r>
-    </w:p>
-    <w:p>
-      <w:pPr>
-        <w:spacing w:line="336" w:lineRule="auto" w:after="180"/>
-        <w:shd w:fill="F4F9FC"/>
-      </w:pPr>
-      <w:r>
-        <w:rPr>
-          <w:b w:val="0"/>
-        </w:rPr>
-        <w:t>2. Investigate drafting or validation before blaming caching.</w:t>
-      </w:r>
-    </w:p>
-    <w:p>
-      <w:pPr>
-        <w:spacing w:line="336" w:lineRule="auto" w:after="180"/>
-        <w:shd w:fill="F4F9FC"/>
-      </w:pPr>
-      <w:r>
-        <w:rPr>
-          <w:b w:val="0"/>
-        </w:rPr>
-        <w:t xml:space="preserve">3. We can decide the result without examining the changed </w:t>
-      </w:r>
-      <w:r>
-        <w:rPr>
-          <w:b/>
-        </w:rPr>
-        <w:t>input</w:t>
-      </w:r>
-      <w:r>
-        <w:rPr>
-          <w:b w:val="0"/>
-        </w:rPr>
-        <w:t xml:space="preserve"> or the procedure.</w:t>
-      </w:r>
-    </w:p>
-    <w:p>
-      <w:pPr>
-        <w:pStyle w:val="Heading3"/>
-      </w:pPr>
-      <w:r>
-        <w:t>My selected conclusion, deciding fact and explanation</w:t>
-      </w:r>
-    </w:p>
-    <w:p>
-      <w:r>
-        <w:t>________________________________________________________________</w:t>
-      </w:r>
-    </w:p>
-    <w:p>
-      <w:r>
-        <w:t>________________________________________________________________</w:t>
-      </w:r>
-    </w:p>
-    <w:p>
-      <w:r>
-        <w:t>________________________________________________________________</w:t>
-      </w:r>
-    </w:p>
-    <w:p>
-      <w:r>
-        <w:t>________________________________________________________________</w:t>
-      </w:r>
-    </w:p>
-    <w:p>
-      <w:r>
-        <w:t>________________________________________________________________</w:t>
-      </w:r>
-    </w:p>
-    <w:p>
-      <w:pPr>
-        <w:pStyle w:val="Heading3"/>
-      </w:pPr>
-      <w:r>
-        <w:t>Hint · try first</w:t>
-      </w:r>
-    </w:p>
-    <w:p>
-      <w:pPr>
-        <w:spacing w:line="336" w:lineRule="auto" w:after="180"/>
-        <w:shd w:fill="F1F6F8"/>
-      </w:pPr>
-      <w:r>
-        <w:rPr>
-          <w:b w:val="0"/>
-        </w:rPr>
-        <w:t>Hint if needed: Use the changed condition and the deciding step in the pictorial trace. The answer must say what follows from those facts.</w:t>
-      </w:r>
-    </w:p>
-    <w:p>
-      <w:pPr>
-        <w:pStyle w:val="Heading3"/>
-      </w:pPr>
-      <w:r>
-        <w:t>Feedback · compare after trying</w:t>
-      </w:r>
-    </w:p>
-    <w:p>
-      <w:pPr>
-        <w:spacing w:line="336" w:lineRule="auto" w:after="180"/>
-        <w:shd w:fill="F1F6FC"/>
-      </w:pPr>
-      <w:r>
-        <w:rPr>
-          <w:b w:val="0"/>
-        </w:rPr>
-        <w:t>After your attempt, compare with the supported explanation: Investigate drafting or validation before blaming caching. The mismatch now appears after retrieval.</w:t>
-      </w:r>
-    </w:p>
-    <w:p>
-      <w:pPr>
-        <w:pStyle w:val="Heading3"/>
-      </w:pPr>
-      <w:r>
-        <w:t>Repair a missing building block</w:t>
-      </w:r>
-    </w:p>
-    <w:p>
-      <w:pPr>
-        <w:spacing w:line="336" w:lineRule="auto" w:after="180"/>
-      </w:pPr>
-      <w:r>
-        <w:rPr>
-          <w:b w:val="0"/>
-        </w:rPr>
-        <w:t xml:space="preserve">Review Monitoring quality drift (ai-6/25). Goal: Explain the </w:t>
-      </w:r>
-      <w:r>
-        <w:rPr>
-          <w:b/>
-        </w:rPr>
-        <w:t>mechanism</w:t>
-      </w:r>
-      <w:r>
-        <w:rPr>
-          <w:b w:val="0"/>
-        </w:rPr>
-        <w:t xml:space="preserve"> and terminology of monitoring quality drift. Short practice: Compute both clear and ambiguous slice rates for A and B.</w:t>
-      </w:r>
-    </w:p>
-    <w:p>
-      <w:pPr>
-        <w:spacing w:line="336" w:lineRule="auto" w:after="180"/>
-      </w:pPr>
-      <w:r>
-        <w:rPr>
-          <w:b w:val="0"/>
-        </w:rPr>
-        <w:t>Which slice weakens, and how should that slice be reported when no ambiguous questions are observed?. Return to this week and explain what you changed.</w:t>
-      </w:r>
-    </w:p>
-    <w:p>
-      <w:pPr>
-        <w:spacing w:line="336" w:lineRule="auto" w:after="180"/>
-      </w:pPr>
-      <w:r>
-        <w:rPr>
-          <w:b w:val="0"/>
-        </w:rPr>
-        <w:t xml:space="preserve">Review Deployment environments (ai-6/23). Goal: Explain the </w:t>
-      </w:r>
-      <w:r>
-        <w:rPr>
-          <w:b/>
-        </w:rPr>
-        <w:t>mechanism</w:t>
-      </w:r>
-      <w:r>
-        <w:rPr>
-          <w:b w:val="0"/>
-        </w:rPr>
-        <w:t xml:space="preserve"> and terminology of deployment environments. Short practice: Identify the staging data and credential boundary.</w:t>
-      </w:r>
-    </w:p>
-    <w:p>
-      <w:pPr>
-        <w:spacing w:line="336" w:lineRule="auto" w:after="180"/>
-      </w:pPr>
-      <w:r>
-        <w:rPr>
-          <w:b w:val="0"/>
-        </w:rPr>
-        <w:t xml:space="preserve">Why must the rehearsal stop if its credential reaches production even though the </w:t>
-      </w:r>
-      <w:r>
-        <w:rPr>
-          <w:b/>
-        </w:rPr>
-        <w:t>process</w:t>
-      </w:r>
-      <w:r>
-        <w:rPr>
-          <w:b w:val="0"/>
-        </w:rPr>
-        <w:t xml:space="preserve"> is labelled staging?. Return to this week and explain what you changed.</w:t>
-      </w:r>
-    </w:p>
-    <w:p>
-      <w:pPr>
-        <w:spacing w:line="336" w:lineRule="auto" w:after="180"/>
-      </w:pPr>
-      <w:r>
-        <w:rPr>
-          <w:b w:val="0"/>
-        </w:rPr>
-        <w:t xml:space="preserve">Review Data retention and deletion (ai-6/20). Goal: Explain the </w:t>
-      </w:r>
-      <w:r>
-        <w:rPr>
-          <w:b/>
-        </w:rPr>
-        <w:t>mechanism</w:t>
-      </w:r>
-      <w:r>
-        <w:rPr>
-          <w:b w:val="0"/>
-        </w:rPr>
-        <w:t xml:space="preserve"> and terminology of data retention and deletion. Short practice: Apply the seven-day boundary to T1 and T2.</w:t>
-      </w:r>
-    </w:p>
-    <w:p>
-      <w:pPr>
-        <w:spacing w:line="336" w:lineRule="auto" w:after="180"/>
-      </w:pPr>
-      <w:r>
-        <w:rPr>
-          <w:b w:val="0"/>
-        </w:rPr>
-        <w:t>How many T2 locations need verification, and may deletion be called complete if its backup remains?. Return to this week and explain what you changed.</w:t>
-      </w:r>
-    </w:p>
-    <w:p>
-      <w:pPr>
-        <w:pStyle w:val="Heading3"/>
-      </w:pPr>
-      <w:r>
         <w:t>Keep your completed work</w:t>
       </w:r>
     </w:p>
     <w:p>
       <w:pPr>
-        <w:spacing w:line="336" w:lineRule="auto" w:after="180"/>
-      </w:pPr>
-      <w:r>
-        <w:rPr>
-          <w:b w:val="0"/>
-        </w:rPr>
-        <w:t xml:space="preserve">Use Download completed work in the hosted lesson to export your answers, reflections, practice feedback and code-run </w:t>
-      </w:r>
-      <w:r>
-        <w:rPr>
-          <w:b/>
-        </w:rPr>
-        <w:t>evidence</w:t>
-      </w:r>
-      <w:r>
-        <w:rPr>
-          <w:b w:val="0"/>
-        </w:rPr>
-        <w:t>. Open the HTML copy to read or print it.</w:t>
-      </w:r>
-    </w:p>
-    <w:p>
-      <w:pPr>
-        <w:spacing w:line="336" w:lineRule="auto" w:after="180"/>
-      </w:pPr>
-      <w:r>
-        <w:rPr>
-          <w:b w:val="0"/>
-        </w:rPr>
-        <w:t>Drafts stay in this browser when storage is available; clear drafts on a shared device.</w:t>
-      </w:r>
-    </w:p>
-    <w:p>
-      <w:pPr>
         <w:pStyle w:val="Heading1"/>
       </w:pPr>
       <w:r>
-        <w:t>18. Visual concept journey</w:t>
-      </w:r>
-    </w:p>
-    <w:p>
-      <w:r>
-        <w:t>Explain each Incident investigation graphic using its labels, deciding evidence and relevant limitation.</w:t>
-      </w:r>
-    </w:p>
-    <w:p>
-      <w:pPr>
-        <w:pStyle w:val="Heading3"/>
+        <w:t>18. Reference · Six-picture concept journey</w:t>
+      </w:r>
+    </w:p>
+    <w:p>
+      <w:r>
+        <w:t>Choose the picture that supports the current explanation.</w:t>
+      </w:r>
+    </w:p>
+    <w:p>
+      <w:pPr>
+        <w:pStyle w:val="Heading2"/>
       </w:pPr>
       <w:r>
         <w:t>01. Incident investigation: the case</w:t>
@@ -3809,7 +4711,7 @@
         <w:drawing>
           <wp:inline xmlns:a="http://schemas.openxmlformats.org/drawingml/2006/main" xmlns:pic="http://schemas.openxmlformats.org/drawingml/2006/picture">
             <wp:extent cx="5486400" cy="2834640"/>
-            <wp:docPr id="2" name="Picture 2" descr="An incident timeline. After a schedule update, a service gives an old classroom location. Supplied facts: 14:00 version 6 publishes room D; 14:05 answer uses version 5 room C; 14:06 user reports mismatch."/>
+            <wp:docPr id="4" name="Picture 4" descr="An incident timeline. After a schedule update, a service gives an old classroom location. Supplied facts: 14:00 version 6 publishes room D; 14:05 answer uses version 5 room C; 14:06 user reports mismatch."/>
             <wp:cNvGraphicFramePr>
               <a:graphicFrameLocks noChangeAspect="1"/>
             </wp:cNvGraphicFramePr>
@@ -3821,7 +4723,7 @@
                     <pic:cNvPicPr/>
                   </pic:nvPicPr>
                   <pic:blipFill>
-                    <a:blip r:embed="rId10"/>
+                    <a:blip r:embed="rId12"/>
                     <a:stretch>
                       <a:fillRect/>
                     </a:stretch>
@@ -3866,7 +4768,6 @@
     <w:p>
       <w:pPr>
         <w:spacing w:line="336" w:lineRule="auto" w:after="180"/>
-        <w:shd w:fill="F5F1FB"/>
       </w:pPr>
       <w:r>
         <w:rPr>
@@ -3877,7 +4778,7 @@
     </w:p>
     <w:p>
       <w:pPr>
-        <w:pStyle w:val="Heading3"/>
+        <w:pStyle w:val="Heading2"/>
       </w:pPr>
       <w:r>
         <w:t>02. Follow the deciding steps</w:t>
@@ -3888,7 +4789,7 @@
         <w:drawing>
           <wp:inline xmlns:a="http://schemas.openxmlformats.org/drawingml/2006/main" xmlns:pic="http://schemas.openxmlformats.org/drawingml/2006/picture">
             <wp:extent cx="5486400" cy="3337560"/>
-            <wp:docPr id="3" name="Picture 3" descr="Order events: The new source predates the request and report. → Locate stale evidence: The answer trace identifies version 5 rather than current version 6. → Test explanation: Reproduce version selection with controlled fixtures before naming the exact bug."/>
+            <wp:docPr id="5" name="Picture 5" descr="Order events: The new source predates the request and report. → Locate stale evidence: The answer trace identifies version 5 rather than current version 6. → Test explanation: Reproduce version selection with controlled fixtures before naming the exact bug."/>
             <wp:cNvGraphicFramePr>
               <a:graphicFrameLocks noChangeAspect="1"/>
             </wp:cNvGraphicFramePr>
@@ -3900,7 +4801,7 @@
                     <pic:cNvPicPr/>
                   </pic:nvPicPr>
                   <pic:blipFill>
-                    <a:blip r:embed="rId11"/>
+                    <a:blip r:embed="rId9"/>
                     <a:stretch>
                       <a:fillRect/>
                     </a:stretch>
@@ -3945,7 +4846,6 @@
     <w:p>
       <w:pPr>
         <w:spacing w:line="336" w:lineRule="auto" w:after="180"/>
-        <w:shd w:fill="F5F1FB"/>
       </w:pPr>
       <w:r>
         <w:rPr>
@@ -3968,7 +4868,7 @@
     </w:p>
     <w:p>
       <w:pPr>
-        <w:pStyle w:val="Heading3"/>
+        <w:pStyle w:val="Heading2"/>
       </w:pPr>
       <w:r>
         <w:t>03. Incident investigation — evidence trace</w:t>
@@ -3979,7 +4879,7 @@
         <w:drawing>
           <wp:inline xmlns:a="http://schemas.openxmlformats.org/drawingml/2006/main" xmlns:pic="http://schemas.openxmlformats.org/drawingml/2006/picture">
             <wp:extent cx="5486400" cy="2996184"/>
-            <wp:docPr id="4" name="Picture 4" descr="Incident investigation — evidence trace. At09:00 corpus updates; 09:05 stale cache response; 09:06 cache disabled. Team says model weights changed, but weight version is unchanged. | Record timestamps, versions, requests, authorised actions and outcomes with minimised logs. Separate immediate containment from diagnosis. Compare candidate explanations against evidence. | Weight-change claim is contradicted by the version record. Stale cache is a supported candidate explanation; preserve timeline and test it with controlled reproduction."/>
+            <wp:docPr id="6" name="Picture 6" descr="Incident investigation — evidence trace. At 09:00 corpus updates; 09:05 stale cache response; 09:06 cache disabled. Team says model weights changed, but weight version is unchanged. | Record timestamps, versions, requests, authorised actions and outcomes with minimised logs. Separate immediate containment from diagnosis. Compare candidate explanations against evidence. | Weight-change claim is contradicted by the version record. Stale cache is a supported candidate explanation; preserve timeline and test it with controlled reproduction."/>
             <wp:cNvGraphicFramePr>
               <a:graphicFrameLocks noChangeAspect="1"/>
             </wp:cNvGraphicFramePr>
@@ -3991,7 +4891,7 @@
                     <pic:cNvPicPr/>
                   </pic:nvPicPr>
                   <pic:blipFill>
-                    <a:blip r:embed="rId12"/>
+                    <a:blip r:embed="rId13"/>
                     <a:stretch>
                       <a:fillRect/>
                     </a:stretch>
@@ -4030,18 +4930,7 @@
         <w:rPr>
           <w:b w:val="0"/>
         </w:rPr>
-        <w:t xml:space="preserve"> trace. At09:00 corpus updates; 09:05 stale cache response; 09:06 cache disabled.</w:t>
-      </w:r>
-    </w:p>
-    <w:p>
-      <w:pPr>
-        <w:spacing w:line="336" w:lineRule="auto" w:after="180"/>
-      </w:pPr>
-      <w:r>
-        <w:rPr>
-          <w:b w:val="0"/>
-        </w:rPr>
-        <w:t xml:space="preserve">Team says model weights changed, but weight version is unchanged. | Record timestamps, versions, requests, authorised actions and outcomes with minimised logs. Separate immediate </w:t>
+        <w:t xml:space="preserve"> trace. At 09:00 corpus updates; 09:05 stale cache response; 09:06 cache disabled. Team says model weights changed, but weight version is unchanged. | Record timestamps, versions, requests, authorised actions and outcomes with minimised logs. Separate immediate </w:t>
       </w:r>
       <w:r>
         <w:rPr>
@@ -4053,18 +4942,7 @@
         <w:rPr>
           <w:b w:val="0"/>
         </w:rPr>
-        <w:t xml:space="preserve"> from diagnosis.</w:t>
-      </w:r>
-    </w:p>
-    <w:p>
-      <w:pPr>
-        <w:spacing w:line="336" w:lineRule="auto" w:after="180"/>
-      </w:pPr>
-      <w:r>
-        <w:rPr>
-          <w:b w:val="0"/>
-        </w:rPr>
-        <w:t xml:space="preserve">Compare candidate explanations against </w:t>
+        <w:t xml:space="preserve"> from diagnosis. Compare candidate explanations against </w:t>
       </w:r>
       <w:r>
         <w:rPr>
@@ -4082,7 +4960,6 @@
     <w:p>
       <w:pPr>
         <w:spacing w:line="336" w:lineRule="auto" w:after="180"/>
-        <w:shd w:fill="F5F1FB"/>
       </w:pPr>
       <w:r>
         <w:rPr>
@@ -4093,7 +4970,7 @@
     </w:p>
     <w:p>
       <w:pPr>
-        <w:pStyle w:val="Heading3"/>
+        <w:pStyle w:val="Heading2"/>
       </w:pPr>
       <w:r>
         <w:t>04. Change one thing. Trace what follows.</w:t>
@@ -4104,7 +4981,7 @@
         <w:drawing>
           <wp:inline xmlns:a="http://schemas.openxmlformats.org/drawingml/2006/main" xmlns:pic="http://schemas.openxmlformats.org/drawingml/2006/picture">
             <wp:extent cx="5486400" cy="3026664"/>
-            <wp:docPr id="5" name="Picture 5" descr="Original case: Reproduce version selection with controlled fixtures before naming the exact bug. Changed condition: Trace instead shows version 6 retrieved and room C drafted. Expected result: Investigate drafting or validation before blaming caching. Reason: The mismatch now appears after retrieval."/>
+            <wp:docPr id="7" name="Picture 7" descr="Original case: Reproduce version selection with controlled fixtures before naming the exact bug. Changed condition: Trace instead shows version 6 retrieved and room C drafted. Expected result: Investigate drafting or validation before blaming caching. Reason: The mismatch now appears after retrieval."/>
             <wp:cNvGraphicFramePr>
               <a:graphicFrameLocks noChangeAspect="1"/>
             </wp:cNvGraphicFramePr>
@@ -4116,7 +4993,7 @@
                     <pic:cNvPicPr/>
                   </pic:nvPicPr>
                   <pic:blipFill>
-                    <a:blip r:embed="rId13"/>
+                    <a:blip r:embed="rId10"/>
                     <a:stretch>
                       <a:fillRect/>
                     </a:stretch>
@@ -4160,7 +5037,6 @@
     <w:p>
       <w:pPr>
         <w:spacing w:line="336" w:lineRule="auto" w:after="180"/>
-        <w:shd w:fill="F5F1FB"/>
       </w:pPr>
       <w:r>
         <w:rPr>
@@ -4171,7 +5047,7 @@
     </w:p>
     <w:p>
       <w:pPr>
-        <w:pStyle w:val="Heading3"/>
+        <w:pStyle w:val="Heading2"/>
       </w:pPr>
       <w:r>
         <w:t>05. Connect the explanation to its limit</w:t>
@@ -4182,7 +5058,7 @@
         <w:drawing>
           <wp:inline xmlns:a="http://schemas.openxmlformats.org/drawingml/2006/main" xmlns:pic="http://schemas.openxmlformats.org/drawingml/2006/picture">
             <wp:extent cx="5486400" cy="2834640"/>
-            <wp:docPr id="6" name="Picture 6" descr="A timeline separates observed events from a proposed cause. Evidence can locate a mismatch without yet explaining why it happened. Limit: Missing events may change the account; temporal order alone does not prove causation."/>
+            <wp:docPr id="8" name="Picture 8" descr="A timeline separates observed events from a proposed cause. Evidence can locate a mismatch without yet explaining why it happened. Limit: Missing events may change the account; temporal order alone does not prove causation."/>
             <wp:cNvGraphicFramePr>
               <a:graphicFrameLocks noChangeAspect="1"/>
             </wp:cNvGraphicFramePr>
@@ -4239,7 +5115,6 @@
     <w:p>
       <w:pPr>
         <w:spacing w:line="336" w:lineRule="auto" w:after="180"/>
-        <w:shd w:fill="F5F1FB"/>
       </w:pPr>
       <w:r>
         <w:rPr>
@@ -4250,7 +5125,7 @@
     </w:p>
     <w:p>
       <w:pPr>
-        <w:pStyle w:val="Heading3"/>
+        <w:pStyle w:val="Heading2"/>
       </w:pPr>
       <w:r>
         <w:t>06. Make the idea visible in your project</w:t>
@@ -4261,7 +5136,7 @@
         <w:drawing>
           <wp:inline xmlns:a="http://schemas.openxmlformats.org/drawingml/2006/main" xmlns:pic="http://schemas.openxmlformats.org/drawingml/2006/picture">
             <wp:extent cx="5486400" cy="3529584"/>
-            <wp:docPr id="7" name="Picture 7" descr="For the Grounded Learning Service, retain an annotated trace and the changed-case result. Name the contract or evidence that makes the deciding step valid, so another team can review it. Draw your input, deciding step, result and limit. Supported question: Order the three incident records and locate the old evidence version. How does the investigation change if the trace instead retrieves version 6 but drafts room C?"/>
+            <wp:docPr id="9" name="Picture 9" descr="For the Grounded Learning Service, retain an annotated trace and the changed-case result. Name the contract or evidence that makes the deciding step valid, so another team can review it. Draw your input, deciding step, result and limit. Supported question: Order the three incident records and locate the old evidence version. How does the investigation change if the trace instead retrieves version 6 but drafts room C?"/>
             <wp:cNvGraphicFramePr>
               <a:graphicFrameLocks noChangeAspect="1"/>
             </wp:cNvGraphicFramePr>
@@ -4364,7 +5239,6 @@
     <w:p>
       <w:pPr>
         <w:spacing w:line="336" w:lineRule="auto" w:after="180"/>
-        <w:shd w:fill="F5F1FB"/>
       </w:pPr>
       <w:r>
         <w:rPr>
@@ -4383,6 +5257,62 @@
           <w:b w:val="0"/>
         </w:rPr>
         <w:t>.</w:t>
+      </w:r>
+    </w:p>
+    <w:p>
+      <w:pPr>
+        <w:pStyle w:val="Heading2"/>
+      </w:pPr>
+      <w:r>
+        <w:t>Earlier wording, alternatives and picture transcripts · reference / check after trying</w:t>
+      </w:r>
+    </w:p>
+    <w:p>
+      <w:pPr>
+        <w:pStyle w:val="Heading3"/>
+      </w:pPr>
+      <w:r>
+        <w:t>01. Incident investigation: the case</w:t>
+      </w:r>
+    </w:p>
+    <w:p>
+      <w:pPr>
+        <w:pStyle w:val="Heading3"/>
+      </w:pPr>
+      <w:r>
+        <w:t>02. Follow the deciding steps</w:t>
+      </w:r>
+    </w:p>
+    <w:p>
+      <w:pPr>
+        <w:pStyle w:val="Heading3"/>
+      </w:pPr>
+      <w:r>
+        <w:t>03. Incident investigation — evidence trace</w:t>
+      </w:r>
+    </w:p>
+    <w:p>
+      <w:pPr>
+        <w:pStyle w:val="Heading3"/>
+      </w:pPr>
+      <w:r>
+        <w:t>04. Change one thing. Trace what follows.</w:t>
+      </w:r>
+    </w:p>
+    <w:p>
+      <w:pPr>
+        <w:pStyle w:val="Heading3"/>
+      </w:pPr>
+      <w:r>
+        <w:t>05. Connect the explanation to its limit</w:t>
+      </w:r>
+    </w:p>
+    <w:p>
+      <w:pPr>
+        <w:pStyle w:val="Heading3"/>
+      </w:pPr>
+      <w:r>
+        <w:t>06. Make the idea visible in your project</w:t>
       </w:r>
     </w:p>
     <w:sectPr>
